--- a/SQL_2nd_highest.docx
+++ b/SQL_2nd_highest.docx
@@ -29,6 +29,7 @@
           <w:szCs w:val="22"/>
         </w:rPr>
       </w:pPr>
+      <w:proofErr w:type="gramStart"/>
       <w:r>
         <w:rPr>
           <w:rFonts w:asciiTheme="minorHAnsi" w:hAnsiTheme="minorHAnsi" w:cstheme="minorHAnsi"/>
@@ -37,6 +38,7 @@
         </w:rPr>
         <w:t>Explanation</w:t>
       </w:r>
+      <w:proofErr w:type="gramEnd"/>
       <w:r>
         <w:rPr>
           <w:rFonts w:asciiTheme="minorHAnsi" w:hAnsiTheme="minorHAnsi" w:cstheme="minorHAnsi"/>
@@ -119,6 +121,7 @@
         </w:rPr>
         <w:t xml:space="preserve"> </w:t>
       </w:r>
+      <w:proofErr w:type="gramStart"/>
       <w:r>
         <w:rPr>
           <w:rStyle w:val="hljs-builtin"/>
@@ -135,7 +138,17 @@
           <w:sz w:val="22"/>
           <w:szCs w:val="22"/>
         </w:rPr>
-        <w:t>(salary)</w:t>
+        <w:t>(</w:t>
+      </w:r>
+      <w:proofErr w:type="gramEnd"/>
+      <w:r>
+        <w:rPr>
+          <w:rStyle w:val="HTMLCode"/>
+          <w:rFonts w:asciiTheme="minorHAnsi" w:hAnsiTheme="minorHAnsi" w:cstheme="minorHAnsi"/>
+          <w:sz w:val="22"/>
+          <w:szCs w:val="22"/>
+        </w:rPr>
+        <w:t>salary)</w:t>
       </w:r>
     </w:p>
     <w:p>
@@ -231,6 +244,7 @@
         </w:rPr>
         <w:t xml:space="preserve"> </w:t>
       </w:r>
+      <w:proofErr w:type="gramStart"/>
       <w:r>
         <w:rPr>
           <w:rStyle w:val="hljs-builtin"/>
@@ -247,7 +261,17 @@
           <w:sz w:val="22"/>
           <w:szCs w:val="22"/>
         </w:rPr>
-        <w:t xml:space="preserve">(salary) </w:t>
+        <w:t>(</w:t>
+      </w:r>
+      <w:proofErr w:type="gramEnd"/>
+      <w:r>
+        <w:rPr>
+          <w:rStyle w:val="HTMLCode"/>
+          <w:rFonts w:asciiTheme="minorHAnsi" w:hAnsiTheme="minorHAnsi" w:cstheme="minorHAnsi"/>
+          <w:sz w:val="22"/>
+          <w:szCs w:val="22"/>
+        </w:rPr>
+        <w:t xml:space="preserve">salary) </w:t>
       </w:r>
       <w:r>
         <w:rPr>
@@ -334,7 +358,25 @@
           <w:sz w:val="22"/>
           <w:szCs w:val="22"/>
         </w:rPr>
-        <w:t>2. Find Nth highest salary</w:t>
+        <w:t xml:space="preserve">2. Find </w:t>
+      </w:r>
+      <w:proofErr w:type="gramStart"/>
+      <w:r>
+        <w:rPr>
+          <w:rFonts w:asciiTheme="minorHAnsi" w:hAnsiTheme="minorHAnsi" w:cstheme="minorHAnsi"/>
+          <w:sz w:val="22"/>
+          <w:szCs w:val="22"/>
+        </w:rPr>
+        <w:t>Nth</w:t>
+      </w:r>
+      <w:proofErr w:type="gramEnd"/>
+      <w:r>
+        <w:rPr>
+          <w:rFonts w:asciiTheme="minorHAnsi" w:hAnsiTheme="minorHAnsi" w:cstheme="minorHAnsi"/>
+          <w:sz w:val="22"/>
+          <w:szCs w:val="22"/>
+        </w:rPr>
+        <w:t xml:space="preserve"> highest salary</w:t>
       </w:r>
     </w:p>
     <w:p>
@@ -361,7 +403,24 @@
           <w:szCs w:val="22"/>
         </w:rPr>
         <w:br/>
-        <w:t>We need ranking that does not skip numbers when duplicates exist.</w:t>
+      </w:r>
+      <w:proofErr w:type="gramStart"/>
+      <w:r>
+        <w:rPr>
+          <w:rFonts w:asciiTheme="minorHAnsi" w:hAnsiTheme="minorHAnsi" w:cstheme="minorHAnsi"/>
+          <w:sz w:val="22"/>
+          <w:szCs w:val="22"/>
+        </w:rPr>
+        <w:t>We</w:t>
+      </w:r>
+      <w:proofErr w:type="gramEnd"/>
+      <w:r>
+        <w:rPr>
+          <w:rFonts w:asciiTheme="minorHAnsi" w:hAnsiTheme="minorHAnsi" w:cstheme="minorHAnsi"/>
+          <w:sz w:val="22"/>
+          <w:szCs w:val="22"/>
+        </w:rPr>
+        <w:t xml:space="preserve"> need ranking that does not skip numbers when duplicates exist.</w:t>
       </w:r>
     </w:p>
     <w:p>
@@ -513,16 +572,36 @@
           <w:sz w:val="22"/>
           <w:szCs w:val="22"/>
         </w:rPr>
-        <w:t>DENSE_RANK</w:t>
-      </w:r>
-      <w:r>
-        <w:rPr>
-          <w:rStyle w:val="HTMLCode"/>
-          <w:rFonts w:asciiTheme="minorHAnsi" w:hAnsiTheme="minorHAnsi" w:cstheme="minorHAnsi"/>
-          <w:sz w:val="22"/>
-          <w:szCs w:val="22"/>
-        </w:rPr>
-        <w:t xml:space="preserve">() </w:t>
+        <w:t>DENSE_</w:t>
+      </w:r>
+      <w:proofErr w:type="gramStart"/>
+      <w:r>
+        <w:rPr>
+          <w:rStyle w:val="hljs-builtin"/>
+          <w:rFonts w:asciiTheme="minorHAnsi" w:hAnsiTheme="minorHAnsi" w:cstheme="minorHAnsi"/>
+          <w:sz w:val="22"/>
+          <w:szCs w:val="22"/>
+        </w:rPr>
+        <w:t>RANK</w:t>
+      </w:r>
+      <w:r>
+        <w:rPr>
+          <w:rStyle w:val="HTMLCode"/>
+          <w:rFonts w:asciiTheme="minorHAnsi" w:hAnsiTheme="minorHAnsi" w:cstheme="minorHAnsi"/>
+          <w:sz w:val="22"/>
+          <w:szCs w:val="22"/>
+        </w:rPr>
+        <w:t>(</w:t>
+      </w:r>
+      <w:proofErr w:type="gramEnd"/>
+      <w:r>
+        <w:rPr>
+          <w:rStyle w:val="HTMLCode"/>
+          <w:rFonts w:asciiTheme="minorHAnsi" w:hAnsiTheme="minorHAnsi" w:cstheme="minorHAnsi"/>
+          <w:sz w:val="22"/>
+          <w:szCs w:val="22"/>
+        </w:rPr>
+        <w:t xml:space="preserve">) </w:t>
       </w:r>
       <w:r>
         <w:rPr>
@@ -612,8 +691,19 @@
           <w:sz w:val="22"/>
           <w:szCs w:val="22"/>
         </w:rPr>
-        <w:t xml:space="preserve"> rnk</w:t>
-      </w:r>
+        <w:t xml:space="preserve"> </w:t>
+      </w:r>
+      <w:proofErr w:type="spellStart"/>
+      <w:r>
+        <w:rPr>
+          <w:rStyle w:val="HTMLCode"/>
+          <w:rFonts w:asciiTheme="minorHAnsi" w:hAnsiTheme="minorHAnsi" w:cstheme="minorHAnsi"/>
+          <w:sz w:val="22"/>
+          <w:szCs w:val="22"/>
+        </w:rPr>
+        <w:t>rnk</w:t>
+      </w:r>
+      <w:proofErr w:type="spellEnd"/>
     </w:p>
     <w:p>
       <w:pPr>
@@ -699,7 +789,27 @@
           <w:sz w:val="22"/>
           <w:szCs w:val="22"/>
         </w:rPr>
-        <w:t xml:space="preserve"> rnk </w:t>
+        <w:t xml:space="preserve"> </w:t>
+      </w:r>
+      <w:proofErr w:type="spellStart"/>
+      <w:r>
+        <w:rPr>
+          <w:rStyle w:val="HTMLCode"/>
+          <w:rFonts w:asciiTheme="minorHAnsi" w:hAnsiTheme="minorHAnsi" w:cstheme="minorHAnsi"/>
+          <w:sz w:val="22"/>
+          <w:szCs w:val="22"/>
+        </w:rPr>
+        <w:t>rnk</w:t>
+      </w:r>
+      <w:proofErr w:type="spellEnd"/>
+      <w:r>
+        <w:rPr>
+          <w:rStyle w:val="HTMLCode"/>
+          <w:rFonts w:asciiTheme="minorHAnsi" w:hAnsiTheme="minorHAnsi" w:cstheme="minorHAnsi"/>
+          <w:sz w:val="22"/>
+          <w:szCs w:val="22"/>
+        </w:rPr>
+        <w:t xml:space="preserve"> </w:t>
       </w:r>
       <w:r>
         <w:rPr>
@@ -744,7 +854,24 @@
           <w:szCs w:val="22"/>
         </w:rPr>
         <w:br/>
-        <w:t>ROW_NUMBER ignores duplicates and gives incorrect result.</w:t>
+      </w:r>
+      <w:proofErr w:type="spellStart"/>
+      <w:r>
+        <w:rPr>
+          <w:rFonts w:asciiTheme="minorHAnsi" w:hAnsiTheme="minorHAnsi" w:cstheme="minorHAnsi"/>
+          <w:sz w:val="22"/>
+          <w:szCs w:val="22"/>
+        </w:rPr>
+        <w:t>ROW_NUMBER</w:t>
+      </w:r>
+      <w:proofErr w:type="spellEnd"/>
+      <w:r>
+        <w:rPr>
+          <w:rFonts w:asciiTheme="minorHAnsi" w:hAnsiTheme="minorHAnsi" w:cstheme="minorHAnsi"/>
+          <w:sz w:val="22"/>
+          <w:szCs w:val="22"/>
+        </w:rPr>
+        <w:t xml:space="preserve"> ignores duplicates and gives incorrect result.</w:t>
       </w:r>
     </w:p>
     <w:p>
@@ -954,6 +1081,7 @@
         <w:rPr>
           <w:rStyle w:val="HTMLCode"/>
           <w:rFonts w:asciiTheme="minorHAnsi" w:hAnsiTheme="minorHAnsi" w:cstheme="minorHAnsi"/>
+          <w:noProof/>
           <w:sz w:val="22"/>
           <w:szCs w:val="22"/>
         </w:rPr>
@@ -971,6 +1099,7 @@
         <w:rPr>
           <w:rStyle w:val="hljs-builtin"/>
           <w:rFonts w:asciiTheme="minorHAnsi" w:hAnsiTheme="minorHAnsi" w:cstheme="minorHAnsi"/>
+          <w:noProof/>
           <w:sz w:val="22"/>
           <w:szCs w:val="22"/>
         </w:rPr>
@@ -980,6 +1109,7 @@
         <w:rPr>
           <w:rStyle w:val="HTMLCode"/>
           <w:rFonts w:asciiTheme="minorHAnsi" w:hAnsiTheme="minorHAnsi" w:cstheme="minorHAnsi"/>
+          <w:noProof/>
           <w:sz w:val="22"/>
           <w:szCs w:val="22"/>
         </w:rPr>
@@ -989,6 +1119,7 @@
         <w:rPr>
           <w:rStyle w:val="hljs-keyword"/>
           <w:rFonts w:asciiTheme="minorHAnsi" w:hAnsiTheme="minorHAnsi" w:cstheme="minorHAnsi"/>
+          <w:noProof/>
           <w:sz w:val="22"/>
           <w:szCs w:val="22"/>
         </w:rPr>
@@ -998,6 +1129,7 @@
         <w:rPr>
           <w:rStyle w:val="HTMLCode"/>
           <w:rFonts w:asciiTheme="minorHAnsi" w:hAnsiTheme="minorHAnsi" w:cstheme="minorHAnsi"/>
+          <w:noProof/>
           <w:sz w:val="22"/>
           <w:szCs w:val="22"/>
         </w:rPr>
@@ -1161,8 +1293,19 @@
           <w:sz w:val="22"/>
           <w:szCs w:val="22"/>
         </w:rPr>
-        <w:t xml:space="preserve"> rnk</w:t>
-      </w:r>
+        <w:t xml:space="preserve"> </w:t>
+      </w:r>
+      <w:proofErr w:type="spellStart"/>
+      <w:r>
+        <w:rPr>
+          <w:rStyle w:val="HTMLCode"/>
+          <w:rFonts w:asciiTheme="minorHAnsi" w:hAnsiTheme="minorHAnsi" w:cstheme="minorHAnsi"/>
+          <w:sz w:val="22"/>
+          <w:szCs w:val="22"/>
+        </w:rPr>
+        <w:t>rnk</w:t>
+      </w:r>
+      <w:proofErr w:type="spellEnd"/>
     </w:p>
     <w:p>
       <w:pPr>
@@ -1248,7 +1391,27 @@
           <w:sz w:val="22"/>
           <w:szCs w:val="22"/>
         </w:rPr>
-        <w:t xml:space="preserve"> rnk </w:t>
+        <w:t xml:space="preserve"> </w:t>
+      </w:r>
+      <w:proofErr w:type="spellStart"/>
+      <w:r>
+        <w:rPr>
+          <w:rStyle w:val="HTMLCode"/>
+          <w:rFonts w:asciiTheme="minorHAnsi" w:hAnsiTheme="minorHAnsi" w:cstheme="minorHAnsi"/>
+          <w:sz w:val="22"/>
+          <w:szCs w:val="22"/>
+        </w:rPr>
+        <w:t>rnk</w:t>
+      </w:r>
+      <w:proofErr w:type="spellEnd"/>
+      <w:r>
+        <w:rPr>
+          <w:rStyle w:val="HTMLCode"/>
+          <w:rFonts w:asciiTheme="minorHAnsi" w:hAnsiTheme="minorHAnsi" w:cstheme="minorHAnsi"/>
+          <w:sz w:val="22"/>
+          <w:szCs w:val="22"/>
+        </w:rPr>
+        <w:t xml:space="preserve"> </w:t>
       </w:r>
       <w:r>
         <w:rPr>
@@ -1371,7 +1534,24 @@
           <w:szCs w:val="22"/>
         </w:rPr>
         <w:br/>
-        <w:t>We must decide which row to keep. DISTINCT cannot do this.</w:t>
+      </w:r>
+      <w:proofErr w:type="gramStart"/>
+      <w:r>
+        <w:rPr>
+          <w:rFonts w:asciiTheme="minorHAnsi" w:hAnsiTheme="minorHAnsi" w:cstheme="minorHAnsi"/>
+          <w:sz w:val="22"/>
+          <w:szCs w:val="22"/>
+        </w:rPr>
+        <w:t>We</w:t>
+      </w:r>
+      <w:proofErr w:type="gramEnd"/>
+      <w:r>
+        <w:rPr>
+          <w:rFonts w:asciiTheme="minorHAnsi" w:hAnsiTheme="minorHAnsi" w:cstheme="minorHAnsi"/>
+          <w:sz w:val="22"/>
+          <w:szCs w:val="22"/>
+        </w:rPr>
+        <w:t xml:space="preserve"> must decide which row to keep. DISTINCT cannot do this.</w:t>
       </w:r>
     </w:p>
     <w:p>
@@ -1445,14 +1625,16 @@
         <w:rPr>
           <w:rStyle w:val="HTMLCode"/>
           <w:rFonts w:asciiTheme="minorHAnsi" w:hAnsiTheme="minorHAnsi" w:cstheme="minorHAnsi"/>
-          <w:sz w:val="22"/>
-          <w:szCs w:val="22"/>
-        </w:rPr>
-      </w:pPr>
-      <w:r>
-        <w:rPr>
-          <w:rStyle w:val="hljs-keyword"/>
-          <w:rFonts w:asciiTheme="minorHAnsi" w:hAnsiTheme="minorHAnsi" w:cstheme="minorHAnsi"/>
+          <w:noProof/>
+          <w:sz w:val="22"/>
+          <w:szCs w:val="22"/>
+        </w:rPr>
+      </w:pPr>
+      <w:r>
+        <w:rPr>
+          <w:rStyle w:val="hljs-keyword"/>
+          <w:rFonts w:asciiTheme="minorHAnsi" w:hAnsiTheme="minorHAnsi" w:cstheme="minorHAnsi"/>
+          <w:noProof/>
           <w:sz w:val="22"/>
           <w:szCs w:val="22"/>
         </w:rPr>
@@ -1462,6 +1644,7 @@
         <w:rPr>
           <w:rStyle w:val="HTMLCode"/>
           <w:rFonts w:asciiTheme="minorHAnsi" w:hAnsiTheme="minorHAnsi" w:cstheme="minorHAnsi"/>
+          <w:noProof/>
           <w:sz w:val="22"/>
           <w:szCs w:val="22"/>
         </w:rPr>
@@ -1471,6 +1654,7 @@
         <w:rPr>
           <w:rStyle w:val="hljs-keyword"/>
           <w:rFonts w:asciiTheme="minorHAnsi" w:hAnsiTheme="minorHAnsi" w:cstheme="minorHAnsi"/>
+          <w:noProof/>
           <w:sz w:val="22"/>
           <w:szCs w:val="22"/>
         </w:rPr>
@@ -1480,6 +1664,7 @@
         <w:rPr>
           <w:rStyle w:val="HTMLCode"/>
           <w:rFonts w:asciiTheme="minorHAnsi" w:hAnsiTheme="minorHAnsi" w:cstheme="minorHAnsi"/>
+          <w:noProof/>
           <w:sz w:val="22"/>
           <w:szCs w:val="22"/>
         </w:rPr>
@@ -1492,14 +1677,16 @@
         <w:rPr>
           <w:rStyle w:val="HTMLCode"/>
           <w:rFonts w:asciiTheme="minorHAnsi" w:hAnsiTheme="minorHAnsi" w:cstheme="minorHAnsi"/>
-          <w:sz w:val="22"/>
-          <w:szCs w:val="22"/>
-        </w:rPr>
-      </w:pPr>
-      <w:r>
-        <w:rPr>
-          <w:rStyle w:val="HTMLCode"/>
-          <w:rFonts w:asciiTheme="minorHAnsi" w:hAnsiTheme="minorHAnsi" w:cstheme="minorHAnsi"/>
+          <w:noProof/>
+          <w:sz w:val="22"/>
+          <w:szCs w:val="22"/>
+        </w:rPr>
+      </w:pPr>
+      <w:r>
+        <w:rPr>
+          <w:rStyle w:val="HTMLCode"/>
+          <w:rFonts w:asciiTheme="minorHAnsi" w:hAnsiTheme="minorHAnsi" w:cstheme="minorHAnsi"/>
+          <w:noProof/>
           <w:sz w:val="22"/>
           <w:szCs w:val="22"/>
         </w:rPr>
@@ -1509,6 +1696,7 @@
         <w:rPr>
           <w:rStyle w:val="hljs-keyword"/>
           <w:rFonts w:asciiTheme="minorHAnsi" w:hAnsiTheme="minorHAnsi" w:cstheme="minorHAnsi"/>
+          <w:noProof/>
           <w:sz w:val="22"/>
           <w:szCs w:val="22"/>
         </w:rPr>
@@ -1518,6 +1706,7 @@
         <w:rPr>
           <w:rStyle w:val="HTMLCode"/>
           <w:rFonts w:asciiTheme="minorHAnsi" w:hAnsiTheme="minorHAnsi" w:cstheme="minorHAnsi"/>
+          <w:noProof/>
           <w:sz w:val="22"/>
           <w:szCs w:val="22"/>
         </w:rPr>
@@ -1530,14 +1719,16 @@
         <w:rPr>
           <w:rStyle w:val="HTMLCode"/>
           <w:rFonts w:asciiTheme="minorHAnsi" w:hAnsiTheme="minorHAnsi" w:cstheme="minorHAnsi"/>
-          <w:sz w:val="22"/>
-          <w:szCs w:val="22"/>
-        </w:rPr>
-      </w:pPr>
-      <w:r>
-        <w:rPr>
-          <w:rStyle w:val="HTMLCode"/>
-          <w:rFonts w:asciiTheme="minorHAnsi" w:hAnsiTheme="minorHAnsi" w:cstheme="minorHAnsi"/>
+          <w:noProof/>
+          <w:sz w:val="22"/>
+          <w:szCs w:val="22"/>
+        </w:rPr>
+      </w:pPr>
+      <w:r>
+        <w:rPr>
+          <w:rStyle w:val="HTMLCode"/>
+          <w:rFonts w:asciiTheme="minorHAnsi" w:hAnsiTheme="minorHAnsi" w:cstheme="minorHAnsi"/>
+          <w:noProof/>
           <w:sz w:val="22"/>
           <w:szCs w:val="22"/>
         </w:rPr>
@@ -1547,6 +1738,7 @@
         <w:rPr>
           <w:rStyle w:val="hljs-keyword"/>
           <w:rFonts w:asciiTheme="minorHAnsi" w:hAnsiTheme="minorHAnsi" w:cstheme="minorHAnsi"/>
+          <w:noProof/>
           <w:sz w:val="22"/>
           <w:szCs w:val="22"/>
         </w:rPr>
@@ -1556,6 +1748,7 @@
         <w:rPr>
           <w:rStyle w:val="HTMLCode"/>
           <w:rFonts w:asciiTheme="minorHAnsi" w:hAnsiTheme="minorHAnsi" w:cstheme="minorHAnsi"/>
+          <w:noProof/>
           <w:sz w:val="22"/>
           <w:szCs w:val="22"/>
         </w:rPr>
@@ -1568,14 +1761,16 @@
         <w:rPr>
           <w:rStyle w:val="HTMLCode"/>
           <w:rFonts w:asciiTheme="minorHAnsi" w:hAnsiTheme="minorHAnsi" w:cstheme="minorHAnsi"/>
-          <w:sz w:val="22"/>
-          <w:szCs w:val="22"/>
-        </w:rPr>
-      </w:pPr>
-      <w:r>
-        <w:rPr>
-          <w:rStyle w:val="HTMLCode"/>
-          <w:rFonts w:asciiTheme="minorHAnsi" w:hAnsiTheme="minorHAnsi" w:cstheme="minorHAnsi"/>
+          <w:noProof/>
+          <w:sz w:val="22"/>
+          <w:szCs w:val="22"/>
+        </w:rPr>
+      </w:pPr>
+      <w:r>
+        <w:rPr>
+          <w:rStyle w:val="HTMLCode"/>
+          <w:rFonts w:asciiTheme="minorHAnsi" w:hAnsiTheme="minorHAnsi" w:cstheme="minorHAnsi"/>
+          <w:noProof/>
           <w:sz w:val="22"/>
           <w:szCs w:val="22"/>
         </w:rPr>
@@ -1585,6 +1780,7 @@
         <w:rPr>
           <w:rStyle w:val="hljs-keyword"/>
           <w:rFonts w:asciiTheme="minorHAnsi" w:hAnsiTheme="minorHAnsi" w:cstheme="minorHAnsi"/>
+          <w:noProof/>
           <w:sz w:val="22"/>
           <w:szCs w:val="22"/>
         </w:rPr>
@@ -1594,6 +1790,7 @@
         <w:rPr>
           <w:rStyle w:val="HTMLCode"/>
           <w:rFonts w:asciiTheme="minorHAnsi" w:hAnsiTheme="minorHAnsi" w:cstheme="minorHAnsi"/>
+          <w:noProof/>
           <w:sz w:val="22"/>
           <w:szCs w:val="22"/>
         </w:rPr>
@@ -1606,14 +1803,16 @@
         <w:rPr>
           <w:rStyle w:val="HTMLCode"/>
           <w:rFonts w:asciiTheme="minorHAnsi" w:hAnsiTheme="minorHAnsi" w:cstheme="minorHAnsi"/>
-          <w:sz w:val="22"/>
-          <w:szCs w:val="22"/>
-        </w:rPr>
-      </w:pPr>
-      <w:r>
-        <w:rPr>
-          <w:rStyle w:val="HTMLCode"/>
-          <w:rFonts w:asciiTheme="minorHAnsi" w:hAnsiTheme="minorHAnsi" w:cstheme="minorHAnsi"/>
+          <w:noProof/>
+          <w:sz w:val="22"/>
+          <w:szCs w:val="22"/>
+        </w:rPr>
+      </w:pPr>
+      <w:r>
+        <w:rPr>
+          <w:rStyle w:val="HTMLCode"/>
+          <w:rFonts w:asciiTheme="minorHAnsi" w:hAnsiTheme="minorHAnsi" w:cstheme="minorHAnsi"/>
+          <w:noProof/>
           <w:sz w:val="22"/>
           <w:szCs w:val="22"/>
         </w:rPr>
@@ -1623,6 +1822,7 @@
         <w:rPr>
           <w:rStyle w:val="hljs-builtin"/>
           <w:rFonts w:asciiTheme="minorHAnsi" w:hAnsiTheme="minorHAnsi" w:cstheme="minorHAnsi"/>
+          <w:noProof/>
           <w:sz w:val="22"/>
           <w:szCs w:val="22"/>
         </w:rPr>
@@ -1632,6 +1832,7 @@
         <w:rPr>
           <w:rStyle w:val="HTMLCode"/>
           <w:rFonts w:asciiTheme="minorHAnsi" w:hAnsiTheme="minorHAnsi" w:cstheme="minorHAnsi"/>
+          <w:noProof/>
           <w:sz w:val="22"/>
           <w:szCs w:val="22"/>
         </w:rPr>
@@ -1641,6 +1842,7 @@
         <w:rPr>
           <w:rStyle w:val="hljs-keyword"/>
           <w:rFonts w:asciiTheme="minorHAnsi" w:hAnsiTheme="minorHAnsi" w:cstheme="minorHAnsi"/>
+          <w:noProof/>
           <w:sz w:val="22"/>
           <w:szCs w:val="22"/>
         </w:rPr>
@@ -1650,6 +1852,7 @@
         <w:rPr>
           <w:rStyle w:val="HTMLCode"/>
           <w:rFonts w:asciiTheme="minorHAnsi" w:hAnsiTheme="minorHAnsi" w:cstheme="minorHAnsi"/>
+          <w:noProof/>
           <w:sz w:val="22"/>
           <w:szCs w:val="22"/>
         </w:rPr>
@@ -1662,14 +1865,16 @@
         <w:rPr>
           <w:rStyle w:val="HTMLCode"/>
           <w:rFonts w:asciiTheme="minorHAnsi" w:hAnsiTheme="minorHAnsi" w:cstheme="minorHAnsi"/>
-          <w:sz w:val="22"/>
-          <w:szCs w:val="22"/>
-        </w:rPr>
-      </w:pPr>
-      <w:r>
-        <w:rPr>
-          <w:rStyle w:val="HTMLCode"/>
-          <w:rFonts w:asciiTheme="minorHAnsi" w:hAnsiTheme="minorHAnsi" w:cstheme="minorHAnsi"/>
+          <w:noProof/>
+          <w:sz w:val="22"/>
+          <w:szCs w:val="22"/>
+        </w:rPr>
+      </w:pPr>
+      <w:r>
+        <w:rPr>
+          <w:rStyle w:val="HTMLCode"/>
+          <w:rFonts w:asciiTheme="minorHAnsi" w:hAnsiTheme="minorHAnsi" w:cstheme="minorHAnsi"/>
+          <w:noProof/>
           <w:sz w:val="22"/>
           <w:szCs w:val="22"/>
         </w:rPr>
@@ -1679,6 +1884,7 @@
         <w:rPr>
           <w:rStyle w:val="hljs-keyword"/>
           <w:rFonts w:asciiTheme="minorHAnsi" w:hAnsiTheme="minorHAnsi" w:cstheme="minorHAnsi"/>
+          <w:noProof/>
           <w:sz w:val="22"/>
           <w:szCs w:val="22"/>
         </w:rPr>
@@ -1688,6 +1894,7 @@
         <w:rPr>
           <w:rStyle w:val="HTMLCode"/>
           <w:rFonts w:asciiTheme="minorHAnsi" w:hAnsiTheme="minorHAnsi" w:cstheme="minorHAnsi"/>
+          <w:noProof/>
           <w:sz w:val="22"/>
           <w:szCs w:val="22"/>
         </w:rPr>
@@ -1697,6 +1904,7 @@
         <w:rPr>
           <w:rStyle w:val="hljs-keyword"/>
           <w:rFonts w:asciiTheme="minorHAnsi" w:hAnsiTheme="minorHAnsi" w:cstheme="minorHAnsi"/>
+          <w:noProof/>
           <w:sz w:val="22"/>
           <w:szCs w:val="22"/>
         </w:rPr>
@@ -1706,6 +1914,7 @@
         <w:rPr>
           <w:rStyle w:val="HTMLCode"/>
           <w:rFonts w:asciiTheme="minorHAnsi" w:hAnsiTheme="minorHAnsi" w:cstheme="minorHAnsi"/>
+          <w:noProof/>
           <w:sz w:val="22"/>
           <w:szCs w:val="22"/>
         </w:rPr>
@@ -1718,14 +1927,16 @@
         <w:rPr>
           <w:rStyle w:val="HTMLCode"/>
           <w:rFonts w:asciiTheme="minorHAnsi" w:hAnsiTheme="minorHAnsi" w:cstheme="minorHAnsi"/>
-          <w:sz w:val="22"/>
-          <w:szCs w:val="22"/>
-        </w:rPr>
-      </w:pPr>
-      <w:r>
-        <w:rPr>
-          <w:rStyle w:val="HTMLCode"/>
-          <w:rFonts w:asciiTheme="minorHAnsi" w:hAnsiTheme="minorHAnsi" w:cstheme="minorHAnsi"/>
+          <w:noProof/>
+          <w:sz w:val="22"/>
+          <w:szCs w:val="22"/>
+        </w:rPr>
+      </w:pPr>
+      <w:r>
+        <w:rPr>
+          <w:rStyle w:val="HTMLCode"/>
+          <w:rFonts w:asciiTheme="minorHAnsi" w:hAnsiTheme="minorHAnsi" w:cstheme="minorHAnsi"/>
+          <w:noProof/>
           <w:sz w:val="22"/>
           <w:szCs w:val="22"/>
         </w:rPr>
@@ -1735,6 +1946,7 @@
         <w:rPr>
           <w:rStyle w:val="hljs-keyword"/>
           <w:rFonts w:asciiTheme="minorHAnsi" w:hAnsiTheme="minorHAnsi" w:cstheme="minorHAnsi"/>
+          <w:noProof/>
           <w:sz w:val="22"/>
           <w:szCs w:val="22"/>
         </w:rPr>
@@ -1744,6 +1956,7 @@
         <w:rPr>
           <w:rStyle w:val="HTMLCode"/>
           <w:rFonts w:asciiTheme="minorHAnsi" w:hAnsiTheme="minorHAnsi" w:cstheme="minorHAnsi"/>
+          <w:noProof/>
           <w:sz w:val="22"/>
           <w:szCs w:val="22"/>
         </w:rPr>
@@ -1753,6 +1966,7 @@
         <w:rPr>
           <w:rStyle w:val="hljs-keyword"/>
           <w:rFonts w:asciiTheme="minorHAnsi" w:hAnsiTheme="minorHAnsi" w:cstheme="minorHAnsi"/>
+          <w:noProof/>
           <w:sz w:val="22"/>
           <w:szCs w:val="22"/>
         </w:rPr>
@@ -1762,6 +1976,7 @@
         <w:rPr>
           <w:rStyle w:val="HTMLCode"/>
           <w:rFonts w:asciiTheme="minorHAnsi" w:hAnsiTheme="minorHAnsi" w:cstheme="minorHAnsi"/>
+          <w:noProof/>
           <w:sz w:val="22"/>
           <w:szCs w:val="22"/>
         </w:rPr>
@@ -1774,14 +1989,16 @@
         <w:rPr>
           <w:rStyle w:val="HTMLCode"/>
           <w:rFonts w:asciiTheme="minorHAnsi" w:hAnsiTheme="minorHAnsi" w:cstheme="minorHAnsi"/>
-          <w:sz w:val="22"/>
-          <w:szCs w:val="22"/>
-        </w:rPr>
-      </w:pPr>
-      <w:r>
-        <w:rPr>
-          <w:rStyle w:val="HTMLCode"/>
-          <w:rFonts w:asciiTheme="minorHAnsi" w:hAnsiTheme="minorHAnsi" w:cstheme="minorHAnsi"/>
+          <w:noProof/>
+          <w:sz w:val="22"/>
+          <w:szCs w:val="22"/>
+        </w:rPr>
+      </w:pPr>
+      <w:r>
+        <w:rPr>
+          <w:rStyle w:val="HTMLCode"/>
+          <w:rFonts w:asciiTheme="minorHAnsi" w:hAnsiTheme="minorHAnsi" w:cstheme="minorHAnsi"/>
+          <w:noProof/>
           <w:sz w:val="22"/>
           <w:szCs w:val="22"/>
         </w:rPr>
@@ -1791,6 +2008,7 @@
         <w:rPr>
           <w:rStyle w:val="hljs-keyword"/>
           <w:rFonts w:asciiTheme="minorHAnsi" w:hAnsiTheme="minorHAnsi" w:cstheme="minorHAnsi"/>
+          <w:noProof/>
           <w:sz w:val="22"/>
           <w:szCs w:val="22"/>
         </w:rPr>
@@ -1800,6 +2018,7 @@
         <w:rPr>
           <w:rStyle w:val="HTMLCode"/>
           <w:rFonts w:asciiTheme="minorHAnsi" w:hAnsiTheme="minorHAnsi" w:cstheme="minorHAnsi"/>
+          <w:noProof/>
           <w:sz w:val="22"/>
           <w:szCs w:val="22"/>
         </w:rPr>
@@ -1812,14 +2031,16 @@
         <w:rPr>
           <w:rStyle w:val="HTMLCode"/>
           <w:rFonts w:asciiTheme="minorHAnsi" w:hAnsiTheme="minorHAnsi" w:cstheme="minorHAnsi"/>
-          <w:sz w:val="22"/>
-          <w:szCs w:val="22"/>
-        </w:rPr>
-      </w:pPr>
-      <w:r>
-        <w:rPr>
-          <w:rStyle w:val="HTMLCode"/>
-          <w:rFonts w:asciiTheme="minorHAnsi" w:hAnsiTheme="minorHAnsi" w:cstheme="minorHAnsi"/>
+          <w:noProof/>
+          <w:sz w:val="22"/>
+          <w:szCs w:val="22"/>
+        </w:rPr>
+      </w:pPr>
+      <w:r>
+        <w:rPr>
+          <w:rStyle w:val="HTMLCode"/>
+          <w:rFonts w:asciiTheme="minorHAnsi" w:hAnsiTheme="minorHAnsi" w:cstheme="minorHAnsi"/>
+          <w:noProof/>
           <w:sz w:val="22"/>
           <w:szCs w:val="22"/>
         </w:rPr>
@@ -1829,6 +2050,7 @@
         <w:rPr>
           <w:rStyle w:val="hljs-keyword"/>
           <w:rFonts w:asciiTheme="minorHAnsi" w:hAnsiTheme="minorHAnsi" w:cstheme="minorHAnsi"/>
+          <w:noProof/>
           <w:sz w:val="22"/>
           <w:szCs w:val="22"/>
         </w:rPr>
@@ -1838,6 +2060,7 @@
         <w:rPr>
           <w:rStyle w:val="HTMLCode"/>
           <w:rFonts w:asciiTheme="minorHAnsi" w:hAnsiTheme="minorHAnsi" w:cstheme="minorHAnsi"/>
+          <w:noProof/>
           <w:sz w:val="22"/>
           <w:szCs w:val="22"/>
         </w:rPr>
@@ -1850,14 +2073,16 @@
         <w:rPr>
           <w:rStyle w:val="HTMLCode"/>
           <w:rFonts w:asciiTheme="minorHAnsi" w:hAnsiTheme="minorHAnsi" w:cstheme="minorHAnsi"/>
-          <w:sz w:val="22"/>
-          <w:szCs w:val="22"/>
-        </w:rPr>
-      </w:pPr>
-      <w:r>
-        <w:rPr>
-          <w:rStyle w:val="HTMLCode"/>
-          <w:rFonts w:asciiTheme="minorHAnsi" w:hAnsiTheme="minorHAnsi" w:cstheme="minorHAnsi"/>
+          <w:noProof/>
+          <w:sz w:val="22"/>
+          <w:szCs w:val="22"/>
+        </w:rPr>
+      </w:pPr>
+      <w:r>
+        <w:rPr>
+          <w:rStyle w:val="HTMLCode"/>
+          <w:rFonts w:asciiTheme="minorHAnsi" w:hAnsiTheme="minorHAnsi" w:cstheme="minorHAnsi"/>
+          <w:noProof/>
           <w:sz w:val="22"/>
           <w:szCs w:val="22"/>
         </w:rPr>
@@ -1870,14 +2095,16 @@
         <w:rPr>
           <w:rStyle w:val="HTMLCode"/>
           <w:rFonts w:asciiTheme="minorHAnsi" w:hAnsiTheme="minorHAnsi" w:cstheme="minorHAnsi"/>
-          <w:sz w:val="22"/>
-          <w:szCs w:val="22"/>
-        </w:rPr>
-      </w:pPr>
-      <w:r>
-        <w:rPr>
-          <w:rStyle w:val="HTMLCode"/>
-          <w:rFonts w:asciiTheme="minorHAnsi" w:hAnsiTheme="minorHAnsi" w:cstheme="minorHAnsi"/>
+          <w:noProof/>
+          <w:sz w:val="22"/>
+          <w:szCs w:val="22"/>
+        </w:rPr>
+      </w:pPr>
+      <w:r>
+        <w:rPr>
+          <w:rStyle w:val="HTMLCode"/>
+          <w:rFonts w:asciiTheme="minorHAnsi" w:hAnsiTheme="minorHAnsi" w:cstheme="minorHAnsi"/>
+          <w:noProof/>
           <w:sz w:val="22"/>
           <w:szCs w:val="22"/>
         </w:rPr>
@@ -1887,6 +2114,7 @@
         <w:rPr>
           <w:rStyle w:val="hljs-keyword"/>
           <w:rFonts w:asciiTheme="minorHAnsi" w:hAnsiTheme="minorHAnsi" w:cstheme="minorHAnsi"/>
+          <w:noProof/>
           <w:sz w:val="22"/>
           <w:szCs w:val="22"/>
         </w:rPr>
@@ -1896,6 +2124,7 @@
         <w:rPr>
           <w:rStyle w:val="HTMLCode"/>
           <w:rFonts w:asciiTheme="minorHAnsi" w:hAnsiTheme="minorHAnsi" w:cstheme="minorHAnsi"/>
+          <w:noProof/>
           <w:sz w:val="22"/>
           <w:szCs w:val="22"/>
         </w:rPr>
@@ -1905,6 +2134,7 @@
         <w:rPr>
           <w:rStyle w:val="hljs-operator"/>
           <w:rFonts w:asciiTheme="minorHAnsi" w:hAnsiTheme="minorHAnsi" w:cstheme="minorHAnsi"/>
+          <w:noProof/>
           <w:sz w:val="22"/>
           <w:szCs w:val="22"/>
         </w:rPr>
@@ -1914,6 +2144,7 @@
         <w:rPr>
           <w:rStyle w:val="HTMLCode"/>
           <w:rFonts w:asciiTheme="minorHAnsi" w:hAnsiTheme="minorHAnsi" w:cstheme="minorHAnsi"/>
+          <w:noProof/>
           <w:sz w:val="22"/>
           <w:szCs w:val="22"/>
         </w:rPr>
@@ -1923,6 +2154,7 @@
         <w:rPr>
           <w:rStyle w:val="hljs-number"/>
           <w:rFonts w:asciiTheme="minorHAnsi" w:hAnsiTheme="minorHAnsi" w:cstheme="minorHAnsi"/>
+          <w:noProof/>
           <w:sz w:val="22"/>
           <w:szCs w:val="22"/>
         </w:rPr>
@@ -1935,14 +2167,16 @@
         <w:rPr>
           <w:rStyle w:val="HTMLCode"/>
           <w:rFonts w:asciiTheme="minorHAnsi" w:hAnsiTheme="minorHAnsi" w:cstheme="minorHAnsi"/>
-          <w:sz w:val="22"/>
-          <w:szCs w:val="22"/>
-        </w:rPr>
-      </w:pPr>
-      <w:r>
-        <w:rPr>
-          <w:rStyle w:val="HTMLCode"/>
-          <w:rFonts w:asciiTheme="minorHAnsi" w:hAnsiTheme="minorHAnsi" w:cstheme="minorHAnsi"/>
+          <w:noProof/>
+          <w:sz w:val="22"/>
+          <w:szCs w:val="22"/>
+        </w:rPr>
+      </w:pPr>
+      <w:r>
+        <w:rPr>
+          <w:rStyle w:val="HTMLCode"/>
+          <w:rFonts w:asciiTheme="minorHAnsi" w:hAnsiTheme="minorHAnsi" w:cstheme="minorHAnsi"/>
+          <w:noProof/>
           <w:sz w:val="22"/>
           <w:szCs w:val="22"/>
         </w:rPr>
@@ -2033,14 +2267,16 @@
         <w:rPr>
           <w:rStyle w:val="HTMLCode"/>
           <w:rFonts w:asciiTheme="minorHAnsi" w:hAnsiTheme="minorHAnsi" w:cstheme="minorHAnsi"/>
-          <w:sz w:val="22"/>
-          <w:szCs w:val="22"/>
-        </w:rPr>
-      </w:pPr>
-      <w:r>
-        <w:rPr>
-          <w:rStyle w:val="hljs-keyword"/>
-          <w:rFonts w:asciiTheme="minorHAnsi" w:hAnsiTheme="minorHAnsi" w:cstheme="minorHAnsi"/>
+          <w:noProof/>
+          <w:sz w:val="22"/>
+          <w:szCs w:val="22"/>
+        </w:rPr>
+      </w:pPr>
+      <w:r>
+        <w:rPr>
+          <w:rStyle w:val="hljs-keyword"/>
+          <w:rFonts w:asciiTheme="minorHAnsi" w:hAnsiTheme="minorHAnsi" w:cstheme="minorHAnsi"/>
+          <w:noProof/>
           <w:sz w:val="22"/>
           <w:szCs w:val="22"/>
         </w:rPr>
@@ -2050,6 +2286,7 @@
         <w:rPr>
           <w:rStyle w:val="HTMLCode"/>
           <w:rFonts w:asciiTheme="minorHAnsi" w:hAnsiTheme="minorHAnsi" w:cstheme="minorHAnsi"/>
+          <w:noProof/>
           <w:sz w:val="22"/>
           <w:szCs w:val="22"/>
         </w:rPr>
@@ -2059,6 +2296,7 @@
         <w:rPr>
           <w:rStyle w:val="hljs-builtin"/>
           <w:rFonts w:asciiTheme="minorHAnsi" w:hAnsiTheme="minorHAnsi" w:cstheme="minorHAnsi"/>
+          <w:noProof/>
           <w:sz w:val="22"/>
           <w:szCs w:val="22"/>
         </w:rPr>
@@ -2068,6 +2306,7 @@
         <w:rPr>
           <w:rStyle w:val="HTMLCode"/>
           <w:rFonts w:asciiTheme="minorHAnsi" w:hAnsiTheme="minorHAnsi" w:cstheme="minorHAnsi"/>
+          <w:noProof/>
           <w:sz w:val="22"/>
           <w:szCs w:val="22"/>
         </w:rPr>
@@ -2077,6 +2316,7 @@
         <w:rPr>
           <w:rStyle w:val="hljs-operator"/>
           <w:rFonts w:asciiTheme="minorHAnsi" w:hAnsiTheme="minorHAnsi" w:cstheme="minorHAnsi"/>
+          <w:noProof/>
           <w:sz w:val="22"/>
           <w:szCs w:val="22"/>
         </w:rPr>
@@ -2086,6 +2326,7 @@
         <w:rPr>
           <w:rStyle w:val="HTMLCode"/>
           <w:rFonts w:asciiTheme="minorHAnsi" w:hAnsiTheme="minorHAnsi" w:cstheme="minorHAnsi"/>
+          <w:noProof/>
           <w:sz w:val="22"/>
           <w:szCs w:val="22"/>
         </w:rPr>
@@ -2098,14 +2339,16 @@
         <w:rPr>
           <w:rStyle w:val="HTMLCode"/>
           <w:rFonts w:asciiTheme="minorHAnsi" w:hAnsiTheme="minorHAnsi" w:cstheme="minorHAnsi"/>
-          <w:sz w:val="22"/>
-          <w:szCs w:val="22"/>
-        </w:rPr>
-      </w:pPr>
-      <w:r>
-        <w:rPr>
-          <w:rStyle w:val="hljs-keyword"/>
-          <w:rFonts w:asciiTheme="minorHAnsi" w:hAnsiTheme="minorHAnsi" w:cstheme="minorHAnsi"/>
+          <w:noProof/>
+          <w:sz w:val="22"/>
+          <w:szCs w:val="22"/>
+        </w:rPr>
+      </w:pPr>
+      <w:r>
+        <w:rPr>
+          <w:rStyle w:val="hljs-keyword"/>
+          <w:rFonts w:asciiTheme="minorHAnsi" w:hAnsiTheme="minorHAnsi" w:cstheme="minorHAnsi"/>
+          <w:noProof/>
           <w:sz w:val="22"/>
           <w:szCs w:val="22"/>
         </w:rPr>
@@ -2115,6 +2358,7 @@
         <w:rPr>
           <w:rStyle w:val="HTMLCode"/>
           <w:rFonts w:asciiTheme="minorHAnsi" w:hAnsiTheme="minorHAnsi" w:cstheme="minorHAnsi"/>
+          <w:noProof/>
           <w:sz w:val="22"/>
           <w:szCs w:val="22"/>
         </w:rPr>
@@ -2127,14 +2371,16 @@
         <w:rPr>
           <w:rStyle w:val="HTMLCode"/>
           <w:rFonts w:asciiTheme="minorHAnsi" w:hAnsiTheme="minorHAnsi" w:cstheme="minorHAnsi"/>
-          <w:sz w:val="22"/>
-          <w:szCs w:val="22"/>
-        </w:rPr>
-      </w:pPr>
-      <w:r>
-        <w:rPr>
-          <w:rStyle w:val="hljs-keyword"/>
-          <w:rFonts w:asciiTheme="minorHAnsi" w:hAnsiTheme="minorHAnsi" w:cstheme="minorHAnsi"/>
+          <w:noProof/>
+          <w:sz w:val="22"/>
+          <w:szCs w:val="22"/>
+        </w:rPr>
+      </w:pPr>
+      <w:r>
+        <w:rPr>
+          <w:rStyle w:val="hljs-keyword"/>
+          <w:rFonts w:asciiTheme="minorHAnsi" w:hAnsiTheme="minorHAnsi" w:cstheme="minorHAnsi"/>
+          <w:noProof/>
           <w:sz w:val="22"/>
           <w:szCs w:val="22"/>
         </w:rPr>
@@ -2144,6 +2390,7 @@
         <w:rPr>
           <w:rStyle w:val="HTMLCode"/>
           <w:rFonts w:asciiTheme="minorHAnsi" w:hAnsiTheme="minorHAnsi" w:cstheme="minorHAnsi"/>
+          <w:noProof/>
           <w:sz w:val="22"/>
           <w:szCs w:val="22"/>
         </w:rPr>
@@ -2153,6 +2400,7 @@
         <w:rPr>
           <w:rStyle w:val="hljs-keyword"/>
           <w:rFonts w:asciiTheme="minorHAnsi" w:hAnsiTheme="minorHAnsi" w:cstheme="minorHAnsi"/>
+          <w:noProof/>
           <w:sz w:val="22"/>
           <w:szCs w:val="22"/>
         </w:rPr>
@@ -2162,6 +2410,7 @@
         <w:rPr>
           <w:rStyle w:val="HTMLCode"/>
           <w:rFonts w:asciiTheme="minorHAnsi" w:hAnsiTheme="minorHAnsi" w:cstheme="minorHAnsi"/>
+          <w:noProof/>
           <w:sz w:val="22"/>
           <w:szCs w:val="22"/>
         </w:rPr>
@@ -2174,14 +2423,16 @@
         <w:rPr>
           <w:rStyle w:val="HTMLCode"/>
           <w:rFonts w:asciiTheme="minorHAnsi" w:hAnsiTheme="minorHAnsi" w:cstheme="minorHAnsi"/>
-          <w:sz w:val="22"/>
-          <w:szCs w:val="22"/>
-        </w:rPr>
-      </w:pPr>
-      <w:r>
-        <w:rPr>
-          <w:rStyle w:val="hljs-keyword"/>
-          <w:rFonts w:asciiTheme="minorHAnsi" w:hAnsiTheme="minorHAnsi" w:cstheme="minorHAnsi"/>
+          <w:noProof/>
+          <w:sz w:val="22"/>
+          <w:szCs w:val="22"/>
+        </w:rPr>
+      </w:pPr>
+      <w:r>
+        <w:rPr>
+          <w:rStyle w:val="hljs-keyword"/>
+          <w:rFonts w:asciiTheme="minorHAnsi" w:hAnsiTheme="minorHAnsi" w:cstheme="minorHAnsi"/>
+          <w:noProof/>
           <w:sz w:val="22"/>
           <w:szCs w:val="22"/>
         </w:rPr>
@@ -2191,6 +2442,7 @@
         <w:rPr>
           <w:rStyle w:val="HTMLCode"/>
           <w:rFonts w:asciiTheme="minorHAnsi" w:hAnsiTheme="minorHAnsi" w:cstheme="minorHAnsi"/>
+          <w:noProof/>
           <w:sz w:val="22"/>
           <w:szCs w:val="22"/>
         </w:rPr>
@@ -2200,6 +2452,7 @@
         <w:rPr>
           <w:rStyle w:val="hljs-builtin"/>
           <w:rFonts w:asciiTheme="minorHAnsi" w:hAnsiTheme="minorHAnsi" w:cstheme="minorHAnsi"/>
+          <w:noProof/>
           <w:sz w:val="22"/>
           <w:szCs w:val="22"/>
         </w:rPr>
@@ -2209,6 +2462,7 @@
         <w:rPr>
           <w:rStyle w:val="HTMLCode"/>
           <w:rFonts w:asciiTheme="minorHAnsi" w:hAnsiTheme="minorHAnsi" w:cstheme="minorHAnsi"/>
+          <w:noProof/>
           <w:sz w:val="22"/>
           <w:szCs w:val="22"/>
         </w:rPr>
@@ -2218,6 +2472,7 @@
         <w:rPr>
           <w:rStyle w:val="hljs-operator"/>
           <w:rFonts w:asciiTheme="minorHAnsi" w:hAnsiTheme="minorHAnsi" w:cstheme="minorHAnsi"/>
+          <w:noProof/>
           <w:sz w:val="22"/>
           <w:szCs w:val="22"/>
         </w:rPr>
@@ -2227,6 +2482,7 @@
         <w:rPr>
           <w:rStyle w:val="HTMLCode"/>
           <w:rFonts w:asciiTheme="minorHAnsi" w:hAnsiTheme="minorHAnsi" w:cstheme="minorHAnsi"/>
+          <w:noProof/>
           <w:sz w:val="22"/>
           <w:szCs w:val="22"/>
         </w:rPr>
@@ -2236,6 +2492,7 @@
         <w:rPr>
           <w:rStyle w:val="hljs-operator"/>
           <w:rFonts w:asciiTheme="minorHAnsi" w:hAnsiTheme="minorHAnsi" w:cstheme="minorHAnsi"/>
+          <w:noProof/>
           <w:sz w:val="22"/>
           <w:szCs w:val="22"/>
         </w:rPr>
@@ -2245,6 +2502,7 @@
         <w:rPr>
           <w:rStyle w:val="HTMLCode"/>
           <w:rFonts w:asciiTheme="minorHAnsi" w:hAnsiTheme="minorHAnsi" w:cstheme="minorHAnsi"/>
+          <w:noProof/>
           <w:sz w:val="22"/>
           <w:szCs w:val="22"/>
         </w:rPr>
@@ -2254,6 +2512,7 @@
         <w:rPr>
           <w:rStyle w:val="hljs-number"/>
           <w:rFonts w:asciiTheme="minorHAnsi" w:hAnsiTheme="minorHAnsi" w:cstheme="minorHAnsi"/>
+          <w:noProof/>
           <w:sz w:val="22"/>
           <w:szCs w:val="22"/>
         </w:rPr>
@@ -2263,6 +2522,7 @@
         <w:rPr>
           <w:rStyle w:val="HTMLCode"/>
           <w:rFonts w:asciiTheme="minorHAnsi" w:hAnsiTheme="minorHAnsi" w:cstheme="minorHAnsi"/>
+          <w:noProof/>
           <w:sz w:val="22"/>
           <w:szCs w:val="22"/>
         </w:rPr>
@@ -2326,13 +2586,15 @@
         <w:pStyle w:val="NormalWeb"/>
         <w:rPr>
           <w:rFonts w:asciiTheme="minorHAnsi" w:hAnsiTheme="minorHAnsi" w:cstheme="minorHAnsi"/>
-          <w:sz w:val="22"/>
-          <w:szCs w:val="22"/>
-        </w:rPr>
-      </w:pPr>
-      <w:r>
-        <w:rPr>
-          <w:rFonts w:asciiTheme="minorHAnsi" w:hAnsiTheme="minorHAnsi" w:cstheme="minorHAnsi"/>
+          <w:noProof/>
+          <w:sz w:val="22"/>
+          <w:szCs w:val="22"/>
+        </w:rPr>
+      </w:pPr>
+      <w:r>
+        <w:rPr>
+          <w:rFonts w:asciiTheme="minorHAnsi" w:hAnsiTheme="minorHAnsi" w:cstheme="minorHAnsi"/>
+          <w:noProof/>
           <w:sz w:val="22"/>
           <w:szCs w:val="22"/>
         </w:rPr>
@@ -2341,6 +2603,7 @@
       <w:r>
         <w:rPr>
           <w:rFonts w:asciiTheme="minorHAnsi" w:hAnsiTheme="minorHAnsi" w:cstheme="minorHAnsi"/>
+          <w:noProof/>
           <w:sz w:val="22"/>
           <w:szCs w:val="22"/>
         </w:rPr>
@@ -2351,6 +2614,7 @@
         <w:rPr>
           <w:rStyle w:val="Strong"/>
           <w:rFonts w:asciiTheme="minorHAnsi" w:hAnsiTheme="minorHAnsi" w:cstheme="minorHAnsi"/>
+          <w:noProof/>
           <w:sz w:val="22"/>
           <w:szCs w:val="22"/>
         </w:rPr>
@@ -2359,6 +2623,7 @@
       <w:r>
         <w:rPr>
           <w:rFonts w:asciiTheme="minorHAnsi" w:hAnsiTheme="minorHAnsi" w:cstheme="minorHAnsi"/>
+          <w:noProof/>
           <w:sz w:val="22"/>
           <w:szCs w:val="22"/>
         </w:rPr>
@@ -2367,6 +2632,7 @@
       <w:r>
         <w:rPr>
           <w:rFonts w:asciiTheme="minorHAnsi" w:hAnsiTheme="minorHAnsi" w:cstheme="minorHAnsi"/>
+          <w:noProof/>
           <w:sz w:val="22"/>
           <w:szCs w:val="22"/>
         </w:rPr>
@@ -2377,6 +2643,7 @@
         <w:rPr>
           <w:rStyle w:val="Strong"/>
           <w:rFonts w:asciiTheme="minorHAnsi" w:hAnsiTheme="minorHAnsi" w:cstheme="minorHAnsi"/>
+          <w:noProof/>
           <w:sz w:val="22"/>
           <w:szCs w:val="22"/>
         </w:rPr>
@@ -2385,6 +2652,7 @@
       <w:r>
         <w:rPr>
           <w:rFonts w:asciiTheme="minorHAnsi" w:hAnsiTheme="minorHAnsi" w:cstheme="minorHAnsi"/>
+          <w:noProof/>
           <w:sz w:val="22"/>
           <w:szCs w:val="22"/>
         </w:rPr>
@@ -2396,13 +2664,15 @@
         <w:pStyle w:val="NormalWeb"/>
         <w:rPr>
           <w:rFonts w:asciiTheme="minorHAnsi" w:hAnsiTheme="minorHAnsi" w:cstheme="minorHAnsi"/>
-          <w:sz w:val="22"/>
-          <w:szCs w:val="22"/>
-        </w:rPr>
-      </w:pPr>
-      <w:r>
-        <w:rPr>
-          <w:rFonts w:asciiTheme="minorHAnsi" w:hAnsiTheme="minorHAnsi" w:cstheme="minorHAnsi"/>
+          <w:noProof/>
+          <w:sz w:val="22"/>
+          <w:szCs w:val="22"/>
+        </w:rPr>
+      </w:pPr>
+      <w:r>
+        <w:rPr>
+          <w:rFonts w:asciiTheme="minorHAnsi" w:hAnsiTheme="minorHAnsi" w:cstheme="minorHAnsi"/>
+          <w:noProof/>
           <w:sz w:val="22"/>
           <w:szCs w:val="22"/>
         </w:rPr>
@@ -2411,6 +2681,7 @@
       <w:r>
         <w:rPr>
           <w:rFonts w:asciiTheme="minorHAnsi" w:hAnsiTheme="minorHAnsi" w:cstheme="minorHAnsi"/>
+          <w:noProof/>
           <w:sz w:val="22"/>
           <w:szCs w:val="22"/>
         </w:rPr>
@@ -2533,6 +2804,7 @@
         </w:rPr>
         <w:t xml:space="preserve"> region, </w:t>
       </w:r>
+      <w:proofErr w:type="gramStart"/>
       <w:r>
         <w:rPr>
           <w:rStyle w:val="hljs-builtin"/>
@@ -2551,6 +2823,7 @@
         </w:rPr>
         <w:t>(</w:t>
       </w:r>
+      <w:proofErr w:type="gramEnd"/>
       <w:r>
         <w:rPr>
           <w:rStyle w:val="hljs-keyword"/>
@@ -2567,7 +2840,27 @@
           <w:sz w:val="22"/>
           <w:szCs w:val="22"/>
         </w:rPr>
-        <w:t xml:space="preserve"> customer_id)</w:t>
+        <w:t xml:space="preserve"> </w:t>
+      </w:r>
+      <w:proofErr w:type="spellStart"/>
+      <w:r>
+        <w:rPr>
+          <w:rStyle w:val="HTMLCode"/>
+          <w:rFonts w:asciiTheme="minorHAnsi" w:hAnsiTheme="minorHAnsi" w:cstheme="minorHAnsi"/>
+          <w:sz w:val="22"/>
+          <w:szCs w:val="22"/>
+        </w:rPr>
+        <w:t>customer_id</w:t>
+      </w:r>
+      <w:proofErr w:type="spellEnd"/>
+      <w:r>
+        <w:rPr>
+          <w:rStyle w:val="HTMLCode"/>
+          <w:rFonts w:asciiTheme="minorHAnsi" w:hAnsiTheme="minorHAnsi" w:cstheme="minorHAnsi"/>
+          <w:sz w:val="22"/>
+          <w:szCs w:val="22"/>
+        </w:rPr>
+        <w:t>)</w:t>
       </w:r>
     </w:p>
     <w:p>
@@ -2866,6 +3159,7 @@
         </w:rPr>
         <w:t xml:space="preserve"> </w:t>
       </w:r>
+      <w:proofErr w:type="gramStart"/>
       <w:r>
         <w:rPr>
           <w:rStyle w:val="hljs-builtin"/>
@@ -2882,7 +3176,17 @@
           <w:sz w:val="22"/>
           <w:szCs w:val="22"/>
         </w:rPr>
-        <w:t>(salary)</w:t>
+        <w:t>(</w:t>
+      </w:r>
+      <w:proofErr w:type="gramEnd"/>
+      <w:r>
+        <w:rPr>
+          <w:rStyle w:val="HTMLCode"/>
+          <w:rFonts w:asciiTheme="minorHAnsi" w:hAnsiTheme="minorHAnsi" w:cstheme="minorHAnsi"/>
+          <w:sz w:val="22"/>
+          <w:szCs w:val="22"/>
+        </w:rPr>
+        <w:t>salary)</w:t>
       </w:r>
     </w:p>
     <w:p>
@@ -2976,7 +3280,27 @@
           <w:sz w:val="22"/>
           <w:szCs w:val="22"/>
         </w:rPr>
-        <w:t xml:space="preserve"> e.department);</w:t>
+        <w:t xml:space="preserve"> </w:t>
+      </w:r>
+      <w:proofErr w:type="spellStart"/>
+      <w:r>
+        <w:rPr>
+          <w:rStyle w:val="HTMLCode"/>
+          <w:rFonts w:asciiTheme="minorHAnsi" w:hAnsiTheme="minorHAnsi" w:cstheme="minorHAnsi"/>
+          <w:sz w:val="22"/>
+          <w:szCs w:val="22"/>
+        </w:rPr>
+        <w:t>e.department</w:t>
+      </w:r>
+      <w:proofErr w:type="spellEnd"/>
+      <w:r>
+        <w:rPr>
+          <w:rStyle w:val="HTMLCode"/>
+          <w:rFonts w:asciiTheme="minorHAnsi" w:hAnsiTheme="minorHAnsi" w:cstheme="minorHAnsi"/>
+          <w:sz w:val="22"/>
+          <w:szCs w:val="22"/>
+        </w:rPr>
+        <w:t>);</w:t>
       </w:r>
     </w:p>
     <w:p>
@@ -3027,7 +3351,25 @@
           <w:sz w:val="22"/>
           <w:szCs w:val="22"/>
         </w:rPr>
-        <w:t>9. Why correlated subqueries are slower</w:t>
+        <w:t xml:space="preserve">9. Why correlated </w:t>
+      </w:r>
+      <w:proofErr w:type="spellStart"/>
+      <w:r>
+        <w:rPr>
+          <w:rFonts w:asciiTheme="minorHAnsi" w:hAnsiTheme="minorHAnsi" w:cstheme="minorHAnsi"/>
+          <w:sz w:val="22"/>
+          <w:szCs w:val="22"/>
+        </w:rPr>
+        <w:t>subqueries</w:t>
+      </w:r>
+      <w:proofErr w:type="spellEnd"/>
+      <w:r>
+        <w:rPr>
+          <w:rFonts w:asciiTheme="minorHAnsi" w:hAnsiTheme="minorHAnsi" w:cstheme="minorHAnsi"/>
+          <w:sz w:val="22"/>
+          <w:szCs w:val="22"/>
+        </w:rPr>
+        <w:t xml:space="preserve"> are slower</w:t>
       </w:r>
     </w:p>
     <w:p>
@@ -3054,7 +3396,24 @@
           <w:szCs w:val="22"/>
         </w:rPr>
         <w:br/>
-        <w:t xml:space="preserve">They run </w:t>
+      </w:r>
+      <w:proofErr w:type="gramStart"/>
+      <w:r>
+        <w:rPr>
+          <w:rFonts w:asciiTheme="minorHAnsi" w:hAnsiTheme="minorHAnsi" w:cstheme="minorHAnsi"/>
+          <w:sz w:val="22"/>
+          <w:szCs w:val="22"/>
+        </w:rPr>
+        <w:t>They</w:t>
+      </w:r>
+      <w:proofErr w:type="gramEnd"/>
+      <w:r>
+        <w:rPr>
+          <w:rFonts w:asciiTheme="minorHAnsi" w:hAnsiTheme="minorHAnsi" w:cstheme="minorHAnsi"/>
+          <w:sz w:val="22"/>
+          <w:szCs w:val="22"/>
+        </w:rPr>
+        <w:t xml:space="preserve"> run </w:t>
       </w:r>
       <w:r>
         <w:rPr>
@@ -3122,6 +3481,7 @@
         <w:pStyle w:val="NormalWeb"/>
         <w:rPr>
           <w:rFonts w:asciiTheme="minorHAnsi" w:hAnsiTheme="minorHAnsi" w:cstheme="minorHAnsi"/>
+          <w:noProof/>
           <w:sz w:val="22"/>
           <w:szCs w:val="22"/>
         </w:rPr>
@@ -3141,6 +3501,14 @@
           <w:szCs w:val="22"/>
         </w:rPr>
         <w:br/>
+      </w:r>
+      <w:r>
+        <w:rPr>
+          <w:rFonts w:asciiTheme="minorHAnsi" w:hAnsiTheme="minorHAnsi" w:cstheme="minorHAnsi"/>
+          <w:noProof/>
+          <w:sz w:val="22"/>
+          <w:szCs w:val="22"/>
+        </w:rPr>
         <w:t>We need cumulative sum without collapsing rows.</w:t>
       </w:r>
     </w:p>
@@ -3150,14 +3518,16 @@
         <w:rPr>
           <w:rStyle w:val="HTMLCode"/>
           <w:rFonts w:asciiTheme="minorHAnsi" w:hAnsiTheme="minorHAnsi" w:cstheme="minorHAnsi"/>
-          <w:sz w:val="22"/>
-          <w:szCs w:val="22"/>
-        </w:rPr>
-      </w:pPr>
-      <w:r>
-        <w:rPr>
-          <w:rStyle w:val="hljs-keyword"/>
-          <w:rFonts w:asciiTheme="minorHAnsi" w:hAnsiTheme="minorHAnsi" w:cstheme="minorHAnsi"/>
+          <w:noProof/>
+          <w:sz w:val="22"/>
+          <w:szCs w:val="22"/>
+        </w:rPr>
+      </w:pPr>
+      <w:r>
+        <w:rPr>
+          <w:rStyle w:val="hljs-keyword"/>
+          <w:rFonts w:asciiTheme="minorHAnsi" w:hAnsiTheme="minorHAnsi" w:cstheme="minorHAnsi"/>
+          <w:noProof/>
           <w:sz w:val="22"/>
           <w:szCs w:val="22"/>
         </w:rPr>
@@ -3167,6 +3537,7 @@
         <w:rPr>
           <w:rStyle w:val="HTMLCode"/>
           <w:rFonts w:asciiTheme="minorHAnsi" w:hAnsiTheme="minorHAnsi" w:cstheme="minorHAnsi"/>
+          <w:noProof/>
           <w:sz w:val="22"/>
           <w:szCs w:val="22"/>
         </w:rPr>
@@ -3179,14 +3550,16 @@
         <w:rPr>
           <w:rStyle w:val="HTMLCode"/>
           <w:rFonts w:asciiTheme="minorHAnsi" w:hAnsiTheme="minorHAnsi" w:cstheme="minorHAnsi"/>
-          <w:sz w:val="22"/>
-          <w:szCs w:val="22"/>
-        </w:rPr>
-      </w:pPr>
-      <w:r>
-        <w:rPr>
-          <w:rStyle w:val="HTMLCode"/>
-          <w:rFonts w:asciiTheme="minorHAnsi" w:hAnsiTheme="minorHAnsi" w:cstheme="minorHAnsi"/>
+          <w:noProof/>
+          <w:sz w:val="22"/>
+          <w:szCs w:val="22"/>
+        </w:rPr>
+      </w:pPr>
+      <w:r>
+        <w:rPr>
+          <w:rStyle w:val="HTMLCode"/>
+          <w:rFonts w:asciiTheme="minorHAnsi" w:hAnsiTheme="minorHAnsi" w:cstheme="minorHAnsi"/>
+          <w:noProof/>
           <w:sz w:val="22"/>
           <w:szCs w:val="22"/>
         </w:rPr>
@@ -3196,6 +3569,7 @@
         <w:rPr>
           <w:rStyle w:val="hljs-builtin"/>
           <w:rFonts w:asciiTheme="minorHAnsi" w:hAnsiTheme="minorHAnsi" w:cstheme="minorHAnsi"/>
+          <w:noProof/>
           <w:sz w:val="22"/>
           <w:szCs w:val="22"/>
         </w:rPr>
@@ -3205,6 +3579,7 @@
         <w:rPr>
           <w:rStyle w:val="HTMLCode"/>
           <w:rFonts w:asciiTheme="minorHAnsi" w:hAnsiTheme="minorHAnsi" w:cstheme="minorHAnsi"/>
+          <w:noProof/>
           <w:sz w:val="22"/>
           <w:szCs w:val="22"/>
         </w:rPr>
@@ -3214,6 +3589,7 @@
         <w:rPr>
           <w:rStyle w:val="hljs-keyword"/>
           <w:rFonts w:asciiTheme="minorHAnsi" w:hAnsiTheme="minorHAnsi" w:cstheme="minorHAnsi"/>
+          <w:noProof/>
           <w:sz w:val="22"/>
           <w:szCs w:val="22"/>
         </w:rPr>
@@ -3223,6 +3599,7 @@
         <w:rPr>
           <w:rStyle w:val="HTMLCode"/>
           <w:rFonts w:asciiTheme="minorHAnsi" w:hAnsiTheme="minorHAnsi" w:cstheme="minorHAnsi"/>
+          <w:noProof/>
           <w:sz w:val="22"/>
           <w:szCs w:val="22"/>
         </w:rPr>
@@ -3232,6 +3609,7 @@
         <w:rPr>
           <w:rStyle w:val="hljs-keyword"/>
           <w:rFonts w:asciiTheme="minorHAnsi" w:hAnsiTheme="minorHAnsi" w:cstheme="minorHAnsi"/>
+          <w:noProof/>
           <w:sz w:val="22"/>
           <w:szCs w:val="22"/>
         </w:rPr>
@@ -3241,6 +3619,7 @@
         <w:rPr>
           <w:rStyle w:val="HTMLCode"/>
           <w:rFonts w:asciiTheme="minorHAnsi" w:hAnsiTheme="minorHAnsi" w:cstheme="minorHAnsi"/>
+          <w:noProof/>
           <w:sz w:val="22"/>
           <w:szCs w:val="22"/>
         </w:rPr>
@@ -3250,6 +3629,7 @@
         <w:rPr>
           <w:rStyle w:val="hljs-keyword"/>
           <w:rFonts w:asciiTheme="minorHAnsi" w:hAnsiTheme="minorHAnsi" w:cstheme="minorHAnsi"/>
+          <w:noProof/>
           <w:sz w:val="22"/>
           <w:szCs w:val="22"/>
         </w:rPr>
@@ -3259,6 +3639,7 @@
         <w:rPr>
           <w:rStyle w:val="HTMLCode"/>
           <w:rFonts w:asciiTheme="minorHAnsi" w:hAnsiTheme="minorHAnsi" w:cstheme="minorHAnsi"/>
+          <w:noProof/>
           <w:sz w:val="22"/>
           <w:szCs w:val="22"/>
         </w:rPr>
@@ -3268,6 +3649,7 @@
         <w:rPr>
           <w:rStyle w:val="hljs-keyword"/>
           <w:rFonts w:asciiTheme="minorHAnsi" w:hAnsiTheme="minorHAnsi" w:cstheme="minorHAnsi"/>
+          <w:noProof/>
           <w:sz w:val="22"/>
           <w:szCs w:val="22"/>
         </w:rPr>
@@ -3277,6 +3659,7 @@
         <w:rPr>
           <w:rStyle w:val="HTMLCode"/>
           <w:rFonts w:asciiTheme="minorHAnsi" w:hAnsiTheme="minorHAnsi" w:cstheme="minorHAnsi"/>
+          <w:noProof/>
           <w:sz w:val="22"/>
           <w:szCs w:val="22"/>
         </w:rPr>
@@ -3289,14 +3672,16 @@
         <w:rPr>
           <w:rStyle w:val="HTMLCode"/>
           <w:rFonts w:asciiTheme="minorHAnsi" w:hAnsiTheme="minorHAnsi" w:cstheme="minorHAnsi"/>
-          <w:sz w:val="22"/>
-          <w:szCs w:val="22"/>
-        </w:rPr>
-      </w:pPr>
-      <w:r>
-        <w:rPr>
-          <w:rStyle w:val="hljs-keyword"/>
-          <w:rFonts w:asciiTheme="minorHAnsi" w:hAnsiTheme="minorHAnsi" w:cstheme="minorHAnsi"/>
+          <w:noProof/>
+          <w:sz w:val="22"/>
+          <w:szCs w:val="22"/>
+        </w:rPr>
+      </w:pPr>
+      <w:r>
+        <w:rPr>
+          <w:rStyle w:val="hljs-keyword"/>
+          <w:rFonts w:asciiTheme="minorHAnsi" w:hAnsiTheme="minorHAnsi" w:cstheme="minorHAnsi"/>
+          <w:noProof/>
           <w:sz w:val="22"/>
           <w:szCs w:val="22"/>
         </w:rPr>
@@ -3306,6 +3691,7 @@
         <w:rPr>
           <w:rStyle w:val="HTMLCode"/>
           <w:rFonts w:asciiTheme="minorHAnsi" w:hAnsiTheme="minorHAnsi" w:cstheme="minorHAnsi"/>
+          <w:noProof/>
           <w:sz w:val="22"/>
           <w:szCs w:val="22"/>
         </w:rPr>
@@ -3396,6 +3782,7 @@
         <w:rPr>
           <w:rStyle w:val="HTMLCode"/>
           <w:rFonts w:asciiTheme="minorHAnsi" w:hAnsiTheme="minorHAnsi" w:cstheme="minorHAnsi"/>
+          <w:noProof/>
           <w:sz w:val="22"/>
           <w:szCs w:val="22"/>
         </w:rPr>
@@ -3404,6 +3791,7 @@
         <w:rPr>
           <w:rStyle w:val="hljs-builtin"/>
           <w:rFonts w:asciiTheme="minorHAnsi" w:hAnsiTheme="minorHAnsi" w:cstheme="minorHAnsi"/>
+          <w:noProof/>
           <w:sz w:val="22"/>
           <w:szCs w:val="22"/>
         </w:rPr>
@@ -3413,6 +3801,7 @@
         <w:rPr>
           <w:rStyle w:val="HTMLCode"/>
           <w:rFonts w:asciiTheme="minorHAnsi" w:hAnsiTheme="minorHAnsi" w:cstheme="minorHAnsi"/>
+          <w:noProof/>
           <w:sz w:val="22"/>
           <w:szCs w:val="22"/>
         </w:rPr>
@@ -3422,6 +3811,7 @@
         <w:rPr>
           <w:rStyle w:val="hljs-keyword"/>
           <w:rFonts w:asciiTheme="minorHAnsi" w:hAnsiTheme="minorHAnsi" w:cstheme="minorHAnsi"/>
+          <w:noProof/>
           <w:sz w:val="22"/>
           <w:szCs w:val="22"/>
         </w:rPr>
@@ -3431,6 +3821,7 @@
         <w:rPr>
           <w:rStyle w:val="HTMLCode"/>
           <w:rFonts w:asciiTheme="minorHAnsi" w:hAnsiTheme="minorHAnsi" w:cstheme="minorHAnsi"/>
+          <w:noProof/>
           <w:sz w:val="22"/>
           <w:szCs w:val="22"/>
         </w:rPr>
@@ -3443,14 +3834,16 @@
         <w:rPr>
           <w:rStyle w:val="HTMLCode"/>
           <w:rFonts w:asciiTheme="minorHAnsi" w:hAnsiTheme="minorHAnsi" w:cstheme="minorHAnsi"/>
-          <w:sz w:val="22"/>
-          <w:szCs w:val="22"/>
-        </w:rPr>
-      </w:pPr>
-      <w:r>
-        <w:rPr>
-          <w:rStyle w:val="HTMLCode"/>
-          <w:rFonts w:asciiTheme="minorHAnsi" w:hAnsiTheme="minorHAnsi" w:cstheme="minorHAnsi"/>
+          <w:noProof/>
+          <w:sz w:val="22"/>
+          <w:szCs w:val="22"/>
+        </w:rPr>
+      </w:pPr>
+      <w:r>
+        <w:rPr>
+          <w:rStyle w:val="HTMLCode"/>
+          <w:rFonts w:asciiTheme="minorHAnsi" w:hAnsiTheme="minorHAnsi" w:cstheme="minorHAnsi"/>
+          <w:noProof/>
           <w:sz w:val="22"/>
           <w:szCs w:val="22"/>
         </w:rPr>
@@ -3460,6 +3853,7 @@
         <w:rPr>
           <w:rStyle w:val="hljs-keyword"/>
           <w:rFonts w:asciiTheme="minorHAnsi" w:hAnsiTheme="minorHAnsi" w:cstheme="minorHAnsi"/>
+          <w:noProof/>
           <w:sz w:val="22"/>
           <w:szCs w:val="22"/>
         </w:rPr>
@@ -3469,6 +3863,7 @@
         <w:rPr>
           <w:rStyle w:val="HTMLCode"/>
           <w:rFonts w:asciiTheme="minorHAnsi" w:hAnsiTheme="minorHAnsi" w:cstheme="minorHAnsi"/>
+          <w:noProof/>
           <w:sz w:val="22"/>
           <w:szCs w:val="22"/>
         </w:rPr>
@@ -3478,6 +3873,7 @@
         <w:rPr>
           <w:rStyle w:val="hljs-keyword"/>
           <w:rFonts w:asciiTheme="minorHAnsi" w:hAnsiTheme="minorHAnsi" w:cstheme="minorHAnsi"/>
+          <w:noProof/>
           <w:sz w:val="22"/>
           <w:szCs w:val="22"/>
         </w:rPr>
@@ -3487,6 +3883,7 @@
         <w:rPr>
           <w:rStyle w:val="HTMLCode"/>
           <w:rFonts w:asciiTheme="minorHAnsi" w:hAnsiTheme="minorHAnsi" w:cstheme="minorHAnsi"/>
+          <w:noProof/>
           <w:sz w:val="22"/>
           <w:szCs w:val="22"/>
         </w:rPr>
@@ -3499,14 +3896,16 @@
         <w:rPr>
           <w:rStyle w:val="HTMLCode"/>
           <w:rFonts w:asciiTheme="minorHAnsi" w:hAnsiTheme="minorHAnsi" w:cstheme="minorHAnsi"/>
-          <w:sz w:val="22"/>
-          <w:szCs w:val="22"/>
-        </w:rPr>
-      </w:pPr>
-      <w:r>
-        <w:rPr>
-          <w:rStyle w:val="HTMLCode"/>
-          <w:rFonts w:asciiTheme="minorHAnsi" w:hAnsiTheme="minorHAnsi" w:cstheme="minorHAnsi"/>
+          <w:noProof/>
+          <w:sz w:val="22"/>
+          <w:szCs w:val="22"/>
+        </w:rPr>
+      </w:pPr>
+      <w:r>
+        <w:rPr>
+          <w:rStyle w:val="HTMLCode"/>
+          <w:rFonts w:asciiTheme="minorHAnsi" w:hAnsiTheme="minorHAnsi" w:cstheme="minorHAnsi"/>
+          <w:noProof/>
           <w:sz w:val="22"/>
           <w:szCs w:val="22"/>
         </w:rPr>
@@ -3516,6 +3915,7 @@
         <w:rPr>
           <w:rStyle w:val="hljs-keyword"/>
           <w:rFonts w:asciiTheme="minorHAnsi" w:hAnsiTheme="minorHAnsi" w:cstheme="minorHAnsi"/>
+          <w:noProof/>
           <w:sz w:val="22"/>
           <w:szCs w:val="22"/>
         </w:rPr>
@@ -3525,6 +3925,7 @@
         <w:rPr>
           <w:rStyle w:val="HTMLCode"/>
           <w:rFonts w:asciiTheme="minorHAnsi" w:hAnsiTheme="minorHAnsi" w:cstheme="minorHAnsi"/>
+          <w:noProof/>
           <w:sz w:val="22"/>
           <w:szCs w:val="22"/>
         </w:rPr>
@@ -3534,6 +3935,7 @@
         <w:rPr>
           <w:rStyle w:val="hljs-keyword"/>
           <w:rFonts w:asciiTheme="minorHAnsi" w:hAnsiTheme="minorHAnsi" w:cstheme="minorHAnsi"/>
+          <w:noProof/>
           <w:sz w:val="22"/>
           <w:szCs w:val="22"/>
         </w:rPr>
@@ -3543,6 +3945,7 @@
         <w:rPr>
           <w:rStyle w:val="HTMLCode"/>
           <w:rFonts w:asciiTheme="minorHAnsi" w:hAnsiTheme="minorHAnsi" w:cstheme="minorHAnsi"/>
+          <w:noProof/>
           <w:sz w:val="22"/>
           <w:szCs w:val="22"/>
         </w:rPr>
@@ -3555,14 +3958,16 @@
         <w:rPr>
           <w:rStyle w:val="HTMLCode"/>
           <w:rFonts w:asciiTheme="minorHAnsi" w:hAnsiTheme="minorHAnsi" w:cstheme="minorHAnsi"/>
-          <w:sz w:val="22"/>
-          <w:szCs w:val="22"/>
-        </w:rPr>
-      </w:pPr>
-      <w:r>
-        <w:rPr>
-          <w:rStyle w:val="HTMLCode"/>
-          <w:rFonts w:asciiTheme="minorHAnsi" w:hAnsiTheme="minorHAnsi" w:cstheme="minorHAnsi"/>
+          <w:noProof/>
+          <w:sz w:val="22"/>
+          <w:szCs w:val="22"/>
+        </w:rPr>
+      </w:pPr>
+      <w:r>
+        <w:rPr>
+          <w:rStyle w:val="HTMLCode"/>
+          <w:rFonts w:asciiTheme="minorHAnsi" w:hAnsiTheme="minorHAnsi" w:cstheme="minorHAnsi"/>
+          <w:noProof/>
           <w:sz w:val="22"/>
           <w:szCs w:val="22"/>
         </w:rPr>
@@ -3668,7 +4073,25 @@
           <w:sz w:val="22"/>
           <w:szCs w:val="22"/>
         </w:rPr>
-        <w:t>13. EXISTS vs IN</w:t>
+        <w:t xml:space="preserve">13. EXISTS </w:t>
+      </w:r>
+      <w:proofErr w:type="spellStart"/>
+      <w:r>
+        <w:rPr>
+          <w:rFonts w:asciiTheme="minorHAnsi" w:hAnsiTheme="minorHAnsi" w:cstheme="minorHAnsi"/>
+          <w:sz w:val="22"/>
+          <w:szCs w:val="22"/>
+        </w:rPr>
+        <w:t>vs</w:t>
+      </w:r>
+      <w:proofErr w:type="spellEnd"/>
+      <w:r>
+        <w:rPr>
+          <w:rFonts w:asciiTheme="minorHAnsi" w:hAnsiTheme="minorHAnsi" w:cstheme="minorHAnsi"/>
+          <w:sz w:val="22"/>
+          <w:szCs w:val="22"/>
+        </w:rPr>
+        <w:t xml:space="preserve"> IN</w:t>
       </w:r>
     </w:p>
     <w:p>
@@ -3676,13 +4099,15 @@
         <w:pStyle w:val="NormalWeb"/>
         <w:rPr>
           <w:rFonts w:asciiTheme="minorHAnsi" w:hAnsiTheme="minorHAnsi" w:cstheme="minorHAnsi"/>
-          <w:sz w:val="22"/>
-          <w:szCs w:val="22"/>
-        </w:rPr>
-      </w:pPr>
-      <w:r>
-        <w:rPr>
-          <w:rFonts w:asciiTheme="minorHAnsi" w:hAnsiTheme="minorHAnsi" w:cstheme="minorHAnsi"/>
+          <w:noProof/>
+          <w:sz w:val="22"/>
+          <w:szCs w:val="22"/>
+        </w:rPr>
+      </w:pPr>
+      <w:r>
+        <w:rPr>
+          <w:rFonts w:asciiTheme="minorHAnsi" w:hAnsiTheme="minorHAnsi" w:cstheme="minorHAnsi"/>
+          <w:noProof/>
           <w:sz w:val="22"/>
           <w:szCs w:val="22"/>
         </w:rPr>
@@ -3691,6 +4116,7 @@
       <w:r>
         <w:rPr>
           <w:rFonts w:asciiTheme="minorHAnsi" w:hAnsiTheme="minorHAnsi" w:cstheme="minorHAnsi"/>
+          <w:noProof/>
           <w:sz w:val="22"/>
           <w:szCs w:val="22"/>
         </w:rPr>
@@ -3700,6 +4126,7 @@
       <w:r>
         <w:rPr>
           <w:rFonts w:asciiTheme="minorHAnsi" w:hAnsiTheme="minorHAnsi" w:cstheme="minorHAnsi"/>
+          <w:noProof/>
           <w:sz w:val="22"/>
           <w:szCs w:val="22"/>
         </w:rPr>
@@ -3712,13 +4139,15 @@
         <w:pStyle w:val="NormalWeb"/>
         <w:rPr>
           <w:rFonts w:asciiTheme="minorHAnsi" w:hAnsiTheme="minorHAnsi" w:cstheme="minorHAnsi"/>
-          <w:sz w:val="22"/>
-          <w:szCs w:val="22"/>
-        </w:rPr>
-      </w:pPr>
-      <w:r>
-        <w:rPr>
-          <w:rFonts w:asciiTheme="minorHAnsi" w:hAnsiTheme="minorHAnsi" w:cstheme="minorHAnsi"/>
+          <w:noProof/>
+          <w:sz w:val="22"/>
+          <w:szCs w:val="22"/>
+        </w:rPr>
+      </w:pPr>
+      <w:r>
+        <w:rPr>
+          <w:rFonts w:asciiTheme="minorHAnsi" w:hAnsiTheme="minorHAnsi" w:cstheme="minorHAnsi"/>
+          <w:noProof/>
           <w:sz w:val="22"/>
           <w:szCs w:val="22"/>
         </w:rPr>
@@ -3824,6 +4253,8 @@
         </w:rPr>
         <w:t xml:space="preserve"> customers c</w:t>
       </w:r>
+      <w:bookmarkStart w:id="0" w:name="_GoBack"/>
+      <w:bookmarkEnd w:id="0"/>
     </w:p>
     <w:p>
       <w:pPr>
@@ -3981,6 +4412,7 @@
         <w:rPr>
           <w:rStyle w:val="HTMLCode"/>
           <w:rFonts w:asciiTheme="minorHAnsi" w:hAnsiTheme="minorHAnsi" w:cstheme="minorHAnsi"/>
+          <w:noProof/>
           <w:sz w:val="22"/>
           <w:szCs w:val="22"/>
         </w:rPr>
@@ -3998,6 +4430,7 @@
         <w:rPr>
           <w:rStyle w:val="hljs-keyword"/>
           <w:rFonts w:asciiTheme="minorHAnsi" w:hAnsiTheme="minorHAnsi" w:cstheme="minorHAnsi"/>
+          <w:noProof/>
           <w:sz w:val="22"/>
           <w:szCs w:val="22"/>
         </w:rPr>
@@ -4007,6 +4440,7 @@
         <w:rPr>
           <w:rStyle w:val="HTMLCode"/>
           <w:rFonts w:asciiTheme="minorHAnsi" w:hAnsiTheme="minorHAnsi" w:cstheme="minorHAnsi"/>
+          <w:noProof/>
           <w:sz w:val="22"/>
           <w:szCs w:val="22"/>
         </w:rPr>
@@ -4016,6 +4450,7 @@
         <w:rPr>
           <w:rStyle w:val="hljs-operator"/>
           <w:rFonts w:asciiTheme="minorHAnsi" w:hAnsiTheme="minorHAnsi" w:cstheme="minorHAnsi"/>
+          <w:noProof/>
           <w:sz w:val="22"/>
           <w:szCs w:val="22"/>
         </w:rPr>
@@ -4025,6 +4460,7 @@
         <w:rPr>
           <w:rStyle w:val="HTMLCode"/>
           <w:rFonts w:asciiTheme="minorHAnsi" w:hAnsiTheme="minorHAnsi" w:cstheme="minorHAnsi"/>
+          <w:noProof/>
           <w:sz w:val="22"/>
           <w:szCs w:val="22"/>
         </w:rPr>
@@ -4293,6 +4729,7 @@
           <w:szCs w:val="22"/>
         </w:rPr>
       </w:pPr>
+      <w:proofErr w:type="gramStart"/>
       <w:r>
         <w:rPr>
           <w:rFonts w:asciiTheme="minorHAnsi" w:hAnsiTheme="minorHAnsi" w:cstheme="minorHAnsi"/>
@@ -4310,6 +4747,7 @@
         <w:br/>
         <w:t>Group only by month.</w:t>
       </w:r>
+      <w:proofErr w:type="gramEnd"/>
     </w:p>
     <w:p>
       <w:pPr>
@@ -4339,6 +4777,7 @@
         </w:rPr>
         <w:t xml:space="preserve"> </w:t>
       </w:r>
+      <w:proofErr w:type="gramStart"/>
       <w:r>
         <w:rPr>
           <w:rStyle w:val="hljs-keyword"/>
@@ -4355,7 +4794,28 @@
           <w:sz w:val="22"/>
           <w:szCs w:val="22"/>
         </w:rPr>
-        <w:t xml:space="preserve">(order_date), </w:t>
+        <w:t>(</w:t>
+      </w:r>
+      <w:proofErr w:type="spellStart"/>
+      <w:proofErr w:type="gramEnd"/>
+      <w:r>
+        <w:rPr>
+          <w:rStyle w:val="HTMLCode"/>
+          <w:rFonts w:asciiTheme="minorHAnsi" w:hAnsiTheme="minorHAnsi" w:cstheme="minorHAnsi"/>
+          <w:sz w:val="22"/>
+          <w:szCs w:val="22"/>
+        </w:rPr>
+        <w:t>order_date</w:t>
+      </w:r>
+      <w:proofErr w:type="spellEnd"/>
+      <w:r>
+        <w:rPr>
+          <w:rStyle w:val="HTMLCode"/>
+          <w:rFonts w:asciiTheme="minorHAnsi" w:hAnsiTheme="minorHAnsi" w:cstheme="minorHAnsi"/>
+          <w:sz w:val="22"/>
+          <w:szCs w:val="22"/>
+        </w:rPr>
+        <w:t xml:space="preserve">), </w:t>
       </w:r>
       <w:r>
         <w:rPr>
@@ -4469,6 +4929,7 @@
         </w:rPr>
         <w:t xml:space="preserve"> </w:t>
       </w:r>
+      <w:proofErr w:type="gramStart"/>
       <w:r>
         <w:rPr>
           <w:rStyle w:val="hljs-keyword"/>
@@ -4485,7 +4946,28 @@
           <w:sz w:val="22"/>
           <w:szCs w:val="22"/>
         </w:rPr>
-        <w:t>(order_date);</w:t>
+        <w:t>(</w:t>
+      </w:r>
+      <w:proofErr w:type="spellStart"/>
+      <w:proofErr w:type="gramEnd"/>
+      <w:r>
+        <w:rPr>
+          <w:rStyle w:val="HTMLCode"/>
+          <w:rFonts w:asciiTheme="minorHAnsi" w:hAnsiTheme="minorHAnsi" w:cstheme="minorHAnsi"/>
+          <w:sz w:val="22"/>
+          <w:szCs w:val="22"/>
+        </w:rPr>
+        <w:t>order_date</w:t>
+      </w:r>
+      <w:proofErr w:type="spellEnd"/>
+      <w:r>
+        <w:rPr>
+          <w:rStyle w:val="HTMLCode"/>
+          <w:rFonts w:asciiTheme="minorHAnsi" w:hAnsiTheme="minorHAnsi" w:cstheme="minorHAnsi"/>
+          <w:sz w:val="22"/>
+          <w:szCs w:val="22"/>
+        </w:rPr>
+        <w:t>);</w:t>
       </w:r>
     </w:p>
     <w:p>
@@ -4557,14 +5039,25 @@
           <w:szCs w:val="22"/>
         </w:rPr>
       </w:pPr>
-      <w:r>
-        <w:rPr>
-          <w:rStyle w:val="HTMLCode"/>
-          <w:rFonts w:asciiTheme="minorHAnsi" w:hAnsiTheme="minorHAnsi" w:cstheme="minorHAnsi"/>
-          <w:sz w:val="22"/>
-          <w:szCs w:val="22"/>
-        </w:rPr>
-        <w:t>OVER(salary)</w:t>
+      <w:proofErr w:type="gramStart"/>
+      <w:r>
+        <w:rPr>
+          <w:rStyle w:val="HTMLCode"/>
+          <w:rFonts w:asciiTheme="minorHAnsi" w:hAnsiTheme="minorHAnsi" w:cstheme="minorHAnsi"/>
+          <w:sz w:val="22"/>
+          <w:szCs w:val="22"/>
+        </w:rPr>
+        <w:t>OVER(</w:t>
+      </w:r>
+      <w:proofErr w:type="gramEnd"/>
+      <w:r>
+        <w:rPr>
+          <w:rStyle w:val="HTMLCode"/>
+          <w:rFonts w:asciiTheme="minorHAnsi" w:hAnsiTheme="minorHAnsi" w:cstheme="minorHAnsi"/>
+          <w:sz w:val="22"/>
+          <w:szCs w:val="22"/>
+        </w:rPr>
+        <w:t>salary)</w:t>
       </w:r>
       <w:r>
         <w:rPr>
@@ -4662,6 +5155,7 @@
           <w:szCs w:val="22"/>
         </w:rPr>
       </w:pPr>
+      <w:proofErr w:type="gramStart"/>
       <w:r>
         <w:rPr>
           <w:rFonts w:asciiTheme="minorHAnsi" w:hAnsiTheme="minorHAnsi" w:cstheme="minorHAnsi"/>
@@ -4670,6 +5164,7 @@
         </w:rPr>
         <w:t>Salary problems → DENSE_RANK.</w:t>
       </w:r>
+      <w:proofErr w:type="gramEnd"/>
     </w:p>
     <w:p>
       <w:pPr>
@@ -4741,6 +5236,7 @@
           <w:szCs w:val="22"/>
         </w:rPr>
       </w:pPr>
+      <w:proofErr w:type="gramStart"/>
       <w:r>
         <w:rPr>
           <w:rFonts w:asciiTheme="minorHAnsi" w:hAnsiTheme="minorHAnsi" w:cstheme="minorHAnsi"/>
@@ -4756,8 +5252,27 @@
           <w:szCs w:val="22"/>
         </w:rPr>
         <w:br/>
-        <w:t>Use subquery or CTE.</w:t>
-      </w:r>
+        <w:t xml:space="preserve">Use </w:t>
+      </w:r>
+      <w:proofErr w:type="spellStart"/>
+      <w:r>
+        <w:rPr>
+          <w:rFonts w:asciiTheme="minorHAnsi" w:hAnsiTheme="minorHAnsi" w:cstheme="minorHAnsi"/>
+          <w:sz w:val="22"/>
+          <w:szCs w:val="22"/>
+        </w:rPr>
+        <w:t>subquery</w:t>
+      </w:r>
+      <w:proofErr w:type="spellEnd"/>
+      <w:r>
+        <w:rPr>
+          <w:rFonts w:asciiTheme="minorHAnsi" w:hAnsiTheme="minorHAnsi" w:cstheme="minorHAnsi"/>
+          <w:sz w:val="22"/>
+          <w:szCs w:val="22"/>
+        </w:rPr>
+        <w:t xml:space="preserve"> or CTE.</w:t>
+      </w:r>
+      <w:proofErr w:type="gramEnd"/>
     </w:p>
     <w:p>
       <w:pPr>
@@ -4921,16 +5436,36 @@
           <w:sz w:val="22"/>
           <w:szCs w:val="22"/>
         </w:rPr>
-        <w:t>DENSE_RANK</w:t>
-      </w:r>
-      <w:r>
-        <w:rPr>
-          <w:rStyle w:val="HTMLCode"/>
-          <w:rFonts w:asciiTheme="minorHAnsi" w:hAnsiTheme="minorHAnsi" w:cstheme="minorHAnsi"/>
-          <w:sz w:val="22"/>
-          <w:szCs w:val="22"/>
-        </w:rPr>
-        <w:t xml:space="preserve">() </w:t>
+        <w:t>DENSE_</w:t>
+      </w:r>
+      <w:proofErr w:type="gramStart"/>
+      <w:r>
+        <w:rPr>
+          <w:rStyle w:val="hljs-builtin"/>
+          <w:rFonts w:asciiTheme="minorHAnsi" w:hAnsiTheme="minorHAnsi" w:cstheme="minorHAnsi"/>
+          <w:sz w:val="22"/>
+          <w:szCs w:val="22"/>
+        </w:rPr>
+        <w:t>RANK</w:t>
+      </w:r>
+      <w:r>
+        <w:rPr>
+          <w:rStyle w:val="HTMLCode"/>
+          <w:rFonts w:asciiTheme="minorHAnsi" w:hAnsiTheme="minorHAnsi" w:cstheme="minorHAnsi"/>
+          <w:sz w:val="22"/>
+          <w:szCs w:val="22"/>
+        </w:rPr>
+        <w:t>(</w:t>
+      </w:r>
+      <w:proofErr w:type="gramEnd"/>
+      <w:r>
+        <w:rPr>
+          <w:rStyle w:val="HTMLCode"/>
+          <w:rFonts w:asciiTheme="minorHAnsi" w:hAnsiTheme="minorHAnsi" w:cstheme="minorHAnsi"/>
+          <w:sz w:val="22"/>
+          <w:szCs w:val="22"/>
+        </w:rPr>
+        <w:t xml:space="preserve">) </w:t>
       </w:r>
       <w:r>
         <w:rPr>
@@ -5002,8 +5537,19 @@
           <w:sz w:val="22"/>
           <w:szCs w:val="22"/>
         </w:rPr>
-        <w:t>) rnk</w:t>
-      </w:r>
+        <w:t xml:space="preserve">) </w:t>
+      </w:r>
+      <w:proofErr w:type="spellStart"/>
+      <w:r>
+        <w:rPr>
+          <w:rStyle w:val="HTMLCode"/>
+          <w:rFonts w:asciiTheme="minorHAnsi" w:hAnsiTheme="minorHAnsi" w:cstheme="minorHAnsi"/>
+          <w:sz w:val="22"/>
+          <w:szCs w:val="22"/>
+        </w:rPr>
+        <w:t>rnk</w:t>
+      </w:r>
+      <w:proofErr w:type="spellEnd"/>
     </w:p>
     <w:p>
       <w:pPr>
@@ -5156,7 +5702,27 @@
           <w:sz w:val="22"/>
           <w:szCs w:val="22"/>
         </w:rPr>
-        <w:t xml:space="preserve"> rnk </w:t>
+        <w:t xml:space="preserve"> </w:t>
+      </w:r>
+      <w:proofErr w:type="spellStart"/>
+      <w:r>
+        <w:rPr>
+          <w:rStyle w:val="HTMLCode"/>
+          <w:rFonts w:asciiTheme="minorHAnsi" w:hAnsiTheme="minorHAnsi" w:cstheme="minorHAnsi"/>
+          <w:sz w:val="22"/>
+          <w:szCs w:val="22"/>
+        </w:rPr>
+        <w:t>rnk</w:t>
+      </w:r>
+      <w:proofErr w:type="spellEnd"/>
+      <w:r>
+        <w:rPr>
+          <w:rStyle w:val="HTMLCode"/>
+          <w:rFonts w:asciiTheme="minorHAnsi" w:hAnsiTheme="minorHAnsi" w:cstheme="minorHAnsi"/>
+          <w:sz w:val="22"/>
+          <w:szCs w:val="22"/>
+        </w:rPr>
+        <w:t xml:space="preserve"> </w:t>
       </w:r>
       <w:r>
         <w:rPr>
@@ -5243,8 +5809,36 @@
           <w:sz w:val="22"/>
           <w:szCs w:val="22"/>
         </w:rPr>
-        <w:t>21. CTE vs subquery</w:t>
-      </w:r>
+        <w:t xml:space="preserve">21. CTE </w:t>
+      </w:r>
+      <w:proofErr w:type="spellStart"/>
+      <w:r>
+        <w:rPr>
+          <w:rFonts w:asciiTheme="minorHAnsi" w:hAnsiTheme="minorHAnsi" w:cstheme="minorHAnsi"/>
+          <w:sz w:val="22"/>
+          <w:szCs w:val="22"/>
+        </w:rPr>
+        <w:t>vs</w:t>
+      </w:r>
+      <w:proofErr w:type="spellEnd"/>
+      <w:r>
+        <w:rPr>
+          <w:rFonts w:asciiTheme="minorHAnsi" w:hAnsiTheme="minorHAnsi" w:cstheme="minorHAnsi"/>
+          <w:sz w:val="22"/>
+          <w:szCs w:val="22"/>
+        </w:rPr>
+        <w:t xml:space="preserve"> </w:t>
+      </w:r>
+      <w:proofErr w:type="spellStart"/>
+      <w:r>
+        <w:rPr>
+          <w:rFonts w:asciiTheme="minorHAnsi" w:hAnsiTheme="minorHAnsi" w:cstheme="minorHAnsi"/>
+          <w:sz w:val="22"/>
+          <w:szCs w:val="22"/>
+        </w:rPr>
+        <w:t>subquery</w:t>
+      </w:r>
+      <w:proofErr w:type="spellEnd"/>
     </w:p>
     <w:p>
       <w:pPr>
@@ -5324,6 +5918,7 @@
           <w:szCs w:val="22"/>
         </w:rPr>
       </w:pPr>
+      <w:proofErr w:type="gramStart"/>
       <w:r>
         <w:rPr>
           <w:rFonts w:asciiTheme="minorHAnsi" w:hAnsiTheme="minorHAnsi" w:cstheme="minorHAnsi"/>
@@ -5341,6 +5936,7 @@
         <w:br/>
         <w:t>Only meaningful with TOP or LIMIT.</w:t>
       </w:r>
+      <w:proofErr w:type="gramEnd"/>
       <w:r>
         <w:rPr>
           <w:rFonts w:asciiTheme="minorHAnsi" w:hAnsiTheme="minorHAnsi" w:cstheme="minorHAnsi"/>
@@ -5348,8 +5944,17 @@
           <w:szCs w:val="22"/>
         </w:rPr>
         <w:br/>
+      </w:r>
+      <w:proofErr w:type="gramStart"/>
+      <w:r>
+        <w:rPr>
+          <w:rFonts w:asciiTheme="minorHAnsi" w:hAnsiTheme="minorHAnsi" w:cstheme="minorHAnsi"/>
+          <w:sz w:val="22"/>
+          <w:szCs w:val="22"/>
+        </w:rPr>
         <w:t>Otherwise ignored by optimizer.</w:t>
       </w:r>
+      <w:proofErr w:type="gramEnd"/>
     </w:p>
     <w:p>
       <w:pPr>
@@ -5461,16 +6066,36 @@
           <w:sz w:val="22"/>
           <w:szCs w:val="22"/>
         </w:rPr>
-        <w:t>ROW_NUMBER</w:t>
-      </w:r>
-      <w:r>
-        <w:rPr>
-          <w:rStyle w:val="HTMLCode"/>
-          <w:rFonts w:asciiTheme="minorHAnsi" w:hAnsiTheme="minorHAnsi" w:cstheme="minorHAnsi"/>
-          <w:sz w:val="22"/>
-          <w:szCs w:val="22"/>
-        </w:rPr>
-        <w:t xml:space="preserve">() </w:t>
+        <w:t>ROW_</w:t>
+      </w:r>
+      <w:proofErr w:type="gramStart"/>
+      <w:r>
+        <w:rPr>
+          <w:rStyle w:val="hljs-builtin"/>
+          <w:rFonts w:asciiTheme="minorHAnsi" w:hAnsiTheme="minorHAnsi" w:cstheme="minorHAnsi"/>
+          <w:sz w:val="22"/>
+          <w:szCs w:val="22"/>
+        </w:rPr>
+        <w:t>NUMBER</w:t>
+      </w:r>
+      <w:r>
+        <w:rPr>
+          <w:rStyle w:val="HTMLCode"/>
+          <w:rFonts w:asciiTheme="minorHAnsi" w:hAnsiTheme="minorHAnsi" w:cstheme="minorHAnsi"/>
+          <w:sz w:val="22"/>
+          <w:szCs w:val="22"/>
+        </w:rPr>
+        <w:t>(</w:t>
+      </w:r>
+      <w:proofErr w:type="gramEnd"/>
+      <w:r>
+        <w:rPr>
+          <w:rStyle w:val="HTMLCode"/>
+          <w:rFonts w:asciiTheme="minorHAnsi" w:hAnsiTheme="minorHAnsi" w:cstheme="minorHAnsi"/>
+          <w:sz w:val="22"/>
+          <w:szCs w:val="22"/>
+        </w:rPr>
+        <w:t xml:space="preserve">) </w:t>
       </w:r>
       <w:r>
         <w:rPr>
@@ -5601,8 +6226,19 @@
           <w:sz w:val="22"/>
           <w:szCs w:val="22"/>
         </w:rPr>
-        <w:t xml:space="preserve"> join_date</w:t>
-      </w:r>
+        <w:t xml:space="preserve"> </w:t>
+      </w:r>
+      <w:proofErr w:type="spellStart"/>
+      <w:r>
+        <w:rPr>
+          <w:rStyle w:val="HTMLCode"/>
+          <w:rFonts w:asciiTheme="minorHAnsi" w:hAnsiTheme="minorHAnsi" w:cstheme="minorHAnsi"/>
+          <w:sz w:val="22"/>
+          <w:szCs w:val="22"/>
+        </w:rPr>
+        <w:t>join_date</w:t>
+      </w:r>
+      <w:proofErr w:type="spellEnd"/>
     </w:p>
     <w:p>
       <w:pPr>
@@ -5633,13 +6269,25 @@
           <w:szCs w:val="22"/>
         </w:rPr>
       </w:pPr>
-      <w:r>
-        <w:rPr>
-          <w:rFonts w:asciiTheme="minorHAnsi" w:hAnsiTheme="minorHAnsi" w:cstheme="minorHAnsi"/>
-          <w:sz w:val="22"/>
-          <w:szCs w:val="22"/>
-        </w:rPr>
-        <w:t>rn = 1 gives earliest joiner.</w:t>
+      <w:proofErr w:type="spellStart"/>
+      <w:proofErr w:type="gramStart"/>
+      <w:r>
+        <w:rPr>
+          <w:rFonts w:asciiTheme="minorHAnsi" w:hAnsiTheme="minorHAnsi" w:cstheme="minorHAnsi"/>
+          <w:sz w:val="22"/>
+          <w:szCs w:val="22"/>
+        </w:rPr>
+        <w:t>rn</w:t>
+      </w:r>
+      <w:proofErr w:type="spellEnd"/>
+      <w:proofErr w:type="gramEnd"/>
+      <w:r>
+        <w:rPr>
+          <w:rFonts w:asciiTheme="minorHAnsi" w:hAnsiTheme="minorHAnsi" w:cstheme="minorHAnsi"/>
+          <w:sz w:val="22"/>
+          <w:szCs w:val="22"/>
+        </w:rPr>
+        <w:t xml:space="preserve"> = 1 gives earliest joiner.</w:t>
       </w:r>
     </w:p>
     <w:p>
@@ -5672,7 +6320,25 @@
           <w:sz w:val="22"/>
           <w:szCs w:val="22"/>
         </w:rPr>
-        <w:t>25. UNION vs UNION ALL</w:t>
+        <w:t xml:space="preserve">25. UNION </w:t>
+      </w:r>
+      <w:proofErr w:type="spellStart"/>
+      <w:r>
+        <w:rPr>
+          <w:rFonts w:asciiTheme="minorHAnsi" w:hAnsiTheme="minorHAnsi" w:cstheme="minorHAnsi"/>
+          <w:sz w:val="22"/>
+          <w:szCs w:val="22"/>
+        </w:rPr>
+        <w:t>vs</w:t>
+      </w:r>
+      <w:proofErr w:type="spellEnd"/>
+      <w:r>
+        <w:rPr>
+          <w:rFonts w:asciiTheme="minorHAnsi" w:hAnsiTheme="minorHAnsi" w:cstheme="minorHAnsi"/>
+          <w:sz w:val="22"/>
+          <w:szCs w:val="22"/>
+        </w:rPr>
+        <w:t xml:space="preserve"> UNION ALL</w:t>
       </w:r>
     </w:p>
     <w:p>
@@ -5741,7 +6407,25 @@
           <w:sz w:val="22"/>
           <w:szCs w:val="22"/>
         </w:rPr>
-        <w:t>26. DELETE vs TRUNCATE</w:t>
+        <w:t xml:space="preserve">26. DELETE </w:t>
+      </w:r>
+      <w:proofErr w:type="spellStart"/>
+      <w:r>
+        <w:rPr>
+          <w:rFonts w:asciiTheme="minorHAnsi" w:hAnsiTheme="minorHAnsi" w:cstheme="minorHAnsi"/>
+          <w:sz w:val="22"/>
+          <w:szCs w:val="22"/>
+        </w:rPr>
+        <w:t>vs</w:t>
+      </w:r>
+      <w:proofErr w:type="spellEnd"/>
+      <w:r>
+        <w:rPr>
+          <w:rFonts w:asciiTheme="minorHAnsi" w:hAnsiTheme="minorHAnsi" w:cstheme="minorHAnsi"/>
+          <w:sz w:val="22"/>
+          <w:szCs w:val="22"/>
+        </w:rPr>
+        <w:t xml:space="preserve"> TRUNCATE</w:t>
       </w:r>
     </w:p>
     <w:p>
@@ -5768,7 +6452,25 @@
           <w:szCs w:val="22"/>
         </w:rPr>
         <w:br/>
-        <w:t>DELETE is row-level and rollbackable.</w:t>
+        <w:t xml:space="preserve">DELETE is row-level and </w:t>
+      </w:r>
+      <w:proofErr w:type="spellStart"/>
+      <w:r>
+        <w:rPr>
+          <w:rFonts w:asciiTheme="minorHAnsi" w:hAnsiTheme="minorHAnsi" w:cstheme="minorHAnsi"/>
+          <w:sz w:val="22"/>
+          <w:szCs w:val="22"/>
+        </w:rPr>
+        <w:t>rollbackable</w:t>
+      </w:r>
+      <w:proofErr w:type="spellEnd"/>
+      <w:r>
+        <w:rPr>
+          <w:rFonts w:asciiTheme="minorHAnsi" w:hAnsiTheme="minorHAnsi" w:cstheme="minorHAnsi"/>
+          <w:sz w:val="22"/>
+          <w:szCs w:val="22"/>
+        </w:rPr>
+        <w:t>.</w:t>
       </w:r>
       <w:r>
         <w:rPr>
@@ -5810,7 +6512,43 @@
           <w:sz w:val="22"/>
           <w:szCs w:val="22"/>
         </w:rPr>
-        <w:t>27. COUNT(*) vs COUNT(column)</w:t>
+        <w:t xml:space="preserve">27. </w:t>
+      </w:r>
+      <w:proofErr w:type="gramStart"/>
+      <w:r>
+        <w:rPr>
+          <w:rFonts w:asciiTheme="minorHAnsi" w:hAnsiTheme="minorHAnsi" w:cstheme="minorHAnsi"/>
+          <w:sz w:val="22"/>
+          <w:szCs w:val="22"/>
+        </w:rPr>
+        <w:t>COUNT(</w:t>
+      </w:r>
+      <w:proofErr w:type="gramEnd"/>
+      <w:r>
+        <w:rPr>
+          <w:rFonts w:asciiTheme="minorHAnsi" w:hAnsiTheme="minorHAnsi" w:cstheme="minorHAnsi"/>
+          <w:sz w:val="22"/>
+          <w:szCs w:val="22"/>
+        </w:rPr>
+        <w:t xml:space="preserve">*) </w:t>
+      </w:r>
+      <w:proofErr w:type="spellStart"/>
+      <w:r>
+        <w:rPr>
+          <w:rFonts w:asciiTheme="minorHAnsi" w:hAnsiTheme="minorHAnsi" w:cstheme="minorHAnsi"/>
+          <w:sz w:val="22"/>
+          <w:szCs w:val="22"/>
+        </w:rPr>
+        <w:t>vs</w:t>
+      </w:r>
+      <w:proofErr w:type="spellEnd"/>
+      <w:r>
+        <w:rPr>
+          <w:rFonts w:asciiTheme="minorHAnsi" w:hAnsiTheme="minorHAnsi" w:cstheme="minorHAnsi"/>
+          <w:sz w:val="22"/>
+          <w:szCs w:val="22"/>
+        </w:rPr>
+        <w:t xml:space="preserve"> COUNT(column)</w:t>
       </w:r>
     </w:p>
     <w:p>
@@ -5837,7 +6575,24 @@
           <w:szCs w:val="22"/>
         </w:rPr>
         <w:br/>
-        <w:t>COUNT(column) ignores NULLs.</w:t>
+      </w:r>
+      <w:proofErr w:type="gramStart"/>
+      <w:r>
+        <w:rPr>
+          <w:rFonts w:asciiTheme="minorHAnsi" w:hAnsiTheme="minorHAnsi" w:cstheme="minorHAnsi"/>
+          <w:sz w:val="22"/>
+          <w:szCs w:val="22"/>
+        </w:rPr>
+        <w:t>COUNT(</w:t>
+      </w:r>
+      <w:proofErr w:type="gramEnd"/>
+      <w:r>
+        <w:rPr>
+          <w:rFonts w:asciiTheme="minorHAnsi" w:hAnsiTheme="minorHAnsi" w:cstheme="minorHAnsi"/>
+          <w:sz w:val="22"/>
+          <w:szCs w:val="22"/>
+        </w:rPr>
+        <w:t>column) ignores NULLs.</w:t>
       </w:r>
       <w:r>
         <w:rPr>
@@ -5846,7 +6601,24 @@
           <w:szCs w:val="22"/>
         </w:rPr>
         <w:br/>
-        <w:t>COUNT(*) counts all rows.</w:t>
+      </w:r>
+      <w:proofErr w:type="gramStart"/>
+      <w:r>
+        <w:rPr>
+          <w:rFonts w:asciiTheme="minorHAnsi" w:hAnsiTheme="minorHAnsi" w:cstheme="minorHAnsi"/>
+          <w:sz w:val="22"/>
+          <w:szCs w:val="22"/>
+        </w:rPr>
+        <w:t>COUNT(</w:t>
+      </w:r>
+      <w:proofErr w:type="gramEnd"/>
+      <w:r>
+        <w:rPr>
+          <w:rFonts w:asciiTheme="minorHAnsi" w:hAnsiTheme="minorHAnsi" w:cstheme="minorHAnsi"/>
+          <w:sz w:val="22"/>
+          <w:szCs w:val="22"/>
+        </w:rPr>
+        <w:t>*) counts all rows.</w:t>
       </w:r>
     </w:p>
     <w:p>
@@ -5952,6 +6724,7 @@
           <w:szCs w:val="22"/>
         </w:rPr>
       </w:pPr>
+      <w:proofErr w:type="gramStart"/>
       <w:r>
         <w:rPr>
           <w:rStyle w:val="hljs-builtin"/>
@@ -5968,7 +6741,17 @@
           <w:sz w:val="22"/>
           <w:szCs w:val="22"/>
         </w:rPr>
-        <w:t xml:space="preserve">(salary, </w:t>
+        <w:t>(</w:t>
+      </w:r>
+      <w:proofErr w:type="gramEnd"/>
+      <w:r>
+        <w:rPr>
+          <w:rStyle w:val="HTMLCode"/>
+          <w:rFonts w:asciiTheme="minorHAnsi" w:hAnsiTheme="minorHAnsi" w:cstheme="minorHAnsi"/>
+          <w:sz w:val="22"/>
+          <w:szCs w:val="22"/>
+        </w:rPr>
+        <w:t xml:space="preserve">salary, </w:t>
       </w:r>
       <w:r>
         <w:rPr>
@@ -6161,16 +6944,36 @@
           <w:sz w:val="22"/>
           <w:szCs w:val="22"/>
         </w:rPr>
-        <w:t>DENSE_RANK</w:t>
-      </w:r>
-      <w:r>
-        <w:rPr>
-          <w:rStyle w:val="HTMLCode"/>
-          <w:rFonts w:asciiTheme="minorHAnsi" w:hAnsiTheme="minorHAnsi" w:cstheme="minorHAnsi"/>
-          <w:sz w:val="22"/>
-          <w:szCs w:val="22"/>
-        </w:rPr>
-        <w:t xml:space="preserve">() </w:t>
+        <w:t>DENSE_</w:t>
+      </w:r>
+      <w:proofErr w:type="gramStart"/>
+      <w:r>
+        <w:rPr>
+          <w:rStyle w:val="hljs-builtin"/>
+          <w:rFonts w:asciiTheme="minorHAnsi" w:hAnsiTheme="minorHAnsi" w:cstheme="minorHAnsi"/>
+          <w:sz w:val="22"/>
+          <w:szCs w:val="22"/>
+        </w:rPr>
+        <w:t>RANK</w:t>
+      </w:r>
+      <w:r>
+        <w:rPr>
+          <w:rStyle w:val="HTMLCode"/>
+          <w:rFonts w:asciiTheme="minorHAnsi" w:hAnsiTheme="minorHAnsi" w:cstheme="minorHAnsi"/>
+          <w:sz w:val="22"/>
+          <w:szCs w:val="22"/>
+        </w:rPr>
+        <w:t>(</w:t>
+      </w:r>
+      <w:proofErr w:type="gramEnd"/>
+      <w:r>
+        <w:rPr>
+          <w:rStyle w:val="HTMLCode"/>
+          <w:rFonts w:asciiTheme="minorHAnsi" w:hAnsiTheme="minorHAnsi" w:cstheme="minorHAnsi"/>
+          <w:sz w:val="22"/>
+          <w:szCs w:val="22"/>
+        </w:rPr>
+        <w:t xml:space="preserve">) </w:t>
       </w:r>
       <w:r>
         <w:rPr>
@@ -6476,7 +7279,25 @@
           <w:szCs w:val="22"/>
         </w:rPr>
         <w:br/>
-        <w:t>Use date minus row_number trick.</w:t>
+        <w:t xml:space="preserve">Use date minus </w:t>
+      </w:r>
+      <w:proofErr w:type="spellStart"/>
+      <w:r>
+        <w:rPr>
+          <w:rFonts w:asciiTheme="minorHAnsi" w:hAnsiTheme="minorHAnsi" w:cstheme="minorHAnsi"/>
+          <w:sz w:val="22"/>
+          <w:szCs w:val="22"/>
+        </w:rPr>
+        <w:t>row_number</w:t>
+      </w:r>
+      <w:proofErr w:type="spellEnd"/>
+      <w:r>
+        <w:rPr>
+          <w:rFonts w:asciiTheme="minorHAnsi" w:hAnsiTheme="minorHAnsi" w:cstheme="minorHAnsi"/>
+          <w:sz w:val="22"/>
+          <w:szCs w:val="22"/>
+        </w:rPr>
+        <w:t xml:space="preserve"> trick.</w:t>
       </w:r>
     </w:p>
     <w:p>
@@ -6522,6 +7343,7 @@
           <w:szCs w:val="22"/>
         </w:rPr>
       </w:pPr>
+      <w:proofErr w:type="gramStart"/>
       <w:r>
         <w:rPr>
           <w:rStyle w:val="hljs-builtin"/>
@@ -6538,7 +7360,17 @@
           <w:sz w:val="22"/>
           <w:szCs w:val="22"/>
         </w:rPr>
-        <w:t xml:space="preserve">(amount) </w:t>
+        <w:t>(</w:t>
+      </w:r>
+      <w:proofErr w:type="gramEnd"/>
+      <w:r>
+        <w:rPr>
+          <w:rStyle w:val="HTMLCode"/>
+          <w:rFonts w:asciiTheme="minorHAnsi" w:hAnsiTheme="minorHAnsi" w:cstheme="minorHAnsi"/>
+          <w:sz w:val="22"/>
+          <w:szCs w:val="22"/>
+        </w:rPr>
+        <w:t xml:space="preserve">amount) </w:t>
       </w:r>
       <w:r>
         <w:rPr>
@@ -6612,8 +7444,19 @@
           <w:sz w:val="22"/>
           <w:szCs w:val="22"/>
         </w:rPr>
-        <w:t xml:space="preserve"> order_date</w:t>
-      </w:r>
+        <w:t xml:space="preserve"> </w:t>
+      </w:r>
+      <w:proofErr w:type="spellStart"/>
+      <w:r>
+        <w:rPr>
+          <w:rStyle w:val="HTMLCode"/>
+          <w:rFonts w:asciiTheme="minorHAnsi" w:hAnsiTheme="minorHAnsi" w:cstheme="minorHAnsi"/>
+          <w:sz w:val="22"/>
+          <w:szCs w:val="22"/>
+        </w:rPr>
+        <w:t>order_date</w:t>
+      </w:r>
+      <w:proofErr w:type="spellEnd"/>
     </w:p>
     <w:p>
       <w:pPr>
@@ -6686,7 +7529,27 @@
           <w:sz w:val="22"/>
           <w:szCs w:val="22"/>
         </w:rPr>
-        <w:t xml:space="preserve"> PRECEDING </w:t>
+        <w:t xml:space="preserve"> </w:t>
+      </w:r>
+      <w:proofErr w:type="gramStart"/>
+      <w:r>
+        <w:rPr>
+          <w:rStyle w:val="HTMLCode"/>
+          <w:rFonts w:asciiTheme="minorHAnsi" w:hAnsiTheme="minorHAnsi" w:cstheme="minorHAnsi"/>
+          <w:sz w:val="22"/>
+          <w:szCs w:val="22"/>
+        </w:rPr>
+        <w:t>PRECEDING</w:t>
+      </w:r>
+      <w:proofErr w:type="gramEnd"/>
+      <w:r>
+        <w:rPr>
+          <w:rStyle w:val="HTMLCode"/>
+          <w:rFonts w:asciiTheme="minorHAnsi" w:hAnsiTheme="minorHAnsi" w:cstheme="minorHAnsi"/>
+          <w:sz w:val="22"/>
+          <w:szCs w:val="22"/>
+        </w:rPr>
+        <w:t xml:space="preserve"> </w:t>
       </w:r>
       <w:r>
         <w:rPr>
@@ -6797,6 +7660,7 @@
           <w:szCs w:val="22"/>
         </w:rPr>
       </w:pPr>
+      <w:proofErr w:type="gramStart"/>
       <w:r>
         <w:rPr>
           <w:rStyle w:val="hljs-builtin"/>
@@ -6813,7 +7677,17 @@
           <w:sz w:val="22"/>
           <w:szCs w:val="22"/>
         </w:rPr>
-        <w:t xml:space="preserve">(sales) </w:t>
+        <w:t>(</w:t>
+      </w:r>
+      <w:proofErr w:type="gramEnd"/>
+      <w:r>
+        <w:rPr>
+          <w:rStyle w:val="HTMLCode"/>
+          <w:rFonts w:asciiTheme="minorHAnsi" w:hAnsiTheme="minorHAnsi" w:cstheme="minorHAnsi"/>
+          <w:sz w:val="22"/>
+          <w:szCs w:val="22"/>
+        </w:rPr>
+        <w:t xml:space="preserve">sales) </w:t>
       </w:r>
       <w:r>
         <w:rPr>
@@ -6931,6 +7805,7 @@
           <w:szCs w:val="22"/>
         </w:rPr>
       </w:pPr>
+      <w:proofErr w:type="gramStart"/>
       <w:r>
         <w:rPr>
           <w:rStyle w:val="hljs-builtin"/>
@@ -6947,7 +7822,17 @@
           <w:sz w:val="22"/>
           <w:szCs w:val="22"/>
         </w:rPr>
-        <w:t xml:space="preserve">(sales) </w:t>
+        <w:t>(</w:t>
+      </w:r>
+      <w:proofErr w:type="gramEnd"/>
+      <w:r>
+        <w:rPr>
+          <w:rStyle w:val="HTMLCode"/>
+          <w:rFonts w:asciiTheme="minorHAnsi" w:hAnsiTheme="minorHAnsi" w:cstheme="minorHAnsi"/>
+          <w:sz w:val="22"/>
+          <w:szCs w:val="22"/>
+        </w:rPr>
+        <w:t xml:space="preserve">sales) </w:t>
       </w:r>
       <w:r>
         <w:rPr>
@@ -7080,7 +7965,24 @@
           <w:szCs w:val="22"/>
         </w:rPr>
         <w:br/>
-        <w:t>Subquery for average, compare counts.</w:t>
+      </w:r>
+      <w:proofErr w:type="spellStart"/>
+      <w:r>
+        <w:rPr>
+          <w:rFonts w:asciiTheme="minorHAnsi" w:hAnsiTheme="minorHAnsi" w:cstheme="minorHAnsi"/>
+          <w:sz w:val="22"/>
+          <w:szCs w:val="22"/>
+        </w:rPr>
+        <w:t>Subquery</w:t>
+      </w:r>
+      <w:proofErr w:type="spellEnd"/>
+      <w:r>
+        <w:rPr>
+          <w:rFonts w:asciiTheme="minorHAnsi" w:hAnsiTheme="minorHAnsi" w:cstheme="minorHAnsi"/>
+          <w:sz w:val="22"/>
+          <w:szCs w:val="22"/>
+        </w:rPr>
+        <w:t xml:space="preserve"> for average, compare counts.</w:t>
       </w:r>
     </w:p>
     <w:p>
@@ -7113,7 +8015,25 @@
           <w:sz w:val="22"/>
           <w:szCs w:val="22"/>
         </w:rPr>
-        <w:t>38. Self join use case</w:t>
+        <w:t xml:space="preserve">38. </w:t>
+      </w:r>
+      <w:proofErr w:type="spellStart"/>
+      <w:r>
+        <w:rPr>
+          <w:rFonts w:asciiTheme="minorHAnsi" w:hAnsiTheme="minorHAnsi" w:cstheme="minorHAnsi"/>
+          <w:sz w:val="22"/>
+          <w:szCs w:val="22"/>
+        </w:rPr>
+        <w:t>Self join</w:t>
+      </w:r>
+      <w:proofErr w:type="spellEnd"/>
+      <w:r>
+        <w:rPr>
+          <w:rFonts w:asciiTheme="minorHAnsi" w:hAnsiTheme="minorHAnsi" w:cstheme="minorHAnsi"/>
+          <w:sz w:val="22"/>
+          <w:szCs w:val="22"/>
+        </w:rPr>
+        <w:t xml:space="preserve"> use case</w:t>
       </w:r>
     </w:p>
     <w:p>
@@ -7125,6 +8045,7 @@
           <w:szCs w:val="22"/>
         </w:rPr>
       </w:pPr>
+      <w:proofErr w:type="gramStart"/>
       <w:r>
         <w:rPr>
           <w:rFonts w:asciiTheme="minorHAnsi" w:hAnsiTheme="minorHAnsi" w:cstheme="minorHAnsi"/>
@@ -7142,6 +8063,7 @@
         <w:br/>
         <w:t>Hierarchy or same-table comparison.</w:t>
       </w:r>
+      <w:proofErr w:type="gramEnd"/>
     </w:p>
     <w:p>
       <w:pPr>
@@ -7233,7 +8155,25 @@
           <w:sz w:val="22"/>
           <w:szCs w:val="22"/>
         </w:rPr>
-        <w:t>40. DISTINCT vs GROUP BY</w:t>
+        <w:t xml:space="preserve">40. DISTINCT </w:t>
+      </w:r>
+      <w:proofErr w:type="spellStart"/>
+      <w:r>
+        <w:rPr>
+          <w:rFonts w:asciiTheme="minorHAnsi" w:hAnsiTheme="minorHAnsi" w:cstheme="minorHAnsi"/>
+          <w:sz w:val="22"/>
+          <w:szCs w:val="22"/>
+        </w:rPr>
+        <w:t>vs</w:t>
+      </w:r>
+      <w:proofErr w:type="spellEnd"/>
+      <w:r>
+        <w:rPr>
+          <w:rFonts w:asciiTheme="minorHAnsi" w:hAnsiTheme="minorHAnsi" w:cstheme="minorHAnsi"/>
+          <w:sz w:val="22"/>
+          <w:szCs w:val="22"/>
+        </w:rPr>
+        <w:t xml:space="preserve"> GROUP BY</w:t>
       </w:r>
     </w:p>
     <w:p>
@@ -7320,7 +8260,24 @@
           <w:szCs w:val="22"/>
         </w:rPr>
         <w:br/>
-        <w:t>Fetches unnecessary data, breaks indexes.</w:t>
+      </w:r>
+      <w:proofErr w:type="gramStart"/>
+      <w:r>
+        <w:rPr>
+          <w:rFonts w:asciiTheme="minorHAnsi" w:hAnsiTheme="minorHAnsi" w:cstheme="minorHAnsi"/>
+          <w:sz w:val="22"/>
+          <w:szCs w:val="22"/>
+        </w:rPr>
+        <w:t>Fetches</w:t>
+      </w:r>
+      <w:proofErr w:type="gramEnd"/>
+      <w:r>
+        <w:rPr>
+          <w:rFonts w:asciiTheme="minorHAnsi" w:hAnsiTheme="minorHAnsi" w:cstheme="minorHAnsi"/>
+          <w:sz w:val="22"/>
+          <w:szCs w:val="22"/>
+        </w:rPr>
+        <w:t xml:space="preserve"> unnecessary data, breaks indexes.</w:t>
       </w:r>
     </w:p>
     <w:p>
@@ -7380,7 +8337,25 @@
           <w:szCs w:val="22"/>
         </w:rPr>
         <w:br/>
-        <w:t>Functions break sargability.</w:t>
+        <w:t xml:space="preserve">Functions break </w:t>
+      </w:r>
+      <w:proofErr w:type="spellStart"/>
+      <w:r>
+        <w:rPr>
+          <w:rFonts w:asciiTheme="minorHAnsi" w:hAnsiTheme="minorHAnsi" w:cstheme="minorHAnsi"/>
+          <w:sz w:val="22"/>
+          <w:szCs w:val="22"/>
+        </w:rPr>
+        <w:t>sargability</w:t>
+      </w:r>
+      <w:proofErr w:type="spellEnd"/>
+      <w:r>
+        <w:rPr>
+          <w:rFonts w:asciiTheme="minorHAnsi" w:hAnsiTheme="minorHAnsi" w:cstheme="minorHAnsi"/>
+          <w:sz w:val="22"/>
+          <w:szCs w:val="22"/>
+        </w:rPr>
+        <w:t>.</w:t>
       </w:r>
     </w:p>
     <w:p>
@@ -7413,7 +8388,25 @@
           <w:sz w:val="22"/>
           <w:szCs w:val="22"/>
         </w:rPr>
-        <w:t>43. What is sargable query</w:t>
+        <w:t xml:space="preserve">43. What is </w:t>
+      </w:r>
+      <w:proofErr w:type="spellStart"/>
+      <w:r>
+        <w:rPr>
+          <w:rFonts w:asciiTheme="minorHAnsi" w:hAnsiTheme="minorHAnsi" w:cstheme="minorHAnsi"/>
+          <w:sz w:val="22"/>
+          <w:szCs w:val="22"/>
+        </w:rPr>
+        <w:t>sargable</w:t>
+      </w:r>
+      <w:proofErr w:type="spellEnd"/>
+      <w:r>
+        <w:rPr>
+          <w:rFonts w:asciiTheme="minorHAnsi" w:hAnsiTheme="minorHAnsi" w:cstheme="minorHAnsi"/>
+          <w:sz w:val="22"/>
+          <w:szCs w:val="22"/>
+        </w:rPr>
+        <w:t xml:space="preserve"> query</w:t>
       </w:r>
     </w:p>
     <w:p>
@@ -7440,7 +8433,25 @@
           <w:szCs w:val="22"/>
         </w:rPr>
         <w:br/>
-        <w:t>Query that allows index seek.</w:t>
+        <w:t xml:space="preserve">Query that allows index </w:t>
+      </w:r>
+      <w:proofErr w:type="gramStart"/>
+      <w:r>
+        <w:rPr>
+          <w:rFonts w:asciiTheme="minorHAnsi" w:hAnsiTheme="minorHAnsi" w:cstheme="minorHAnsi"/>
+          <w:sz w:val="22"/>
+          <w:szCs w:val="22"/>
+        </w:rPr>
+        <w:t>seek</w:t>
+      </w:r>
+      <w:proofErr w:type="gramEnd"/>
+      <w:r>
+        <w:rPr>
+          <w:rFonts w:asciiTheme="minorHAnsi" w:hAnsiTheme="minorHAnsi" w:cstheme="minorHAnsi"/>
+          <w:sz w:val="22"/>
+          <w:szCs w:val="22"/>
+        </w:rPr>
+        <w:t>.</w:t>
       </w:r>
     </w:p>
     <w:p>
@@ -7534,7 +8545,25 @@
           <w:sz w:val="22"/>
           <w:szCs w:val="22"/>
         </w:rPr>
-        <w:t>45. Temp table vs CTE</w:t>
+        <w:t xml:space="preserve">45. Temp table </w:t>
+      </w:r>
+      <w:proofErr w:type="spellStart"/>
+      <w:r>
+        <w:rPr>
+          <w:rFonts w:asciiTheme="minorHAnsi" w:hAnsiTheme="minorHAnsi" w:cstheme="minorHAnsi"/>
+          <w:sz w:val="22"/>
+          <w:szCs w:val="22"/>
+        </w:rPr>
+        <w:t>vs</w:t>
+      </w:r>
+      <w:proofErr w:type="spellEnd"/>
+      <w:r>
+        <w:rPr>
+          <w:rFonts w:asciiTheme="minorHAnsi" w:hAnsiTheme="minorHAnsi" w:cstheme="minorHAnsi"/>
+          <w:sz w:val="22"/>
+          <w:szCs w:val="22"/>
+        </w:rPr>
+        <w:t xml:space="preserve"> CTE</w:t>
       </w:r>
     </w:p>
     <w:p>
@@ -7615,6 +8644,7 @@
           <w:szCs w:val="22"/>
         </w:rPr>
       </w:pPr>
+      <w:proofErr w:type="gramStart"/>
       <w:r>
         <w:rPr>
           <w:rFonts w:asciiTheme="minorHAnsi" w:hAnsiTheme="minorHAnsi" w:cstheme="minorHAnsi"/>
@@ -7632,6 +8662,7 @@
         <w:br/>
         <w:t>GROUP BY salary HAVING COUNT &gt; 1.</w:t>
       </w:r>
+      <w:proofErr w:type="gramEnd"/>
     </w:p>
     <w:p>
       <w:pPr>
@@ -7663,8 +8694,18 @@
           <w:sz w:val="22"/>
           <w:szCs w:val="22"/>
         </w:rPr>
-        <w:t>47. Find max salary without MAX()</w:t>
-      </w:r>
+        <w:t xml:space="preserve">47. Find max salary without </w:t>
+      </w:r>
+      <w:proofErr w:type="gramStart"/>
+      <w:r>
+        <w:rPr>
+          <w:rFonts w:asciiTheme="minorHAnsi" w:hAnsiTheme="minorHAnsi" w:cstheme="minorHAnsi"/>
+          <w:sz w:val="22"/>
+          <w:szCs w:val="22"/>
+        </w:rPr>
+        <w:t>MAX()</w:t>
+      </w:r>
+      <w:proofErr w:type="gramEnd"/>
     </w:p>
     <w:p>
       <w:pPr>
@@ -7675,6 +8716,7 @@
           <w:szCs w:val="22"/>
         </w:rPr>
       </w:pPr>
+      <w:proofErr w:type="gramStart"/>
       <w:r>
         <w:rPr>
           <w:rFonts w:asciiTheme="minorHAnsi" w:hAnsiTheme="minorHAnsi" w:cstheme="minorHAnsi"/>
@@ -7692,6 +8734,7 @@
         <w:br/>
         <w:t>Order DESC and limit using ranking.</w:t>
       </w:r>
+      <w:proofErr w:type="gramEnd"/>
     </w:p>
     <w:p>
       <w:pPr>
@@ -7735,6 +8778,7 @@
           <w:szCs w:val="22"/>
         </w:rPr>
       </w:pPr>
+      <w:proofErr w:type="gramStart"/>
       <w:r>
         <w:rPr>
           <w:rFonts w:asciiTheme="minorHAnsi" w:hAnsiTheme="minorHAnsi" w:cstheme="minorHAnsi"/>
@@ -7752,6 +8796,7 @@
         <w:br/>
         <w:t>ROW_NUMBER &gt; 1.</w:t>
       </w:r>
+      <w:proofErr w:type="gramEnd"/>
     </w:p>
     <w:p>
       <w:pPr>
@@ -7783,8 +8828,18 @@
           <w:sz w:val="22"/>
           <w:szCs w:val="22"/>
         </w:rPr>
-        <w:t>49. When to avoid correlated subqueries</w:t>
-      </w:r>
+        <w:t xml:space="preserve">49. When to avoid correlated </w:t>
+      </w:r>
+      <w:proofErr w:type="spellStart"/>
+      <w:r>
+        <w:rPr>
+          <w:rFonts w:asciiTheme="minorHAnsi" w:hAnsiTheme="minorHAnsi" w:cstheme="minorHAnsi"/>
+          <w:sz w:val="22"/>
+          <w:szCs w:val="22"/>
+        </w:rPr>
+        <w:t>subqueries</w:t>
+      </w:r>
+      <w:proofErr w:type="spellEnd"/>
     </w:p>
     <w:p>
       <w:pPr>
@@ -7795,6 +8850,7 @@
           <w:szCs w:val="22"/>
         </w:rPr>
       </w:pPr>
+      <w:proofErr w:type="gramStart"/>
       <w:r>
         <w:rPr>
           <w:rFonts w:asciiTheme="minorHAnsi" w:hAnsiTheme="minorHAnsi" w:cstheme="minorHAnsi"/>
@@ -7812,6 +8868,7 @@
         <w:br/>
         <w:t>Large datasets.</w:t>
       </w:r>
+      <w:proofErr w:type="gramEnd"/>
     </w:p>
     <w:p>
       <w:pPr>
@@ -7879,8 +8936,17 @@
           <w:szCs w:val="22"/>
         </w:rPr>
         <w:br/>
+      </w:r>
+      <w:proofErr w:type="gramStart"/>
+      <w:r>
+        <w:rPr>
+          <w:rFonts w:asciiTheme="minorHAnsi" w:hAnsiTheme="minorHAnsi" w:cstheme="minorHAnsi"/>
+          <w:sz w:val="22"/>
+          <w:szCs w:val="22"/>
+        </w:rPr>
         <w:t>Joins</w:t>
       </w:r>
+      <w:proofErr w:type="gramEnd"/>
       <w:r>
         <w:rPr>
           <w:rFonts w:asciiTheme="minorHAnsi" w:hAnsiTheme="minorHAnsi" w:cstheme="minorHAnsi"/>
@@ -7922,8 +8988,18 @@
           <w:szCs w:val="22"/>
         </w:rPr>
         <w:lastRenderedPageBreak/>
-        <w:t>If you want, next I will give:</w:t>
-      </w:r>
+        <w:t>If you want, next I will give</w:t>
+      </w:r>
+      <w:proofErr w:type="gramStart"/>
+      <w:r>
+        <w:rPr>
+          <w:rFonts w:asciiTheme="minorHAnsi" w:hAnsiTheme="minorHAnsi" w:cstheme="minorHAnsi"/>
+          <w:sz w:val="22"/>
+          <w:szCs w:val="22"/>
+        </w:rPr>
+        <w:t>:</w:t>
+      </w:r>
+      <w:proofErr w:type="gramEnd"/>
       <w:r>
         <w:rPr>
           <w:rFonts w:asciiTheme="minorHAnsi" w:hAnsiTheme="minorHAnsi" w:cstheme="minorHAnsi"/>
@@ -8042,7 +9118,24 @@
           <w:szCs w:val="22"/>
         </w:rPr>
         <w:br/>
-        <w:t xml:space="preserve">Below is </w:t>
+      </w:r>
+      <w:proofErr w:type="gramStart"/>
+      <w:r>
+        <w:rPr>
+          <w:rFonts w:asciiTheme="minorHAnsi" w:hAnsiTheme="minorHAnsi" w:cstheme="minorHAnsi"/>
+          <w:sz w:val="22"/>
+          <w:szCs w:val="22"/>
+        </w:rPr>
+        <w:t>Below</w:t>
+      </w:r>
+      <w:proofErr w:type="gramEnd"/>
+      <w:r>
+        <w:rPr>
+          <w:rFonts w:asciiTheme="minorHAnsi" w:hAnsiTheme="minorHAnsi" w:cstheme="minorHAnsi"/>
+          <w:sz w:val="22"/>
+          <w:szCs w:val="22"/>
+        </w:rPr>
+        <w:t xml:space="preserve"> is </w:t>
       </w:r>
       <w:r>
         <w:rPr>
@@ -8130,8 +9223,17 @@
           <w:szCs w:val="22"/>
         </w:rPr>
         <w:br/>
+      </w:r>
+      <w:proofErr w:type="gramStart"/>
+      <w:r>
+        <w:rPr>
+          <w:rFonts w:asciiTheme="minorHAnsi" w:hAnsiTheme="minorHAnsi" w:cstheme="minorHAnsi"/>
+          <w:sz w:val="22"/>
+          <w:szCs w:val="22"/>
+        </w:rPr>
         <w:t>Clear logic.</w:t>
       </w:r>
+      <w:proofErr w:type="gramEnd"/>
       <w:r>
         <w:rPr>
           <w:rFonts w:asciiTheme="minorHAnsi" w:hAnsiTheme="minorHAnsi" w:cstheme="minorHAnsi"/>
@@ -8384,6 +9486,7 @@
         </w:rPr>
         <w:t xml:space="preserve"> </w:t>
       </w:r>
+      <w:proofErr w:type="gramStart"/>
       <w:r>
         <w:rPr>
           <w:rStyle w:val="hljs-builtin"/>
@@ -8400,7 +9503,17 @@
           <w:sz w:val="22"/>
           <w:szCs w:val="22"/>
         </w:rPr>
-        <w:t xml:space="preserve">(salary) </w:t>
+        <w:t>(</w:t>
+      </w:r>
+      <w:proofErr w:type="gramEnd"/>
+      <w:r>
+        <w:rPr>
+          <w:rStyle w:val="HTMLCode"/>
+          <w:rFonts w:asciiTheme="minorHAnsi" w:hAnsiTheme="minorHAnsi" w:cstheme="minorHAnsi"/>
+          <w:sz w:val="22"/>
+          <w:szCs w:val="22"/>
+        </w:rPr>
+        <w:t xml:space="preserve">salary) </w:t>
       </w:r>
       <w:r>
         <w:rPr>
@@ -8430,13 +9543,23 @@
           <w:szCs w:val="22"/>
         </w:rPr>
       </w:pPr>
-      <w:r>
-        <w:rPr>
-          <w:rFonts w:asciiTheme="minorHAnsi" w:hAnsiTheme="minorHAnsi" w:cstheme="minorHAnsi"/>
-          <w:sz w:val="22"/>
-          <w:szCs w:val="22"/>
-        </w:rPr>
-        <w:t>Subquery runs once.</w:t>
+      <w:proofErr w:type="spellStart"/>
+      <w:r>
+        <w:rPr>
+          <w:rFonts w:asciiTheme="minorHAnsi" w:hAnsiTheme="minorHAnsi" w:cstheme="minorHAnsi"/>
+          <w:sz w:val="22"/>
+          <w:szCs w:val="22"/>
+        </w:rPr>
+        <w:t>Subquery</w:t>
+      </w:r>
+      <w:proofErr w:type="spellEnd"/>
+      <w:r>
+        <w:rPr>
+          <w:rFonts w:asciiTheme="minorHAnsi" w:hAnsiTheme="minorHAnsi" w:cstheme="minorHAnsi"/>
+          <w:sz w:val="22"/>
+          <w:szCs w:val="22"/>
+        </w:rPr>
+        <w:t xml:space="preserve"> runs once.</w:t>
       </w:r>
     </w:p>
     <w:p>
@@ -8632,6 +9755,7 @@
         </w:rPr>
         <w:t xml:space="preserve"> </w:t>
       </w:r>
+      <w:proofErr w:type="gramStart"/>
       <w:r>
         <w:rPr>
           <w:rStyle w:val="hljs-builtin"/>
@@ -8650,6 +9774,7 @@
         </w:rPr>
         <w:t>(</w:t>
       </w:r>
+      <w:proofErr w:type="gramEnd"/>
       <w:r>
         <w:rPr>
           <w:rStyle w:val="hljs-operator"/>
@@ -8765,6 +9890,7 @@
           <w:szCs w:val="22"/>
         </w:rPr>
       </w:pPr>
+      <w:proofErr w:type="gramStart"/>
       <w:r>
         <w:rPr>
           <w:rFonts w:asciiTheme="minorHAnsi" w:hAnsiTheme="minorHAnsi" w:cstheme="minorHAnsi"/>
@@ -8783,6 +9909,7 @@
         <w:br/>
         <w:t>HAVING runs after GROUP BY.</w:t>
       </w:r>
+      <w:proofErr w:type="gramEnd"/>
       <w:r>
         <w:rPr>
           <w:rFonts w:asciiTheme="minorHAnsi" w:hAnsiTheme="minorHAnsi" w:cstheme="minorHAnsi"/>
@@ -8790,7 +9917,25 @@
           <w:szCs w:val="22"/>
         </w:rPr>
         <w:br/>
-        <w:t>Row-level data (join_date, status) must be filtered using WHERE.</w:t>
+        <w:t>Row-level data (</w:t>
+      </w:r>
+      <w:proofErr w:type="spellStart"/>
+      <w:r>
+        <w:rPr>
+          <w:rFonts w:asciiTheme="minorHAnsi" w:hAnsiTheme="minorHAnsi" w:cstheme="minorHAnsi"/>
+          <w:sz w:val="22"/>
+          <w:szCs w:val="22"/>
+        </w:rPr>
+        <w:t>join_date</w:t>
+      </w:r>
+      <w:proofErr w:type="spellEnd"/>
+      <w:r>
+        <w:rPr>
+          <w:rFonts w:asciiTheme="minorHAnsi" w:hAnsiTheme="minorHAnsi" w:cstheme="minorHAnsi"/>
+          <w:sz w:val="22"/>
+          <w:szCs w:val="22"/>
+        </w:rPr>
+        <w:t>, status) must be filtered using WHERE.</w:t>
       </w:r>
     </w:p>
     <w:p>
@@ -8850,7 +9995,24 @@
           <w:szCs w:val="22"/>
         </w:rPr>
         <w:br/>
-        <w:t>We look for salaries appearing more than once.</w:t>
+      </w:r>
+      <w:proofErr w:type="gramStart"/>
+      <w:r>
+        <w:rPr>
+          <w:rFonts w:asciiTheme="minorHAnsi" w:hAnsiTheme="minorHAnsi" w:cstheme="minorHAnsi"/>
+          <w:sz w:val="22"/>
+          <w:szCs w:val="22"/>
+        </w:rPr>
+        <w:t>We</w:t>
+      </w:r>
+      <w:proofErr w:type="gramEnd"/>
+      <w:r>
+        <w:rPr>
+          <w:rFonts w:asciiTheme="minorHAnsi" w:hAnsiTheme="minorHAnsi" w:cstheme="minorHAnsi"/>
+          <w:sz w:val="22"/>
+          <w:szCs w:val="22"/>
+        </w:rPr>
+        <w:t xml:space="preserve"> look for salaries appearing more than once.</w:t>
       </w:r>
     </w:p>
     <w:p>
@@ -9136,6 +10298,7 @@
         </w:rPr>
         <w:t xml:space="preserve"> </w:t>
       </w:r>
+      <w:proofErr w:type="gramStart"/>
       <w:r>
         <w:rPr>
           <w:rStyle w:val="hljs-builtin"/>
@@ -9154,6 +10317,7 @@
         </w:rPr>
         <w:t>(</w:t>
       </w:r>
+      <w:proofErr w:type="gramEnd"/>
       <w:r>
         <w:rPr>
           <w:rStyle w:val="hljs-operator"/>
@@ -9277,7 +10441,24 @@
           <w:szCs w:val="22"/>
         </w:rPr>
         <w:br/>
-        <w:t>We need one record per customer based on latest date.</w:t>
+      </w:r>
+      <w:proofErr w:type="gramStart"/>
+      <w:r>
+        <w:rPr>
+          <w:rFonts w:asciiTheme="minorHAnsi" w:hAnsiTheme="minorHAnsi" w:cstheme="minorHAnsi"/>
+          <w:sz w:val="22"/>
+          <w:szCs w:val="22"/>
+        </w:rPr>
+        <w:t>We</w:t>
+      </w:r>
+      <w:proofErr w:type="gramEnd"/>
+      <w:r>
+        <w:rPr>
+          <w:rFonts w:asciiTheme="minorHAnsi" w:hAnsiTheme="minorHAnsi" w:cstheme="minorHAnsi"/>
+          <w:sz w:val="22"/>
+          <w:szCs w:val="22"/>
+        </w:rPr>
+        <w:t xml:space="preserve"> need one record per customer based on latest date.</w:t>
       </w:r>
     </w:p>
     <w:p>
@@ -9429,16 +10610,36 @@
           <w:sz w:val="22"/>
           <w:szCs w:val="22"/>
         </w:rPr>
-        <w:t>ROW_NUMBER</w:t>
-      </w:r>
-      <w:r>
-        <w:rPr>
-          <w:rStyle w:val="HTMLCode"/>
-          <w:rFonts w:asciiTheme="minorHAnsi" w:hAnsiTheme="minorHAnsi" w:cstheme="minorHAnsi"/>
-          <w:sz w:val="22"/>
-          <w:szCs w:val="22"/>
-        </w:rPr>
-        <w:t xml:space="preserve">() </w:t>
+        <w:t>ROW_</w:t>
+      </w:r>
+      <w:proofErr w:type="gramStart"/>
+      <w:r>
+        <w:rPr>
+          <w:rStyle w:val="hljs-builtin"/>
+          <w:rFonts w:asciiTheme="minorHAnsi" w:hAnsiTheme="minorHAnsi" w:cstheme="minorHAnsi"/>
+          <w:sz w:val="22"/>
+          <w:szCs w:val="22"/>
+        </w:rPr>
+        <w:t>NUMBER</w:t>
+      </w:r>
+      <w:r>
+        <w:rPr>
+          <w:rStyle w:val="HTMLCode"/>
+          <w:rFonts w:asciiTheme="minorHAnsi" w:hAnsiTheme="minorHAnsi" w:cstheme="minorHAnsi"/>
+          <w:sz w:val="22"/>
+          <w:szCs w:val="22"/>
+        </w:rPr>
+        <w:t>(</w:t>
+      </w:r>
+      <w:proofErr w:type="gramEnd"/>
+      <w:r>
+        <w:rPr>
+          <w:rStyle w:val="HTMLCode"/>
+          <w:rFonts w:asciiTheme="minorHAnsi" w:hAnsiTheme="minorHAnsi" w:cstheme="minorHAnsi"/>
+          <w:sz w:val="22"/>
+          <w:szCs w:val="22"/>
+        </w:rPr>
+        <w:t xml:space="preserve">) </w:t>
       </w:r>
       <w:r>
         <w:rPr>
@@ -9512,8 +10713,19 @@
           <w:sz w:val="22"/>
           <w:szCs w:val="22"/>
         </w:rPr>
-        <w:t xml:space="preserve"> customer_id</w:t>
-      </w:r>
+        <w:t xml:space="preserve"> </w:t>
+      </w:r>
+      <w:proofErr w:type="spellStart"/>
+      <w:r>
+        <w:rPr>
+          <w:rStyle w:val="HTMLCode"/>
+          <w:rFonts w:asciiTheme="minorHAnsi" w:hAnsiTheme="minorHAnsi" w:cstheme="minorHAnsi"/>
+          <w:sz w:val="22"/>
+          <w:szCs w:val="22"/>
+        </w:rPr>
+        <w:t>customer_id</w:t>
+      </w:r>
+      <w:proofErr w:type="spellEnd"/>
     </w:p>
     <w:p>
       <w:pPr>
@@ -9568,7 +10780,27 @@
           <w:sz w:val="22"/>
           <w:szCs w:val="22"/>
         </w:rPr>
-        <w:t xml:space="preserve"> order_date </w:t>
+        <w:t xml:space="preserve"> </w:t>
+      </w:r>
+      <w:proofErr w:type="spellStart"/>
+      <w:r>
+        <w:rPr>
+          <w:rStyle w:val="HTMLCode"/>
+          <w:rFonts w:asciiTheme="minorHAnsi" w:hAnsiTheme="minorHAnsi" w:cstheme="minorHAnsi"/>
+          <w:sz w:val="22"/>
+          <w:szCs w:val="22"/>
+        </w:rPr>
+        <w:t>order_date</w:t>
+      </w:r>
+      <w:proofErr w:type="spellEnd"/>
+      <w:r>
+        <w:rPr>
+          <w:rStyle w:val="HTMLCode"/>
+          <w:rFonts w:asciiTheme="minorHAnsi" w:hAnsiTheme="minorHAnsi" w:cstheme="minorHAnsi"/>
+          <w:sz w:val="22"/>
+          <w:szCs w:val="22"/>
+        </w:rPr>
+        <w:t xml:space="preserve"> </w:t>
       </w:r>
       <w:r>
         <w:rPr>
@@ -9597,8 +10829,19 @@
           <w:sz w:val="22"/>
           <w:szCs w:val="22"/>
         </w:rPr>
-        <w:t xml:space="preserve">           ) rn</w:t>
-      </w:r>
+        <w:t xml:space="preserve">           ) </w:t>
+      </w:r>
+      <w:proofErr w:type="spellStart"/>
+      <w:r>
+        <w:rPr>
+          <w:rStyle w:val="HTMLCode"/>
+          <w:rFonts w:asciiTheme="minorHAnsi" w:hAnsiTheme="minorHAnsi" w:cstheme="minorHAnsi"/>
+          <w:sz w:val="22"/>
+          <w:szCs w:val="22"/>
+        </w:rPr>
+        <w:t>rn</w:t>
+      </w:r>
+      <w:proofErr w:type="spellEnd"/>
     </w:p>
     <w:p>
       <w:pPr>
@@ -9684,7 +10927,27 @@
           <w:sz w:val="22"/>
           <w:szCs w:val="22"/>
         </w:rPr>
-        <w:t xml:space="preserve"> rn </w:t>
+        <w:t xml:space="preserve"> </w:t>
+      </w:r>
+      <w:proofErr w:type="spellStart"/>
+      <w:r>
+        <w:rPr>
+          <w:rStyle w:val="HTMLCode"/>
+          <w:rFonts w:asciiTheme="minorHAnsi" w:hAnsiTheme="minorHAnsi" w:cstheme="minorHAnsi"/>
+          <w:sz w:val="22"/>
+          <w:szCs w:val="22"/>
+        </w:rPr>
+        <w:t>rn</w:t>
+      </w:r>
+      <w:proofErr w:type="spellEnd"/>
+      <w:r>
+        <w:rPr>
+          <w:rStyle w:val="HTMLCode"/>
+          <w:rFonts w:asciiTheme="minorHAnsi" w:hAnsiTheme="minorHAnsi" w:cstheme="minorHAnsi"/>
+          <w:sz w:val="22"/>
+          <w:szCs w:val="22"/>
+        </w:rPr>
+        <w:t xml:space="preserve"> </w:t>
       </w:r>
       <w:r>
         <w:rPr>
@@ -9798,7 +11061,24 @@
           <w:szCs w:val="22"/>
         </w:rPr>
         <w:br/>
-        <w:t>If you want continuous ranks (salary problems), use DENSE_RANK.</w:t>
+      </w:r>
+      <w:proofErr w:type="gramStart"/>
+      <w:r>
+        <w:rPr>
+          <w:rFonts w:asciiTheme="minorHAnsi" w:hAnsiTheme="minorHAnsi" w:cstheme="minorHAnsi"/>
+          <w:sz w:val="22"/>
+          <w:szCs w:val="22"/>
+        </w:rPr>
+        <w:t>If</w:t>
+      </w:r>
+      <w:proofErr w:type="gramEnd"/>
+      <w:r>
+        <w:rPr>
+          <w:rFonts w:asciiTheme="minorHAnsi" w:hAnsiTheme="minorHAnsi" w:cstheme="minorHAnsi"/>
+          <w:sz w:val="22"/>
+          <w:szCs w:val="22"/>
+        </w:rPr>
+        <w:t xml:space="preserve"> you want continuous ranks (salary problems), use DENSE_RANK.</w:t>
       </w:r>
       <w:r>
         <w:rPr>
@@ -9852,6 +11132,7 @@
           <w:szCs w:val="22"/>
         </w:rPr>
       </w:pPr>
+      <w:proofErr w:type="gramStart"/>
       <w:r>
         <w:rPr>
           <w:rFonts w:asciiTheme="minorHAnsi" w:hAnsiTheme="minorHAnsi" w:cstheme="minorHAnsi"/>
@@ -9870,6 +11151,7 @@
         <w:br/>
         <w:t>Group by year and month to avoid mixing years.</w:t>
       </w:r>
+      <w:proofErr w:type="gramEnd"/>
     </w:p>
     <w:p>
       <w:pPr>
@@ -9917,6 +11199,7 @@
         </w:rPr>
         <w:t xml:space="preserve"> </w:t>
       </w:r>
+      <w:proofErr w:type="gramStart"/>
       <w:r>
         <w:rPr>
           <w:rStyle w:val="hljs-keyword"/>
@@ -9933,7 +11216,28 @@
           <w:sz w:val="22"/>
           <w:szCs w:val="22"/>
         </w:rPr>
-        <w:t xml:space="preserve">(join_date), </w:t>
+        <w:t>(</w:t>
+      </w:r>
+      <w:proofErr w:type="spellStart"/>
+      <w:proofErr w:type="gramEnd"/>
+      <w:r>
+        <w:rPr>
+          <w:rStyle w:val="HTMLCode"/>
+          <w:rFonts w:asciiTheme="minorHAnsi" w:hAnsiTheme="minorHAnsi" w:cstheme="minorHAnsi"/>
+          <w:sz w:val="22"/>
+          <w:szCs w:val="22"/>
+        </w:rPr>
+        <w:t>join_date</w:t>
+      </w:r>
+      <w:proofErr w:type="spellEnd"/>
+      <w:r>
+        <w:rPr>
+          <w:rStyle w:val="HTMLCode"/>
+          <w:rFonts w:asciiTheme="minorHAnsi" w:hAnsiTheme="minorHAnsi" w:cstheme="minorHAnsi"/>
+          <w:sz w:val="22"/>
+          <w:szCs w:val="22"/>
+        </w:rPr>
+        <w:t xml:space="preserve">), </w:t>
       </w:r>
       <w:r>
         <w:rPr>
@@ -9951,7 +11255,27 @@
           <w:sz w:val="22"/>
           <w:szCs w:val="22"/>
         </w:rPr>
-        <w:t>(join_date)</w:t>
+        <w:t>(</w:t>
+      </w:r>
+      <w:proofErr w:type="spellStart"/>
+      <w:r>
+        <w:rPr>
+          <w:rStyle w:val="HTMLCode"/>
+          <w:rFonts w:asciiTheme="minorHAnsi" w:hAnsiTheme="minorHAnsi" w:cstheme="minorHAnsi"/>
+          <w:sz w:val="22"/>
+          <w:szCs w:val="22"/>
+        </w:rPr>
+        <w:t>join_date</w:t>
+      </w:r>
+      <w:proofErr w:type="spellEnd"/>
+      <w:r>
+        <w:rPr>
+          <w:rStyle w:val="HTMLCode"/>
+          <w:rFonts w:asciiTheme="minorHAnsi" w:hAnsiTheme="minorHAnsi" w:cstheme="minorHAnsi"/>
+          <w:sz w:val="22"/>
+          <w:szCs w:val="22"/>
+        </w:rPr>
+        <w:t>)</w:t>
       </w:r>
     </w:p>
     <w:p>
@@ -9996,6 +11320,7 @@
           <w:szCs w:val="22"/>
         </w:rPr>
       </w:pPr>
+      <w:proofErr w:type="gramStart"/>
       <w:r>
         <w:rPr>
           <w:rFonts w:asciiTheme="minorHAnsi" w:hAnsiTheme="minorHAnsi" w:cstheme="minorHAnsi"/>
@@ -10013,6 +11338,7 @@
         <w:br/>
         <w:t>Aggregate first, then rank.</w:t>
       </w:r>
+      <w:proofErr w:type="gramEnd"/>
     </w:p>
     <w:p>
       <w:pPr>
@@ -10031,16 +11357,36 @@
           <w:sz w:val="22"/>
           <w:szCs w:val="22"/>
         </w:rPr>
-        <w:t>DENSE_RANK</w:t>
-      </w:r>
-      <w:r>
-        <w:rPr>
-          <w:rStyle w:val="HTMLCode"/>
-          <w:rFonts w:asciiTheme="minorHAnsi" w:hAnsiTheme="minorHAnsi" w:cstheme="minorHAnsi"/>
-          <w:sz w:val="22"/>
-          <w:szCs w:val="22"/>
-        </w:rPr>
-        <w:t xml:space="preserve">() </w:t>
+        <w:t>DENSE_</w:t>
+      </w:r>
+      <w:proofErr w:type="gramStart"/>
+      <w:r>
+        <w:rPr>
+          <w:rStyle w:val="hljs-builtin"/>
+          <w:rFonts w:asciiTheme="minorHAnsi" w:hAnsiTheme="minorHAnsi" w:cstheme="minorHAnsi"/>
+          <w:sz w:val="22"/>
+          <w:szCs w:val="22"/>
+        </w:rPr>
+        <w:t>RANK</w:t>
+      </w:r>
+      <w:r>
+        <w:rPr>
+          <w:rStyle w:val="HTMLCode"/>
+          <w:rFonts w:asciiTheme="minorHAnsi" w:hAnsiTheme="minorHAnsi" w:cstheme="minorHAnsi"/>
+          <w:sz w:val="22"/>
+          <w:szCs w:val="22"/>
+        </w:rPr>
+        <w:t>(</w:t>
+      </w:r>
+      <w:proofErr w:type="gramEnd"/>
+      <w:r>
+        <w:rPr>
+          <w:rStyle w:val="HTMLCode"/>
+          <w:rFonts w:asciiTheme="minorHAnsi" w:hAnsiTheme="minorHAnsi" w:cstheme="minorHAnsi"/>
+          <w:sz w:val="22"/>
+          <w:szCs w:val="22"/>
+        </w:rPr>
+        <w:t xml:space="preserve">) </w:t>
       </w:r>
       <w:r>
         <w:rPr>
@@ -10116,6 +11462,7 @@
         </w:rPr>
         <w:t xml:space="preserve"> </w:t>
       </w:r>
+      <w:proofErr w:type="gramStart"/>
       <w:r>
         <w:rPr>
           <w:rStyle w:val="hljs-keyword"/>
@@ -10132,7 +11479,28 @@
           <w:sz w:val="22"/>
           <w:szCs w:val="22"/>
         </w:rPr>
-        <w:t>(order_date)</w:t>
+        <w:t>(</w:t>
+      </w:r>
+      <w:proofErr w:type="spellStart"/>
+      <w:proofErr w:type="gramEnd"/>
+      <w:r>
+        <w:rPr>
+          <w:rStyle w:val="HTMLCode"/>
+          <w:rFonts w:asciiTheme="minorHAnsi" w:hAnsiTheme="minorHAnsi" w:cstheme="minorHAnsi"/>
+          <w:sz w:val="22"/>
+          <w:szCs w:val="22"/>
+        </w:rPr>
+        <w:t>order_date</w:t>
+      </w:r>
+      <w:proofErr w:type="spellEnd"/>
+      <w:r>
+        <w:rPr>
+          <w:rStyle w:val="HTMLCode"/>
+          <w:rFonts w:asciiTheme="minorHAnsi" w:hAnsiTheme="minorHAnsi" w:cstheme="minorHAnsi"/>
+          <w:sz w:val="22"/>
+          <w:szCs w:val="22"/>
+        </w:rPr>
+        <w:t>)</w:t>
       </w:r>
     </w:p>
     <w:p>
@@ -10190,6 +11558,7 @@
         </w:rPr>
         <w:t xml:space="preserve"> </w:t>
       </w:r>
+      <w:proofErr w:type="gramStart"/>
       <w:r>
         <w:rPr>
           <w:rStyle w:val="hljs-builtin"/>
@@ -10206,7 +11575,17 @@
           <w:sz w:val="22"/>
           <w:szCs w:val="22"/>
         </w:rPr>
-        <w:t xml:space="preserve">(amount) </w:t>
+        <w:t>(</w:t>
+      </w:r>
+      <w:proofErr w:type="gramEnd"/>
+      <w:r>
+        <w:rPr>
+          <w:rStyle w:val="HTMLCode"/>
+          <w:rFonts w:asciiTheme="minorHAnsi" w:hAnsiTheme="minorHAnsi" w:cstheme="minorHAnsi"/>
+          <w:sz w:val="22"/>
+          <w:szCs w:val="22"/>
+        </w:rPr>
+        <w:t xml:space="preserve">amount) </w:t>
       </w:r>
       <w:r>
         <w:rPr>
@@ -10295,7 +11674,25 @@
           <w:szCs w:val="22"/>
         </w:rPr>
         <w:br/>
-        <w:t>SQL execution order does not allow a window function inside another window function.</w:t>
+        <w:t xml:space="preserve">SQL execution order does not allow </w:t>
+      </w:r>
+      <w:proofErr w:type="gramStart"/>
+      <w:r>
+        <w:rPr>
+          <w:rFonts w:asciiTheme="minorHAnsi" w:hAnsiTheme="minorHAnsi" w:cstheme="minorHAnsi"/>
+          <w:sz w:val="22"/>
+          <w:szCs w:val="22"/>
+        </w:rPr>
+        <w:t>a window function inside another window function</w:t>
+      </w:r>
+      <w:proofErr w:type="gramEnd"/>
+      <w:r>
+        <w:rPr>
+          <w:rFonts w:asciiTheme="minorHAnsi" w:hAnsiTheme="minorHAnsi" w:cstheme="minorHAnsi"/>
+          <w:sz w:val="22"/>
+          <w:szCs w:val="22"/>
+        </w:rPr>
+        <w:t>.</w:t>
       </w:r>
     </w:p>
     <w:p>
@@ -10313,7 +11710,25 @@
           <w:sz w:val="22"/>
           <w:szCs w:val="22"/>
         </w:rPr>
-        <w:t>Use subquery or CTE instead.</w:t>
+        <w:t xml:space="preserve">Use </w:t>
+      </w:r>
+      <w:proofErr w:type="spellStart"/>
+      <w:r>
+        <w:rPr>
+          <w:rFonts w:asciiTheme="minorHAnsi" w:hAnsiTheme="minorHAnsi" w:cstheme="minorHAnsi"/>
+          <w:sz w:val="22"/>
+          <w:szCs w:val="22"/>
+        </w:rPr>
+        <w:t>subquery</w:t>
+      </w:r>
+      <w:proofErr w:type="spellEnd"/>
+      <w:r>
+        <w:rPr>
+          <w:rFonts w:asciiTheme="minorHAnsi" w:hAnsiTheme="minorHAnsi" w:cstheme="minorHAnsi"/>
+          <w:sz w:val="22"/>
+          <w:szCs w:val="22"/>
+        </w:rPr>
+        <w:t xml:space="preserve"> or CTE instead.</w:t>
       </w:r>
     </w:p>
     <w:p>
@@ -10373,7 +11788,24 @@
           <w:szCs w:val="22"/>
         </w:rPr>
         <w:br/>
-        <w:t>First calculate orders per customer, then compare with average.</w:t>
+      </w:r>
+      <w:proofErr w:type="gramStart"/>
+      <w:r>
+        <w:rPr>
+          <w:rFonts w:asciiTheme="minorHAnsi" w:hAnsiTheme="minorHAnsi" w:cstheme="minorHAnsi"/>
+          <w:sz w:val="22"/>
+          <w:szCs w:val="22"/>
+        </w:rPr>
+        <w:t>First</w:t>
+      </w:r>
+      <w:proofErr w:type="gramEnd"/>
+      <w:r>
+        <w:rPr>
+          <w:rFonts w:asciiTheme="minorHAnsi" w:hAnsiTheme="minorHAnsi" w:cstheme="minorHAnsi"/>
+          <w:sz w:val="22"/>
+          <w:szCs w:val="22"/>
+        </w:rPr>
+        <w:t xml:space="preserve"> calculate orders per customer, then compare with average.</w:t>
       </w:r>
     </w:p>
     <w:p>
@@ -10402,7 +11834,27 @@
           <w:sz w:val="22"/>
           <w:szCs w:val="22"/>
         </w:rPr>
-        <w:t xml:space="preserve"> cust_orders </w:t>
+        <w:t xml:space="preserve"> </w:t>
+      </w:r>
+      <w:proofErr w:type="spellStart"/>
+      <w:r>
+        <w:rPr>
+          <w:rStyle w:val="HTMLCode"/>
+          <w:rFonts w:asciiTheme="minorHAnsi" w:hAnsiTheme="minorHAnsi" w:cstheme="minorHAnsi"/>
+          <w:sz w:val="22"/>
+          <w:szCs w:val="22"/>
+        </w:rPr>
+        <w:t>cust_orders</w:t>
+      </w:r>
+      <w:proofErr w:type="spellEnd"/>
+      <w:r>
+        <w:rPr>
+          <w:rStyle w:val="HTMLCode"/>
+          <w:rFonts w:asciiTheme="minorHAnsi" w:hAnsiTheme="minorHAnsi" w:cstheme="minorHAnsi"/>
+          <w:sz w:val="22"/>
+          <w:szCs w:val="22"/>
+        </w:rPr>
+        <w:t xml:space="preserve"> </w:t>
       </w:r>
       <w:r>
         <w:rPr>
@@ -10458,8 +11910,29 @@
           <w:sz w:val="22"/>
           <w:szCs w:val="22"/>
         </w:rPr>
-        <w:t xml:space="preserve"> customer_id, </w:t>
-      </w:r>
+        <w:t xml:space="preserve"> </w:t>
+      </w:r>
+      <w:proofErr w:type="spellStart"/>
+      <w:r>
+        <w:rPr>
+          <w:rStyle w:val="HTMLCode"/>
+          <w:rFonts w:asciiTheme="minorHAnsi" w:hAnsiTheme="minorHAnsi" w:cstheme="minorHAnsi"/>
+          <w:sz w:val="22"/>
+          <w:szCs w:val="22"/>
+        </w:rPr>
+        <w:t>customer_id</w:t>
+      </w:r>
+      <w:proofErr w:type="spellEnd"/>
+      <w:r>
+        <w:rPr>
+          <w:rStyle w:val="HTMLCode"/>
+          <w:rFonts w:asciiTheme="minorHAnsi" w:hAnsiTheme="minorHAnsi" w:cstheme="minorHAnsi"/>
+          <w:sz w:val="22"/>
+          <w:szCs w:val="22"/>
+        </w:rPr>
+        <w:t xml:space="preserve">, </w:t>
+      </w:r>
+      <w:proofErr w:type="gramStart"/>
       <w:r>
         <w:rPr>
           <w:rStyle w:val="hljs-builtin"/>
@@ -10478,6 +11951,7 @@
         </w:rPr>
         <w:t>(</w:t>
       </w:r>
+      <w:proofErr w:type="gramEnd"/>
       <w:r>
         <w:rPr>
           <w:rStyle w:val="hljs-operator"/>
@@ -10494,8 +11968,19 @@
           <w:sz w:val="22"/>
           <w:szCs w:val="22"/>
         </w:rPr>
-        <w:t>) cnt</w:t>
-      </w:r>
+        <w:t xml:space="preserve">) </w:t>
+      </w:r>
+      <w:proofErr w:type="spellStart"/>
+      <w:r>
+        <w:rPr>
+          <w:rStyle w:val="HTMLCode"/>
+          <w:rFonts w:asciiTheme="minorHAnsi" w:hAnsiTheme="minorHAnsi" w:cstheme="minorHAnsi"/>
+          <w:sz w:val="22"/>
+          <w:szCs w:val="22"/>
+        </w:rPr>
+        <w:t>cnt</w:t>
+      </w:r>
+      <w:proofErr w:type="spellEnd"/>
     </w:p>
     <w:p>
       <w:pPr>
@@ -10588,8 +12073,19 @@
           <w:sz w:val="22"/>
           <w:szCs w:val="22"/>
         </w:rPr>
-        <w:t xml:space="preserve"> customer_id</w:t>
-      </w:r>
+        <w:t xml:space="preserve"> </w:t>
+      </w:r>
+      <w:proofErr w:type="spellStart"/>
+      <w:r>
+        <w:rPr>
+          <w:rStyle w:val="HTMLCode"/>
+          <w:rFonts w:asciiTheme="minorHAnsi" w:hAnsiTheme="minorHAnsi" w:cstheme="minorHAnsi"/>
+          <w:sz w:val="22"/>
+          <w:szCs w:val="22"/>
+        </w:rPr>
+        <w:t>customer_id</w:t>
+      </w:r>
+      <w:proofErr w:type="spellEnd"/>
     </w:p>
     <w:p>
       <w:pPr>
@@ -10675,8 +12171,19 @@
           <w:sz w:val="22"/>
           <w:szCs w:val="22"/>
         </w:rPr>
-        <w:t xml:space="preserve"> cust_orders</w:t>
-      </w:r>
+        <w:t xml:space="preserve"> </w:t>
+      </w:r>
+      <w:proofErr w:type="spellStart"/>
+      <w:r>
+        <w:rPr>
+          <w:rStyle w:val="HTMLCode"/>
+          <w:rFonts w:asciiTheme="minorHAnsi" w:hAnsiTheme="minorHAnsi" w:cstheme="minorHAnsi"/>
+          <w:sz w:val="22"/>
+          <w:szCs w:val="22"/>
+        </w:rPr>
+        <w:t>cust_orders</w:t>
+      </w:r>
+      <w:proofErr w:type="spellEnd"/>
     </w:p>
     <w:p>
       <w:pPr>
@@ -10704,7 +12211,27 @@
           <w:sz w:val="22"/>
           <w:szCs w:val="22"/>
         </w:rPr>
-        <w:t xml:space="preserve"> cnt </w:t>
+        <w:t xml:space="preserve"> </w:t>
+      </w:r>
+      <w:proofErr w:type="spellStart"/>
+      <w:r>
+        <w:rPr>
+          <w:rStyle w:val="HTMLCode"/>
+          <w:rFonts w:asciiTheme="minorHAnsi" w:hAnsiTheme="minorHAnsi" w:cstheme="minorHAnsi"/>
+          <w:sz w:val="22"/>
+          <w:szCs w:val="22"/>
+        </w:rPr>
+        <w:t>cnt</w:t>
+      </w:r>
+      <w:proofErr w:type="spellEnd"/>
+      <w:r>
+        <w:rPr>
+          <w:rStyle w:val="HTMLCode"/>
+          <w:rFonts w:asciiTheme="minorHAnsi" w:hAnsiTheme="minorHAnsi" w:cstheme="minorHAnsi"/>
+          <w:sz w:val="22"/>
+          <w:szCs w:val="22"/>
+        </w:rPr>
+        <w:t xml:space="preserve"> </w:t>
       </w:r>
       <w:r>
         <w:rPr>
@@ -10742,6 +12269,7 @@
         </w:rPr>
         <w:t xml:space="preserve"> </w:t>
       </w:r>
+      <w:proofErr w:type="gramStart"/>
       <w:r>
         <w:rPr>
           <w:rStyle w:val="hljs-builtin"/>
@@ -10758,7 +12286,28 @@
           <w:sz w:val="22"/>
           <w:szCs w:val="22"/>
         </w:rPr>
-        <w:t xml:space="preserve">(cnt) </w:t>
+        <w:t>(</w:t>
+      </w:r>
+      <w:proofErr w:type="spellStart"/>
+      <w:proofErr w:type="gramEnd"/>
+      <w:r>
+        <w:rPr>
+          <w:rStyle w:val="HTMLCode"/>
+          <w:rFonts w:asciiTheme="minorHAnsi" w:hAnsiTheme="minorHAnsi" w:cstheme="minorHAnsi"/>
+          <w:sz w:val="22"/>
+          <w:szCs w:val="22"/>
+        </w:rPr>
+        <w:t>cnt</w:t>
+      </w:r>
+      <w:proofErr w:type="spellEnd"/>
+      <w:r>
+        <w:rPr>
+          <w:rStyle w:val="HTMLCode"/>
+          <w:rFonts w:asciiTheme="minorHAnsi" w:hAnsiTheme="minorHAnsi" w:cstheme="minorHAnsi"/>
+          <w:sz w:val="22"/>
+          <w:szCs w:val="22"/>
+        </w:rPr>
+        <w:t xml:space="preserve">) </w:t>
       </w:r>
       <w:r>
         <w:rPr>
@@ -10776,7 +12325,27 @@
           <w:sz w:val="22"/>
           <w:szCs w:val="22"/>
         </w:rPr>
-        <w:t xml:space="preserve"> cust_orders);</w:t>
+        <w:t xml:space="preserve"> </w:t>
+      </w:r>
+      <w:proofErr w:type="spellStart"/>
+      <w:r>
+        <w:rPr>
+          <w:rStyle w:val="HTMLCode"/>
+          <w:rFonts w:asciiTheme="minorHAnsi" w:hAnsiTheme="minorHAnsi" w:cstheme="minorHAnsi"/>
+          <w:sz w:val="22"/>
+          <w:szCs w:val="22"/>
+        </w:rPr>
+        <w:t>cust_orders</w:t>
+      </w:r>
+      <w:proofErr w:type="spellEnd"/>
+      <w:r>
+        <w:rPr>
+          <w:rStyle w:val="HTMLCode"/>
+          <w:rFonts w:asciiTheme="minorHAnsi" w:hAnsiTheme="minorHAnsi" w:cstheme="minorHAnsi"/>
+          <w:sz w:val="22"/>
+          <w:szCs w:val="22"/>
+        </w:rPr>
+        <w:t>);</w:t>
       </w:r>
     </w:p>
     <w:p>
@@ -10836,7 +12405,25 @@
           <w:szCs w:val="22"/>
         </w:rPr>
         <w:br/>
-        <w:t>CTE is usually inlined by optimizer.</w:t>
+        <w:t xml:space="preserve">CTE is usually </w:t>
+      </w:r>
+      <w:proofErr w:type="spellStart"/>
+      <w:r>
+        <w:rPr>
+          <w:rFonts w:asciiTheme="minorHAnsi" w:hAnsiTheme="minorHAnsi" w:cstheme="minorHAnsi"/>
+          <w:sz w:val="22"/>
+          <w:szCs w:val="22"/>
+        </w:rPr>
+        <w:t>inlined</w:t>
+      </w:r>
+      <w:proofErr w:type="spellEnd"/>
+      <w:r>
+        <w:rPr>
+          <w:rFonts w:asciiTheme="minorHAnsi" w:hAnsiTheme="minorHAnsi" w:cstheme="minorHAnsi"/>
+          <w:sz w:val="22"/>
+          <w:szCs w:val="22"/>
+        </w:rPr>
+        <w:t xml:space="preserve"> by optimizer.</w:t>
       </w:r>
       <w:r>
         <w:rPr>
@@ -10906,7 +12493,25 @@
           <w:szCs w:val="22"/>
         </w:rPr>
         <w:br/>
-        <w:t>Use NOT EXISTS or LEFT JOIN.</w:t>
+        <w:t xml:space="preserve">Use NOT EXISTS or LEFT </w:t>
+      </w:r>
+      <w:proofErr w:type="gramStart"/>
+      <w:r>
+        <w:rPr>
+          <w:rFonts w:asciiTheme="minorHAnsi" w:hAnsiTheme="minorHAnsi" w:cstheme="minorHAnsi"/>
+          <w:sz w:val="22"/>
+          <w:szCs w:val="22"/>
+        </w:rPr>
+        <w:t>JOIN</w:t>
+      </w:r>
+      <w:proofErr w:type="gramEnd"/>
+      <w:r>
+        <w:rPr>
+          <w:rFonts w:asciiTheme="minorHAnsi" w:hAnsiTheme="minorHAnsi" w:cstheme="minorHAnsi"/>
+          <w:sz w:val="22"/>
+          <w:szCs w:val="22"/>
+        </w:rPr>
+        <w:t>.</w:t>
       </w:r>
     </w:p>
     <w:p>
@@ -11083,7 +12688,27 @@
           <w:sz w:val="22"/>
           <w:szCs w:val="22"/>
         </w:rPr>
-        <w:t xml:space="preserve"> b.emp_id </w:t>
+        <w:t xml:space="preserve"> </w:t>
+      </w:r>
+      <w:proofErr w:type="spellStart"/>
+      <w:r>
+        <w:rPr>
+          <w:rStyle w:val="HTMLCode"/>
+          <w:rFonts w:asciiTheme="minorHAnsi" w:hAnsiTheme="minorHAnsi" w:cstheme="minorHAnsi"/>
+          <w:sz w:val="22"/>
+          <w:szCs w:val="22"/>
+        </w:rPr>
+        <w:t>b.emp_id</w:t>
+      </w:r>
+      <w:proofErr w:type="spellEnd"/>
+      <w:r>
+        <w:rPr>
+          <w:rStyle w:val="HTMLCode"/>
+          <w:rFonts w:asciiTheme="minorHAnsi" w:hAnsiTheme="minorHAnsi" w:cstheme="minorHAnsi"/>
+          <w:sz w:val="22"/>
+          <w:szCs w:val="22"/>
+        </w:rPr>
+        <w:t xml:space="preserve"> </w:t>
       </w:r>
       <w:r>
         <w:rPr>
@@ -11101,8 +12726,19 @@
           <w:sz w:val="22"/>
           <w:szCs w:val="22"/>
         </w:rPr>
-        <w:t xml:space="preserve"> e.emp_id</w:t>
-      </w:r>
+        <w:t xml:space="preserve"> </w:t>
+      </w:r>
+      <w:proofErr w:type="spellStart"/>
+      <w:r>
+        <w:rPr>
+          <w:rStyle w:val="HTMLCode"/>
+          <w:rFonts w:asciiTheme="minorHAnsi" w:hAnsiTheme="minorHAnsi" w:cstheme="minorHAnsi"/>
+          <w:sz w:val="22"/>
+          <w:szCs w:val="22"/>
+        </w:rPr>
+        <w:t>e.emp_id</w:t>
+      </w:r>
+      <w:proofErr w:type="spellEnd"/>
     </w:p>
     <w:p>
       <w:pPr>
@@ -11166,6 +12802,7 @@
           <w:szCs w:val="22"/>
         </w:rPr>
       </w:pPr>
+      <w:proofErr w:type="gramStart"/>
       <w:r>
         <w:rPr>
           <w:rFonts w:asciiTheme="minorHAnsi" w:hAnsiTheme="minorHAnsi" w:cstheme="minorHAnsi"/>
@@ -11181,8 +12818,27 @@
           <w:szCs w:val="22"/>
         </w:rPr>
         <w:br/>
-        <w:t>NOT IN fails if subquery returns NULL.</w:t>
-      </w:r>
+        <w:t xml:space="preserve">NOT IN fails if </w:t>
+      </w:r>
+      <w:proofErr w:type="spellStart"/>
+      <w:r>
+        <w:rPr>
+          <w:rFonts w:asciiTheme="minorHAnsi" w:hAnsiTheme="minorHAnsi" w:cstheme="minorHAnsi"/>
+          <w:sz w:val="22"/>
+          <w:szCs w:val="22"/>
+        </w:rPr>
+        <w:t>subquery</w:t>
+      </w:r>
+      <w:proofErr w:type="spellEnd"/>
+      <w:r>
+        <w:rPr>
+          <w:rFonts w:asciiTheme="minorHAnsi" w:hAnsiTheme="minorHAnsi" w:cstheme="minorHAnsi"/>
+          <w:sz w:val="22"/>
+          <w:szCs w:val="22"/>
+        </w:rPr>
+        <w:t xml:space="preserve"> returns NULL.</w:t>
+      </w:r>
+      <w:proofErr w:type="gramEnd"/>
       <w:r>
         <w:rPr>
           <w:rFonts w:asciiTheme="minorHAnsi" w:hAnsiTheme="minorHAnsi" w:cstheme="minorHAnsi"/>
@@ -11263,14 +12919,25 @@
           <w:szCs w:val="22"/>
         </w:rPr>
       </w:pPr>
-      <w:r>
-        <w:rPr>
-          <w:rStyle w:val="HTMLCode"/>
-          <w:rFonts w:asciiTheme="minorHAnsi" w:hAnsiTheme="minorHAnsi" w:cstheme="minorHAnsi"/>
-          <w:sz w:val="22"/>
-          <w:szCs w:val="22"/>
-        </w:rPr>
-        <w:t xml:space="preserve">login_date </w:t>
+      <w:proofErr w:type="spellStart"/>
+      <w:r>
+        <w:rPr>
+          <w:rStyle w:val="HTMLCode"/>
+          <w:rFonts w:asciiTheme="minorHAnsi" w:hAnsiTheme="minorHAnsi" w:cstheme="minorHAnsi"/>
+          <w:sz w:val="22"/>
+          <w:szCs w:val="22"/>
+        </w:rPr>
+        <w:t>login_date</w:t>
+      </w:r>
+      <w:proofErr w:type="spellEnd"/>
+      <w:r>
+        <w:rPr>
+          <w:rStyle w:val="HTMLCode"/>
+          <w:rFonts w:asciiTheme="minorHAnsi" w:hAnsiTheme="minorHAnsi" w:cstheme="minorHAnsi"/>
+          <w:sz w:val="22"/>
+          <w:szCs w:val="22"/>
+        </w:rPr>
+        <w:t xml:space="preserve"> </w:t>
       </w:r>
       <w:r>
         <w:rPr>
@@ -11297,16 +12964,36 @@
           <w:sz w:val="22"/>
           <w:szCs w:val="22"/>
         </w:rPr>
-        <w:t>ROW_NUMBER</w:t>
-      </w:r>
-      <w:r>
-        <w:rPr>
-          <w:rStyle w:val="HTMLCode"/>
-          <w:rFonts w:asciiTheme="minorHAnsi" w:hAnsiTheme="minorHAnsi" w:cstheme="minorHAnsi"/>
-          <w:sz w:val="22"/>
-          <w:szCs w:val="22"/>
-        </w:rPr>
-        <w:t xml:space="preserve">() </w:t>
+        <w:t>ROW_</w:t>
+      </w:r>
+      <w:proofErr w:type="gramStart"/>
+      <w:r>
+        <w:rPr>
+          <w:rStyle w:val="hljs-builtin"/>
+          <w:rFonts w:asciiTheme="minorHAnsi" w:hAnsiTheme="minorHAnsi" w:cstheme="minorHAnsi"/>
+          <w:sz w:val="22"/>
+          <w:szCs w:val="22"/>
+        </w:rPr>
+        <w:t>NUMBER</w:t>
+      </w:r>
+      <w:r>
+        <w:rPr>
+          <w:rStyle w:val="HTMLCode"/>
+          <w:rFonts w:asciiTheme="minorHAnsi" w:hAnsiTheme="minorHAnsi" w:cstheme="minorHAnsi"/>
+          <w:sz w:val="22"/>
+          <w:szCs w:val="22"/>
+        </w:rPr>
+        <w:t>(</w:t>
+      </w:r>
+      <w:proofErr w:type="gramEnd"/>
+      <w:r>
+        <w:rPr>
+          <w:rStyle w:val="HTMLCode"/>
+          <w:rFonts w:asciiTheme="minorHAnsi" w:hAnsiTheme="minorHAnsi" w:cstheme="minorHAnsi"/>
+          <w:sz w:val="22"/>
+          <w:szCs w:val="22"/>
+        </w:rPr>
+        <w:t xml:space="preserve">) </w:t>
       </w:r>
       <w:r>
         <w:rPr>
@@ -11360,7 +13047,27 @@
           <w:sz w:val="22"/>
           <w:szCs w:val="22"/>
         </w:rPr>
-        <w:t xml:space="preserve"> user_id </w:t>
+        <w:t xml:space="preserve"> </w:t>
+      </w:r>
+      <w:proofErr w:type="spellStart"/>
+      <w:r>
+        <w:rPr>
+          <w:rStyle w:val="HTMLCode"/>
+          <w:rFonts w:asciiTheme="minorHAnsi" w:hAnsiTheme="minorHAnsi" w:cstheme="minorHAnsi"/>
+          <w:sz w:val="22"/>
+          <w:szCs w:val="22"/>
+        </w:rPr>
+        <w:t>user_id</w:t>
+      </w:r>
+      <w:proofErr w:type="spellEnd"/>
+      <w:r>
+        <w:rPr>
+          <w:rStyle w:val="HTMLCode"/>
+          <w:rFonts w:asciiTheme="minorHAnsi" w:hAnsiTheme="minorHAnsi" w:cstheme="minorHAnsi"/>
+          <w:sz w:val="22"/>
+          <w:szCs w:val="22"/>
+        </w:rPr>
+        <w:t xml:space="preserve"> </w:t>
       </w:r>
       <w:r>
         <w:rPr>
@@ -11396,7 +13103,27 @@
           <w:sz w:val="22"/>
           <w:szCs w:val="22"/>
         </w:rPr>
-        <w:t xml:space="preserve"> login_date)</w:t>
+        <w:t xml:space="preserve"> </w:t>
+      </w:r>
+      <w:proofErr w:type="spellStart"/>
+      <w:r>
+        <w:rPr>
+          <w:rStyle w:val="HTMLCode"/>
+          <w:rFonts w:asciiTheme="minorHAnsi" w:hAnsiTheme="minorHAnsi" w:cstheme="minorHAnsi"/>
+          <w:sz w:val="22"/>
+          <w:szCs w:val="22"/>
+        </w:rPr>
+        <w:t>login_date</w:t>
+      </w:r>
+      <w:proofErr w:type="spellEnd"/>
+      <w:r>
+        <w:rPr>
+          <w:rStyle w:val="HTMLCode"/>
+          <w:rFonts w:asciiTheme="minorHAnsi" w:hAnsiTheme="minorHAnsi" w:cstheme="minorHAnsi"/>
+          <w:sz w:val="22"/>
+          <w:szCs w:val="22"/>
+        </w:rPr>
+        <w:t>)</w:t>
       </w:r>
     </w:p>
     <w:p>
@@ -11487,14 +13214,25 @@
           <w:szCs w:val="22"/>
         </w:rPr>
       </w:pPr>
-      <w:r>
-        <w:rPr>
-          <w:rStyle w:val="HTMLCode"/>
-          <w:rFonts w:asciiTheme="minorHAnsi" w:hAnsiTheme="minorHAnsi" w:cstheme="minorHAnsi"/>
-          <w:sz w:val="22"/>
-          <w:szCs w:val="22"/>
-        </w:rPr>
-        <w:t xml:space="preserve">login_date </w:t>
+      <w:proofErr w:type="spellStart"/>
+      <w:r>
+        <w:rPr>
+          <w:rStyle w:val="HTMLCode"/>
+          <w:rFonts w:asciiTheme="minorHAnsi" w:hAnsiTheme="minorHAnsi" w:cstheme="minorHAnsi"/>
+          <w:sz w:val="22"/>
+          <w:szCs w:val="22"/>
+        </w:rPr>
+        <w:t>login_date</w:t>
+      </w:r>
+      <w:proofErr w:type="spellEnd"/>
+      <w:r>
+        <w:rPr>
+          <w:rStyle w:val="HTMLCode"/>
+          <w:rFonts w:asciiTheme="minorHAnsi" w:hAnsiTheme="minorHAnsi" w:cstheme="minorHAnsi"/>
+          <w:sz w:val="22"/>
+          <w:szCs w:val="22"/>
+        </w:rPr>
+        <w:t xml:space="preserve"> </w:t>
       </w:r>
       <w:r>
         <w:rPr>
@@ -11514,6 +13252,7 @@
         </w:rPr>
         <w:t xml:space="preserve"> </w:t>
       </w:r>
+      <w:proofErr w:type="gramStart"/>
       <w:r>
         <w:rPr>
           <w:rStyle w:val="hljs-builtin"/>
@@ -11530,7 +13269,28 @@
           <w:sz w:val="22"/>
           <w:szCs w:val="22"/>
         </w:rPr>
-        <w:t>(login_date)</w:t>
+        <w:t>(</w:t>
+      </w:r>
+      <w:proofErr w:type="spellStart"/>
+      <w:proofErr w:type="gramEnd"/>
+      <w:r>
+        <w:rPr>
+          <w:rStyle w:val="HTMLCode"/>
+          <w:rFonts w:asciiTheme="minorHAnsi" w:hAnsiTheme="minorHAnsi" w:cstheme="minorHAnsi"/>
+          <w:sz w:val="22"/>
+          <w:szCs w:val="22"/>
+        </w:rPr>
+        <w:t>login_date</w:t>
+      </w:r>
+      <w:proofErr w:type="spellEnd"/>
+      <w:r>
+        <w:rPr>
+          <w:rStyle w:val="HTMLCode"/>
+          <w:rFonts w:asciiTheme="minorHAnsi" w:hAnsiTheme="minorHAnsi" w:cstheme="minorHAnsi"/>
+          <w:sz w:val="22"/>
+          <w:szCs w:val="22"/>
+        </w:rPr>
+        <w:t>)</w:t>
       </w:r>
     </w:p>
     <w:p>
@@ -11623,7 +13383,25 @@
           <w:sz w:val="22"/>
           <w:szCs w:val="22"/>
         </w:rPr>
-        <w:t>67. Why ORDER BY inside subquery is ignored</w:t>
+        <w:t xml:space="preserve">67. Why ORDER BY inside </w:t>
+      </w:r>
+      <w:proofErr w:type="spellStart"/>
+      <w:r>
+        <w:rPr>
+          <w:rFonts w:asciiTheme="minorHAnsi" w:hAnsiTheme="minorHAnsi" w:cstheme="minorHAnsi"/>
+          <w:sz w:val="22"/>
+          <w:szCs w:val="22"/>
+        </w:rPr>
+        <w:t>subquery</w:t>
+      </w:r>
+      <w:proofErr w:type="spellEnd"/>
+      <w:r>
+        <w:rPr>
+          <w:rFonts w:asciiTheme="minorHAnsi" w:hAnsiTheme="minorHAnsi" w:cstheme="minorHAnsi"/>
+          <w:sz w:val="22"/>
+          <w:szCs w:val="22"/>
+        </w:rPr>
+        <w:t xml:space="preserve"> is ignored</w:t>
       </w:r>
     </w:p>
     <w:p>
@@ -11724,14 +13502,25 @@
           <w:szCs w:val="22"/>
         </w:rPr>
       </w:pPr>
-      <w:r>
-        <w:rPr>
-          <w:rStyle w:val="HTMLCode"/>
-          <w:rFonts w:asciiTheme="minorHAnsi" w:hAnsiTheme="minorHAnsi" w:cstheme="minorHAnsi"/>
-          <w:sz w:val="22"/>
-          <w:szCs w:val="22"/>
-        </w:rPr>
-        <w:t xml:space="preserve">salary </w:t>
+      <w:proofErr w:type="gramStart"/>
+      <w:r>
+        <w:rPr>
+          <w:rStyle w:val="HTMLCode"/>
+          <w:rFonts w:asciiTheme="minorHAnsi" w:hAnsiTheme="minorHAnsi" w:cstheme="minorHAnsi"/>
+          <w:sz w:val="22"/>
+          <w:szCs w:val="22"/>
+        </w:rPr>
+        <w:t>salary</w:t>
+      </w:r>
+      <w:proofErr w:type="gramEnd"/>
+      <w:r>
+        <w:rPr>
+          <w:rStyle w:val="HTMLCode"/>
+          <w:rFonts w:asciiTheme="minorHAnsi" w:hAnsiTheme="minorHAnsi" w:cstheme="minorHAnsi"/>
+          <w:sz w:val="22"/>
+          <w:szCs w:val="22"/>
+        </w:rPr>
+        <w:t xml:space="preserve"> </w:t>
       </w:r>
       <w:r>
         <w:rPr>
@@ -11854,7 +13643,25 @@
           <w:sz w:val="22"/>
           <w:szCs w:val="22"/>
         </w:rPr>
-        <w:t>69. Difference between COUNT(*) and COUNT(1)</w:t>
+        <w:t xml:space="preserve">69. Difference between </w:t>
+      </w:r>
+      <w:proofErr w:type="gramStart"/>
+      <w:r>
+        <w:rPr>
+          <w:rFonts w:asciiTheme="minorHAnsi" w:hAnsiTheme="minorHAnsi" w:cstheme="minorHAnsi"/>
+          <w:sz w:val="22"/>
+          <w:szCs w:val="22"/>
+        </w:rPr>
+        <w:t>COUNT(</w:t>
+      </w:r>
+      <w:proofErr w:type="gramEnd"/>
+      <w:r>
+        <w:rPr>
+          <w:rFonts w:asciiTheme="minorHAnsi" w:hAnsiTheme="minorHAnsi" w:cstheme="minorHAnsi"/>
+          <w:sz w:val="22"/>
+          <w:szCs w:val="22"/>
+        </w:rPr>
+        <w:t>*) and COUNT(1)</w:t>
       </w:r>
     </w:p>
     <w:p>
@@ -12077,16 +13884,36 @@
           <w:sz w:val="22"/>
           <w:szCs w:val="22"/>
         </w:rPr>
-        <w:t>DENSE_RANK</w:t>
-      </w:r>
-      <w:r>
-        <w:rPr>
-          <w:rStyle w:val="HTMLCode"/>
-          <w:rFonts w:asciiTheme="minorHAnsi" w:hAnsiTheme="minorHAnsi" w:cstheme="minorHAnsi"/>
-          <w:sz w:val="22"/>
-          <w:szCs w:val="22"/>
-        </w:rPr>
-        <w:t xml:space="preserve">() </w:t>
+        <w:t>DENSE_</w:t>
+      </w:r>
+      <w:proofErr w:type="gramStart"/>
+      <w:r>
+        <w:rPr>
+          <w:rStyle w:val="hljs-builtin"/>
+          <w:rFonts w:asciiTheme="minorHAnsi" w:hAnsiTheme="minorHAnsi" w:cstheme="minorHAnsi"/>
+          <w:sz w:val="22"/>
+          <w:szCs w:val="22"/>
+        </w:rPr>
+        <w:t>RANK</w:t>
+      </w:r>
+      <w:r>
+        <w:rPr>
+          <w:rStyle w:val="HTMLCode"/>
+          <w:rFonts w:asciiTheme="minorHAnsi" w:hAnsiTheme="minorHAnsi" w:cstheme="minorHAnsi"/>
+          <w:sz w:val="22"/>
+          <w:szCs w:val="22"/>
+        </w:rPr>
+        <w:t>(</w:t>
+      </w:r>
+      <w:proofErr w:type="gramEnd"/>
+      <w:r>
+        <w:rPr>
+          <w:rStyle w:val="HTMLCode"/>
+          <w:rFonts w:asciiTheme="minorHAnsi" w:hAnsiTheme="minorHAnsi" w:cstheme="minorHAnsi"/>
+          <w:sz w:val="22"/>
+          <w:szCs w:val="22"/>
+        </w:rPr>
+        <w:t xml:space="preserve">) </w:t>
       </w:r>
       <w:r>
         <w:rPr>
@@ -12173,7 +14000,24 @@
           <w:szCs w:val="22"/>
         </w:rPr>
         <w:br/>
-        <w:t>It behaves like DISTINCT on grouped columns.</w:t>
+      </w:r>
+      <w:proofErr w:type="gramStart"/>
+      <w:r>
+        <w:rPr>
+          <w:rFonts w:asciiTheme="minorHAnsi" w:hAnsiTheme="minorHAnsi" w:cstheme="minorHAnsi"/>
+          <w:sz w:val="22"/>
+          <w:szCs w:val="22"/>
+        </w:rPr>
+        <w:t>It</w:t>
+      </w:r>
+      <w:proofErr w:type="gramEnd"/>
+      <w:r>
+        <w:rPr>
+          <w:rFonts w:asciiTheme="minorHAnsi" w:hAnsiTheme="minorHAnsi" w:cstheme="minorHAnsi"/>
+          <w:sz w:val="22"/>
+          <w:szCs w:val="22"/>
+        </w:rPr>
+        <w:t xml:space="preserve"> behaves like DISTINCT on grouped columns.</w:t>
       </w:r>
     </w:p>
     <w:p>
@@ -12280,7 +14124,27 @@
           <w:sz w:val="22"/>
           <w:szCs w:val="22"/>
         </w:rPr>
-        <w:t xml:space="preserve"> e.manager_id </w:t>
+        <w:t xml:space="preserve"> </w:t>
+      </w:r>
+      <w:proofErr w:type="spellStart"/>
+      <w:r>
+        <w:rPr>
+          <w:rStyle w:val="HTMLCode"/>
+          <w:rFonts w:asciiTheme="minorHAnsi" w:hAnsiTheme="minorHAnsi" w:cstheme="minorHAnsi"/>
+          <w:sz w:val="22"/>
+          <w:szCs w:val="22"/>
+        </w:rPr>
+        <w:t>e.manager_id</w:t>
+      </w:r>
+      <w:proofErr w:type="spellEnd"/>
+      <w:r>
+        <w:rPr>
+          <w:rStyle w:val="HTMLCode"/>
+          <w:rFonts w:asciiTheme="minorHAnsi" w:hAnsiTheme="minorHAnsi" w:cstheme="minorHAnsi"/>
+          <w:sz w:val="22"/>
+          <w:szCs w:val="22"/>
+        </w:rPr>
+        <w:t xml:space="preserve"> </w:t>
       </w:r>
       <w:r>
         <w:rPr>
@@ -12298,8 +14162,19 @@
           <w:sz w:val="22"/>
           <w:szCs w:val="22"/>
         </w:rPr>
-        <w:t xml:space="preserve"> m.emp_id</w:t>
-      </w:r>
+        <w:t xml:space="preserve"> </w:t>
+      </w:r>
+      <w:proofErr w:type="spellStart"/>
+      <w:r>
+        <w:rPr>
+          <w:rStyle w:val="HTMLCode"/>
+          <w:rFonts w:asciiTheme="minorHAnsi" w:hAnsiTheme="minorHAnsi" w:cstheme="minorHAnsi"/>
+          <w:sz w:val="22"/>
+          <w:szCs w:val="22"/>
+        </w:rPr>
+        <w:t>m.emp_id</w:t>
+      </w:r>
+      <w:proofErr w:type="spellEnd"/>
     </w:p>
     <w:p>
       <w:pPr>
@@ -12331,8 +14206,18 @@
           <w:sz w:val="22"/>
           <w:szCs w:val="22"/>
         </w:rPr>
-        <w:t>74. Difference between SELF JOIN and correlated subquery</w:t>
-      </w:r>
+        <w:t xml:space="preserve">74. Difference between SELF JOIN and correlated </w:t>
+      </w:r>
+      <w:proofErr w:type="spellStart"/>
+      <w:r>
+        <w:rPr>
+          <w:rFonts w:asciiTheme="minorHAnsi" w:hAnsiTheme="minorHAnsi" w:cstheme="minorHAnsi"/>
+          <w:sz w:val="22"/>
+          <w:szCs w:val="22"/>
+        </w:rPr>
+        <w:t>subquery</w:t>
+      </w:r>
+      <w:proofErr w:type="spellEnd"/>
     </w:p>
     <w:p>
       <w:pPr>
@@ -12359,7 +14244,24 @@
           <w:szCs w:val="22"/>
         </w:rPr>
         <w:br/>
-        <w:t>Self join is usually faster and clearer.</w:t>
+      </w:r>
+      <w:proofErr w:type="gramStart"/>
+      <w:r>
+        <w:rPr>
+          <w:rFonts w:asciiTheme="minorHAnsi" w:hAnsiTheme="minorHAnsi" w:cstheme="minorHAnsi"/>
+          <w:sz w:val="22"/>
+          <w:szCs w:val="22"/>
+        </w:rPr>
+        <w:t>Self</w:t>
+      </w:r>
+      <w:proofErr w:type="gramEnd"/>
+      <w:r>
+        <w:rPr>
+          <w:rFonts w:asciiTheme="minorHAnsi" w:hAnsiTheme="minorHAnsi" w:cstheme="minorHAnsi"/>
+          <w:sz w:val="22"/>
+          <w:szCs w:val="22"/>
+        </w:rPr>
+        <w:t xml:space="preserve"> join is usually faster and clearer.</w:t>
       </w:r>
     </w:p>
     <w:p>
@@ -12404,6 +14306,7 @@
           <w:szCs w:val="22"/>
         </w:rPr>
       </w:pPr>
+      <w:proofErr w:type="gramStart"/>
       <w:r>
         <w:rPr>
           <w:rFonts w:asciiTheme="minorHAnsi" w:hAnsiTheme="minorHAnsi" w:cstheme="minorHAnsi"/>
@@ -12421,6 +14324,7 @@
         <w:br/>
         <w:t>Remove top rank using window function, then average.</w:t>
       </w:r>
+      <w:proofErr w:type="gramEnd"/>
     </w:p>
     <w:p>
       <w:pPr>
@@ -12479,7 +14383,24 @@
           <w:szCs w:val="22"/>
         </w:rPr>
         <w:br/>
-        <w:t>It cannot decide which record to keep.</w:t>
+      </w:r>
+      <w:proofErr w:type="gramStart"/>
+      <w:r>
+        <w:rPr>
+          <w:rFonts w:asciiTheme="minorHAnsi" w:hAnsiTheme="minorHAnsi" w:cstheme="minorHAnsi"/>
+          <w:sz w:val="22"/>
+          <w:szCs w:val="22"/>
+        </w:rPr>
+        <w:t>It</w:t>
+      </w:r>
+      <w:proofErr w:type="gramEnd"/>
+      <w:r>
+        <w:rPr>
+          <w:rFonts w:asciiTheme="minorHAnsi" w:hAnsiTheme="minorHAnsi" w:cstheme="minorHAnsi"/>
+          <w:sz w:val="22"/>
+          <w:szCs w:val="22"/>
+        </w:rPr>
+        <w:t xml:space="preserve"> cannot decide which record to keep.</w:t>
       </w:r>
     </w:p>
     <w:p>
@@ -12568,7 +14489,27 @@
           <w:sz w:val="22"/>
           <w:szCs w:val="22"/>
         </w:rPr>
-        <w:t xml:space="preserve"> rnk </w:t>
+        <w:t xml:space="preserve"> </w:t>
+      </w:r>
+      <w:proofErr w:type="spellStart"/>
+      <w:r>
+        <w:rPr>
+          <w:rStyle w:val="HTMLCode"/>
+          <w:rFonts w:asciiTheme="minorHAnsi" w:hAnsiTheme="minorHAnsi" w:cstheme="minorHAnsi"/>
+          <w:sz w:val="22"/>
+          <w:szCs w:val="22"/>
+        </w:rPr>
+        <w:t>rnk</w:t>
+      </w:r>
+      <w:proofErr w:type="spellEnd"/>
+      <w:r>
+        <w:rPr>
+          <w:rStyle w:val="HTMLCode"/>
+          <w:rFonts w:asciiTheme="minorHAnsi" w:hAnsiTheme="minorHAnsi" w:cstheme="minorHAnsi"/>
+          <w:sz w:val="22"/>
+          <w:szCs w:val="22"/>
+        </w:rPr>
+        <w:t xml:space="preserve"> </w:t>
       </w:r>
       <w:r>
         <w:rPr>
@@ -12664,7 +14605,24 @@
           <w:szCs w:val="22"/>
         </w:rPr>
         <w:br/>
-        <w:t>EXISTS only checks presence.</w:t>
+      </w:r>
+      <w:proofErr w:type="gramStart"/>
+      <w:r>
+        <w:rPr>
+          <w:rFonts w:asciiTheme="minorHAnsi" w:hAnsiTheme="minorHAnsi" w:cstheme="minorHAnsi"/>
+          <w:sz w:val="22"/>
+          <w:szCs w:val="22"/>
+        </w:rPr>
+        <w:t>EXISTS</w:t>
+      </w:r>
+      <w:proofErr w:type="gramEnd"/>
+      <w:r>
+        <w:rPr>
+          <w:rFonts w:asciiTheme="minorHAnsi" w:hAnsiTheme="minorHAnsi" w:cstheme="minorHAnsi"/>
+          <w:sz w:val="22"/>
+          <w:szCs w:val="22"/>
+        </w:rPr>
+        <w:t xml:space="preserve"> only checks presence.</w:t>
       </w:r>
     </w:p>
     <w:p>
@@ -12890,6 +14848,7 @@
           <w:szCs w:val="22"/>
         </w:rPr>
       </w:pPr>
+      <w:proofErr w:type="gramStart"/>
       <w:r>
         <w:rPr>
           <w:rFonts w:asciiTheme="minorHAnsi" w:hAnsiTheme="minorHAnsi" w:cstheme="minorHAnsi"/>
@@ -12907,6 +14866,7 @@
         <w:br/>
         <w:t>Aggregate, then rank.</w:t>
       </w:r>
+      <w:proofErr w:type="gramEnd"/>
     </w:p>
     <w:p>
       <w:pPr>
@@ -13250,6 +15210,7 @@
           <w:szCs w:val="22"/>
         </w:rPr>
       </w:pPr>
+      <w:proofErr w:type="gramStart"/>
       <w:r>
         <w:rPr>
           <w:rFonts w:asciiTheme="minorHAnsi" w:hAnsiTheme="minorHAnsi" w:cstheme="minorHAnsi"/>
@@ -13268,6 +15229,7 @@
         <w:br/>
         <w:t>No row-level logging.</w:t>
       </w:r>
+      <w:proofErr w:type="gramEnd"/>
     </w:p>
     <w:p>
       <w:pPr>
@@ -13386,7 +15348,25 @@
           <w:szCs w:val="22"/>
         </w:rPr>
         <w:br/>
-        <w:t>Correlated subquery or window function.</w:t>
+        <w:t xml:space="preserve">Correlated </w:t>
+      </w:r>
+      <w:proofErr w:type="spellStart"/>
+      <w:r>
+        <w:rPr>
+          <w:rFonts w:asciiTheme="minorHAnsi" w:hAnsiTheme="minorHAnsi" w:cstheme="minorHAnsi"/>
+          <w:sz w:val="22"/>
+          <w:szCs w:val="22"/>
+        </w:rPr>
+        <w:t>subquery</w:t>
+      </w:r>
+      <w:proofErr w:type="spellEnd"/>
+      <w:r>
+        <w:rPr>
+          <w:rFonts w:asciiTheme="minorHAnsi" w:hAnsiTheme="minorHAnsi" w:cstheme="minorHAnsi"/>
+          <w:sz w:val="22"/>
+          <w:szCs w:val="22"/>
+        </w:rPr>
+        <w:t xml:space="preserve"> or window function.</w:t>
       </w:r>
     </w:p>
     <w:p>
@@ -13419,7 +15399,27 @@
           <w:sz w:val="22"/>
           <w:szCs w:val="22"/>
         </w:rPr>
-        <w:t>91. Why indexes are not used with LIKE '%abc'</w:t>
+        <w:t>91. Why indexes are not used with LIKE '%</w:t>
+      </w:r>
+      <w:proofErr w:type="spellStart"/>
+      <w:proofErr w:type="gramStart"/>
+      <w:r>
+        <w:rPr>
+          <w:rFonts w:asciiTheme="minorHAnsi" w:hAnsiTheme="minorHAnsi" w:cstheme="minorHAnsi"/>
+          <w:sz w:val="22"/>
+          <w:szCs w:val="22"/>
+        </w:rPr>
+        <w:t>abc</w:t>
+      </w:r>
+      <w:proofErr w:type="spellEnd"/>
+      <w:proofErr w:type="gramEnd"/>
+      <w:r>
+        <w:rPr>
+          <w:rFonts w:asciiTheme="minorHAnsi" w:hAnsiTheme="minorHAnsi" w:cstheme="minorHAnsi"/>
+          <w:sz w:val="22"/>
+          <w:szCs w:val="22"/>
+        </w:rPr>
+        <w:t>'</w:t>
       </w:r>
     </w:p>
     <w:p>
@@ -13446,7 +15446,24 @@
           <w:szCs w:val="22"/>
         </w:rPr>
         <w:br/>
-        <w:t>Leading wildcard breaks index seek.</w:t>
+      </w:r>
+      <w:proofErr w:type="gramStart"/>
+      <w:r>
+        <w:rPr>
+          <w:rFonts w:asciiTheme="minorHAnsi" w:hAnsiTheme="minorHAnsi" w:cstheme="minorHAnsi"/>
+          <w:sz w:val="22"/>
+          <w:szCs w:val="22"/>
+        </w:rPr>
+        <w:t>Leading</w:t>
+      </w:r>
+      <w:proofErr w:type="gramEnd"/>
+      <w:r>
+        <w:rPr>
+          <w:rFonts w:asciiTheme="minorHAnsi" w:hAnsiTheme="minorHAnsi" w:cstheme="minorHAnsi"/>
+          <w:sz w:val="22"/>
+          <w:szCs w:val="22"/>
+        </w:rPr>
+        <w:t xml:space="preserve"> wildcard breaks index seek.</w:t>
       </w:r>
     </w:p>
     <w:p>
@@ -13539,7 +15556,25 @@
           <w:sz w:val="22"/>
           <w:szCs w:val="22"/>
         </w:rPr>
-        <w:t>93. Why NULL values affect COUNT(column)</w:t>
+        <w:t xml:space="preserve">93. Why NULL values affect </w:t>
+      </w:r>
+      <w:proofErr w:type="gramStart"/>
+      <w:r>
+        <w:rPr>
+          <w:rFonts w:asciiTheme="minorHAnsi" w:hAnsiTheme="minorHAnsi" w:cstheme="minorHAnsi"/>
+          <w:sz w:val="22"/>
+          <w:szCs w:val="22"/>
+        </w:rPr>
+        <w:t>COUNT(</w:t>
+      </w:r>
+      <w:proofErr w:type="gramEnd"/>
+      <w:r>
+        <w:rPr>
+          <w:rFonts w:asciiTheme="minorHAnsi" w:hAnsiTheme="minorHAnsi" w:cstheme="minorHAnsi"/>
+          <w:sz w:val="22"/>
+          <w:szCs w:val="22"/>
+        </w:rPr>
+        <w:t>column)</w:t>
       </w:r>
     </w:p>
     <w:p>
@@ -13747,7 +15782,25 @@
           <w:szCs w:val="22"/>
         </w:rPr>
         <w:br/>
-        <w:t>GROUP BY email HAVING COUNT(DISTINCT name) &gt; 1.</w:t>
+        <w:t xml:space="preserve">GROUP BY email HAVING </w:t>
+      </w:r>
+      <w:proofErr w:type="gramStart"/>
+      <w:r>
+        <w:rPr>
+          <w:rFonts w:asciiTheme="minorHAnsi" w:hAnsiTheme="minorHAnsi" w:cstheme="minorHAnsi"/>
+          <w:sz w:val="22"/>
+          <w:szCs w:val="22"/>
+        </w:rPr>
+        <w:t>COUNT(</w:t>
+      </w:r>
+      <w:proofErr w:type="gramEnd"/>
+      <w:r>
+        <w:rPr>
+          <w:rFonts w:asciiTheme="minorHAnsi" w:hAnsiTheme="minorHAnsi" w:cstheme="minorHAnsi"/>
+          <w:sz w:val="22"/>
+          <w:szCs w:val="22"/>
+        </w:rPr>
+        <w:t>DISTINCT name) &gt; 1.</w:t>
       </w:r>
     </w:p>
     <w:p>
@@ -13792,6 +15845,7 @@
           <w:szCs w:val="22"/>
         </w:rPr>
       </w:pPr>
+      <w:proofErr w:type="gramStart"/>
       <w:r>
         <w:rPr>
           <w:rFonts w:asciiTheme="minorHAnsi" w:hAnsiTheme="minorHAnsi" w:cstheme="minorHAnsi"/>
@@ -13809,6 +15863,7 @@
         <w:br/>
         <w:t>Compare count of distinct days with total days.</w:t>
       </w:r>
+      <w:proofErr w:type="gramEnd"/>
     </w:p>
     <w:p>
       <w:pPr>
@@ -13867,7 +15922,24 @@
           <w:szCs w:val="22"/>
         </w:rPr>
         <w:br/>
-        <w:t>They allow comparisons without collapsing rows.</w:t>
+      </w:r>
+      <w:proofErr w:type="gramStart"/>
+      <w:r>
+        <w:rPr>
+          <w:rFonts w:asciiTheme="minorHAnsi" w:hAnsiTheme="minorHAnsi" w:cstheme="minorHAnsi"/>
+          <w:sz w:val="22"/>
+          <w:szCs w:val="22"/>
+        </w:rPr>
+        <w:t>They</w:t>
+      </w:r>
+      <w:proofErr w:type="gramEnd"/>
+      <w:r>
+        <w:rPr>
+          <w:rFonts w:asciiTheme="minorHAnsi" w:hAnsiTheme="minorHAnsi" w:cstheme="minorHAnsi"/>
+          <w:sz w:val="22"/>
+          <w:szCs w:val="22"/>
+        </w:rPr>
+        <w:t xml:space="preserve"> allow comparisons without collapsing rows.</w:t>
       </w:r>
     </w:p>
     <w:p>
@@ -13972,6 +16044,7 @@
           <w:szCs w:val="22"/>
         </w:rPr>
       </w:pPr>
+      <w:proofErr w:type="gramStart"/>
       <w:r>
         <w:rPr>
           <w:rFonts w:asciiTheme="minorHAnsi" w:hAnsiTheme="minorHAnsi" w:cstheme="minorHAnsi"/>
@@ -13989,6 +16062,7 @@
         <w:br/>
         <w:t>Use percentile or rank-based logic.</w:t>
       </w:r>
+      <w:proofErr w:type="gramEnd"/>
     </w:p>
     <w:p>
       <w:pPr>
@@ -14162,6 +16236,7 @@
           <w:szCs w:val="22"/>
         </w:rPr>
       </w:pPr>
+      <w:proofErr w:type="gramStart"/>
       <w:r>
         <w:rPr>
           <w:rFonts w:asciiTheme="minorHAnsi" w:hAnsiTheme="minorHAnsi" w:cstheme="minorHAnsi"/>
@@ -14177,8 +16252,27 @@
           <w:szCs w:val="22"/>
         </w:rPr>
         <w:br/>
-        <w:t>GROUP BY join_date HAVING COUNT &gt; 1.</w:t>
-      </w:r>
+        <w:t xml:space="preserve">GROUP BY </w:t>
+      </w:r>
+      <w:proofErr w:type="spellStart"/>
+      <w:r>
+        <w:rPr>
+          <w:rFonts w:asciiTheme="minorHAnsi" w:hAnsiTheme="minorHAnsi" w:cstheme="minorHAnsi"/>
+          <w:sz w:val="22"/>
+          <w:szCs w:val="22"/>
+        </w:rPr>
+        <w:t>join_date</w:t>
+      </w:r>
+      <w:proofErr w:type="spellEnd"/>
+      <w:r>
+        <w:rPr>
+          <w:rFonts w:asciiTheme="minorHAnsi" w:hAnsiTheme="minorHAnsi" w:cstheme="minorHAnsi"/>
+          <w:sz w:val="22"/>
+          <w:szCs w:val="22"/>
+        </w:rPr>
+        <w:t xml:space="preserve"> HAVING COUNT &gt; 1.</w:t>
+      </w:r>
+      <w:proofErr w:type="gramEnd"/>
     </w:p>
     <w:p>
       <w:pPr>
@@ -14237,7 +16331,24 @@
           <w:szCs w:val="22"/>
         </w:rPr>
         <w:br/>
-        <w:t>Deletes all rows.</w:t>
+      </w:r>
+      <w:proofErr w:type="gramStart"/>
+      <w:r>
+        <w:rPr>
+          <w:rFonts w:asciiTheme="minorHAnsi" w:hAnsiTheme="minorHAnsi" w:cstheme="minorHAnsi"/>
+          <w:sz w:val="22"/>
+          <w:szCs w:val="22"/>
+        </w:rPr>
+        <w:t>Deletes</w:t>
+      </w:r>
+      <w:proofErr w:type="gramEnd"/>
+      <w:r>
+        <w:rPr>
+          <w:rFonts w:asciiTheme="minorHAnsi" w:hAnsiTheme="minorHAnsi" w:cstheme="minorHAnsi"/>
+          <w:sz w:val="22"/>
+          <w:szCs w:val="22"/>
+        </w:rPr>
+        <w:t xml:space="preserve"> all rows.</w:t>
       </w:r>
     </w:p>
     <w:p>
@@ -14297,7 +16408,43 @@
           <w:szCs w:val="22"/>
         </w:rPr>
         <w:br/>
-        <w:t>GROUP BY emp_id HAVING COUNT(DISTINCT department) &gt; 1.</w:t>
+        <w:t xml:space="preserve">GROUP BY </w:t>
+      </w:r>
+      <w:proofErr w:type="spellStart"/>
+      <w:r>
+        <w:rPr>
+          <w:rFonts w:asciiTheme="minorHAnsi" w:hAnsiTheme="minorHAnsi" w:cstheme="minorHAnsi"/>
+          <w:sz w:val="22"/>
+          <w:szCs w:val="22"/>
+        </w:rPr>
+        <w:t>emp_id</w:t>
+      </w:r>
+      <w:proofErr w:type="spellEnd"/>
+      <w:r>
+        <w:rPr>
+          <w:rFonts w:asciiTheme="minorHAnsi" w:hAnsiTheme="minorHAnsi" w:cstheme="minorHAnsi"/>
+          <w:sz w:val="22"/>
+          <w:szCs w:val="22"/>
+        </w:rPr>
+        <w:t xml:space="preserve"> HAVING </w:t>
+      </w:r>
+      <w:proofErr w:type="gramStart"/>
+      <w:r>
+        <w:rPr>
+          <w:rFonts w:asciiTheme="minorHAnsi" w:hAnsiTheme="minorHAnsi" w:cstheme="minorHAnsi"/>
+          <w:sz w:val="22"/>
+          <w:szCs w:val="22"/>
+        </w:rPr>
+        <w:t>COUNT(</w:t>
+      </w:r>
+      <w:proofErr w:type="gramEnd"/>
+      <w:r>
+        <w:rPr>
+          <w:rFonts w:asciiTheme="minorHAnsi" w:hAnsiTheme="minorHAnsi" w:cstheme="minorHAnsi"/>
+          <w:sz w:val="22"/>
+          <w:szCs w:val="22"/>
+        </w:rPr>
+        <w:t>DISTINCT department) &gt; 1.</w:t>
       </w:r>
     </w:p>
     <w:p>
@@ -14330,7 +16477,25 @@
           <w:sz w:val="22"/>
           <w:szCs w:val="22"/>
         </w:rPr>
-        <w:t>106. Why correlated subquery sometimes unavoidable</w:t>
+        <w:t xml:space="preserve">106. Why correlated </w:t>
+      </w:r>
+      <w:proofErr w:type="spellStart"/>
+      <w:r>
+        <w:rPr>
+          <w:rFonts w:asciiTheme="minorHAnsi" w:hAnsiTheme="minorHAnsi" w:cstheme="minorHAnsi"/>
+          <w:sz w:val="22"/>
+          <w:szCs w:val="22"/>
+        </w:rPr>
+        <w:t>subquery</w:t>
+      </w:r>
+      <w:proofErr w:type="spellEnd"/>
+      <w:r>
+        <w:rPr>
+          <w:rFonts w:asciiTheme="minorHAnsi" w:hAnsiTheme="minorHAnsi" w:cstheme="minorHAnsi"/>
+          <w:sz w:val="22"/>
+          <w:szCs w:val="22"/>
+        </w:rPr>
+        <w:t xml:space="preserve"> sometimes unavoidable</w:t>
       </w:r>
     </w:p>
     <w:p>
@@ -14357,7 +16522,24 @@
           <w:szCs w:val="22"/>
         </w:rPr>
         <w:br/>
-        <w:t>When comparison is row-specific.</w:t>
+      </w:r>
+      <w:proofErr w:type="gramStart"/>
+      <w:r>
+        <w:rPr>
+          <w:rFonts w:asciiTheme="minorHAnsi" w:hAnsiTheme="minorHAnsi" w:cstheme="minorHAnsi"/>
+          <w:sz w:val="22"/>
+          <w:szCs w:val="22"/>
+        </w:rPr>
+        <w:t>When</w:t>
+      </w:r>
+      <w:proofErr w:type="gramEnd"/>
+      <w:r>
+        <w:rPr>
+          <w:rFonts w:asciiTheme="minorHAnsi" w:hAnsiTheme="minorHAnsi" w:cstheme="minorHAnsi"/>
+          <w:sz w:val="22"/>
+          <w:szCs w:val="22"/>
+        </w:rPr>
+        <w:t xml:space="preserve"> comparison is row-specific.</w:t>
       </w:r>
     </w:p>
     <w:p>
@@ -14417,7 +16599,34 @@
           <w:szCs w:val="22"/>
         </w:rPr>
         <w:br/>
-        <w:t>MIN(order_date) GROUP BY customer.</w:t>
+      </w:r>
+      <w:proofErr w:type="gramStart"/>
+      <w:r>
+        <w:rPr>
+          <w:rFonts w:asciiTheme="minorHAnsi" w:hAnsiTheme="minorHAnsi" w:cstheme="minorHAnsi"/>
+          <w:sz w:val="22"/>
+          <w:szCs w:val="22"/>
+        </w:rPr>
+        <w:t>MIN(</w:t>
+      </w:r>
+      <w:proofErr w:type="spellStart"/>
+      <w:proofErr w:type="gramEnd"/>
+      <w:r>
+        <w:rPr>
+          <w:rFonts w:asciiTheme="minorHAnsi" w:hAnsiTheme="minorHAnsi" w:cstheme="minorHAnsi"/>
+          <w:sz w:val="22"/>
+          <w:szCs w:val="22"/>
+        </w:rPr>
+        <w:t>order_date</w:t>
+      </w:r>
+      <w:proofErr w:type="spellEnd"/>
+      <w:r>
+        <w:rPr>
+          <w:rFonts w:asciiTheme="minorHAnsi" w:hAnsiTheme="minorHAnsi" w:cstheme="minorHAnsi"/>
+          <w:sz w:val="22"/>
+          <w:szCs w:val="22"/>
+        </w:rPr>
+        <w:t>) GROUP BY customer.</w:t>
       </w:r>
     </w:p>
     <w:p>
@@ -14462,6 +16671,7 @@
           <w:szCs w:val="22"/>
         </w:rPr>
       </w:pPr>
+      <w:proofErr w:type="gramStart"/>
       <w:r>
         <w:rPr>
           <w:rFonts w:asciiTheme="minorHAnsi" w:hAnsiTheme="minorHAnsi" w:cstheme="minorHAnsi"/>
@@ -14479,6 +16689,7 @@
         <w:br/>
         <w:t>NULL-safe.</w:t>
       </w:r>
+      <w:proofErr w:type="gramEnd"/>
     </w:p>
     <w:p>
       <w:pPr>
@@ -14598,8 +16809,18 @@
           <w:szCs w:val="22"/>
         </w:rPr>
         <w:br/>
-        <w:t>If you master:</w:t>
-      </w:r>
+        <w:t>If you master</w:t>
+      </w:r>
+      <w:proofErr w:type="gramStart"/>
+      <w:r>
+        <w:rPr>
+          <w:rFonts w:asciiTheme="minorHAnsi" w:hAnsiTheme="minorHAnsi" w:cstheme="minorHAnsi"/>
+          <w:sz w:val="22"/>
+          <w:szCs w:val="22"/>
+        </w:rPr>
+        <w:t>:</w:t>
+      </w:r>
+      <w:proofErr w:type="gramEnd"/>
       <w:r>
         <w:rPr>
           <w:rFonts w:asciiTheme="minorHAnsi" w:hAnsiTheme="minorHAnsi" w:cstheme="minorHAnsi"/>
@@ -14609,8 +16830,6 @@
         <w:br/>
         <w:t>• Window functions</w:t>
       </w:r>
-      <w:bookmarkStart w:id="0" w:name="_GoBack"/>
-      <w:bookmarkEnd w:id="0"/>
       <w:r>
         <w:rPr>
           <w:rFonts w:asciiTheme="minorHAnsi" w:hAnsiTheme="minorHAnsi" w:cstheme="minorHAnsi"/>
